--- a/docs/LCM Finance Handbook.docx
+++ b/docs/LCM Finance Handbook.docx
@@ -87,7 +87,7 @@
       <w:r>
         <w:fldChar w:fldCharType="separate"/>
       </w:r>
-      <w:hyperlink w:anchor="_Toc240640173" w:history="1">
+      <w:hyperlink w:anchor="_Toc240642051" w:history="1">
         <w:r>
           <w:rPr>
             <w:rStyle w:val="Hyperlink"/>
@@ -115,7 +115,7 @@
             <w:noProof/>
             <w:webHidden/>
           </w:rPr>
-          <w:instrText xml:space="preserve"> PAGEREF _Toc240640173 \h </w:instrText>
+          <w:instrText xml:space="preserve"> PAGEREF _Toc240642051 \h </w:instrText>
         </w:r>
         <w:r>
           <w:rPr>
@@ -163,7 +163,7 @@
           <w14:ligatures w14:val="standardContextual"/>
         </w:rPr>
       </w:pPr>
-      <w:hyperlink w:anchor="_Toc240640174" w:history="1">
+      <w:hyperlink w:anchor="_Toc240642052" w:history="1">
         <w:r>
           <w:rPr>
             <w:rStyle w:val="Hyperlink"/>
@@ -191,7 +191,7 @@
             <w:noProof/>
             <w:webHidden/>
           </w:rPr>
-          <w:instrText xml:space="preserve"> PAGEREF _Toc240640174 \h </w:instrText>
+          <w:instrText xml:space="preserve"> PAGEREF _Toc240642052 \h </w:instrText>
         </w:r>
         <w:r>
           <w:rPr>
@@ -239,7 +239,7 @@
           <w14:ligatures w14:val="standardContextual"/>
         </w:rPr>
       </w:pPr>
-      <w:hyperlink w:anchor="_Toc240640175" w:history="1">
+      <w:hyperlink w:anchor="_Toc240642053" w:history="1">
         <w:r>
           <w:rPr>
             <w:rStyle w:val="Hyperlink"/>
@@ -267,7 +267,7 @@
             <w:noProof/>
             <w:webHidden/>
           </w:rPr>
-          <w:instrText xml:space="preserve"> PAGEREF _Toc240640175 \h </w:instrText>
+          <w:instrText xml:space="preserve"> PAGEREF _Toc240642053 \h </w:instrText>
         </w:r>
         <w:r>
           <w:rPr>
@@ -315,7 +315,7 @@
           <w14:ligatures w14:val="standardContextual"/>
         </w:rPr>
       </w:pPr>
-      <w:hyperlink w:anchor="_Toc240640176" w:history="1">
+      <w:hyperlink w:anchor="_Toc240642054" w:history="1">
         <w:r>
           <w:rPr>
             <w:rStyle w:val="Hyperlink"/>
@@ -343,7 +343,7 @@
             <w:noProof/>
             <w:webHidden/>
           </w:rPr>
-          <w:instrText xml:space="preserve"> PAGEREF _Toc240640176 \h </w:instrText>
+          <w:instrText xml:space="preserve"> PAGEREF _Toc240642054 \h </w:instrText>
         </w:r>
         <w:r>
           <w:rPr>
@@ -363,7 +363,7 @@
             <w:noProof/>
             <w:webHidden/>
           </w:rPr>
-          <w:t>5</w:t>
+          <w:t>6</w:t>
         </w:r>
         <w:r>
           <w:rPr>
@@ -391,7 +391,7 @@
           <w14:ligatures w14:val="standardContextual"/>
         </w:rPr>
       </w:pPr>
-      <w:hyperlink w:anchor="_Toc240640177" w:history="1">
+      <w:hyperlink w:anchor="_Toc240642055" w:history="1">
         <w:r>
           <w:rPr>
             <w:rStyle w:val="Hyperlink"/>
@@ -419,7 +419,7 @@
             <w:noProof/>
             <w:webHidden/>
           </w:rPr>
-          <w:instrText xml:space="preserve"> PAGEREF _Toc240640177 \h </w:instrText>
+          <w:instrText xml:space="preserve"> PAGEREF _Toc240642055 \h </w:instrText>
         </w:r>
         <w:r>
           <w:rPr>
@@ -439,7 +439,7 @@
             <w:noProof/>
             <w:webHidden/>
           </w:rPr>
-          <w:t>6</w:t>
+          <w:t>7</w:t>
         </w:r>
         <w:r>
           <w:rPr>
@@ -467,7 +467,7 @@
           <w14:ligatures w14:val="standardContextual"/>
         </w:rPr>
       </w:pPr>
-      <w:hyperlink w:anchor="_Toc240640178" w:history="1">
+      <w:hyperlink w:anchor="_Toc240642056" w:history="1">
         <w:r>
           <w:rPr>
             <w:rStyle w:val="Hyperlink"/>
@@ -495,7 +495,7 @@
             <w:noProof/>
             <w:webHidden/>
           </w:rPr>
-          <w:instrText xml:space="preserve"> PAGEREF _Toc240640178 \h </w:instrText>
+          <w:instrText xml:space="preserve"> PAGEREF _Toc240642056 \h </w:instrText>
         </w:r>
         <w:r>
           <w:rPr>
@@ -515,7 +515,7 @@
             <w:noProof/>
             <w:webHidden/>
           </w:rPr>
-          <w:t>8</w:t>
+          <w:t>9</w:t>
         </w:r>
         <w:r>
           <w:rPr>
@@ -543,7 +543,7 @@
           <w14:ligatures w14:val="standardContextual"/>
         </w:rPr>
       </w:pPr>
-      <w:hyperlink w:anchor="_Toc240640179" w:history="1">
+      <w:hyperlink w:anchor="_Toc240642057" w:history="1">
         <w:r>
           <w:rPr>
             <w:rStyle w:val="Hyperlink"/>
@@ -571,7 +571,7 @@
             <w:noProof/>
             <w:webHidden/>
           </w:rPr>
-          <w:instrText xml:space="preserve"> PAGEREF _Toc240640179 \h </w:instrText>
+          <w:instrText xml:space="preserve"> PAGEREF _Toc240642057 \h </w:instrText>
         </w:r>
         <w:r>
           <w:rPr>
@@ -591,7 +591,7 @@
             <w:noProof/>
             <w:webHidden/>
           </w:rPr>
-          <w:t>8</w:t>
+          <w:t>9</w:t>
         </w:r>
         <w:r>
           <w:rPr>
@@ -619,7 +619,7 @@
           <w14:ligatures w14:val="standardContextual"/>
         </w:rPr>
       </w:pPr>
-      <w:hyperlink w:anchor="_Toc240640180" w:history="1">
+      <w:hyperlink w:anchor="_Toc240642058" w:history="1">
         <w:r>
           <w:rPr>
             <w:rStyle w:val="Hyperlink"/>
@@ -647,7 +647,7 @@
             <w:noProof/>
             <w:webHidden/>
           </w:rPr>
-          <w:instrText xml:space="preserve"> PAGEREF _Toc240640180 \h </w:instrText>
+          <w:instrText xml:space="preserve"> PAGEREF _Toc240642058 \h </w:instrText>
         </w:r>
         <w:r>
           <w:rPr>
@@ -667,7 +667,7 @@
             <w:noProof/>
             <w:webHidden/>
           </w:rPr>
-          <w:t>9</w:t>
+          <w:t>10</w:t>
         </w:r>
         <w:r>
           <w:rPr>
@@ -695,7 +695,7 @@
           <w14:ligatures w14:val="standardContextual"/>
         </w:rPr>
       </w:pPr>
-      <w:hyperlink w:anchor="_Toc240640181" w:history="1">
+      <w:hyperlink w:anchor="_Toc240642059" w:history="1">
         <w:r>
           <w:rPr>
             <w:rStyle w:val="Hyperlink"/>
@@ -723,7 +723,7 @@
             <w:noProof/>
             <w:webHidden/>
           </w:rPr>
-          <w:instrText xml:space="preserve"> PAGEREF _Toc240640181 \h </w:instrText>
+          <w:instrText xml:space="preserve"> PAGEREF _Toc240642059 \h </w:instrText>
         </w:r>
         <w:r>
           <w:rPr>
@@ -743,7 +743,7 @@
             <w:noProof/>
             <w:webHidden/>
           </w:rPr>
-          <w:t>9</w:t>
+          <w:t>10</w:t>
         </w:r>
         <w:r>
           <w:rPr>
@@ -771,7 +771,7 @@
           <w14:ligatures w14:val="standardContextual"/>
         </w:rPr>
       </w:pPr>
-      <w:hyperlink w:anchor="_Toc240640182" w:history="1">
+      <w:hyperlink w:anchor="_Toc240642060" w:history="1">
         <w:r>
           <w:rPr>
             <w:rStyle w:val="Hyperlink"/>
@@ -799,7 +799,7 @@
             <w:noProof/>
             <w:webHidden/>
           </w:rPr>
-          <w:instrText xml:space="preserve"> PAGEREF _Toc240640182 \h </w:instrText>
+          <w:instrText xml:space="preserve"> PAGEREF _Toc240642060 \h </w:instrText>
         </w:r>
         <w:r>
           <w:rPr>
@@ -819,7 +819,7 @@
             <w:noProof/>
             <w:webHidden/>
           </w:rPr>
-          <w:t>9</w:t>
+          <w:t>10</w:t>
         </w:r>
         <w:r>
           <w:rPr>
@@ -847,7 +847,7 @@
           <w14:ligatures w14:val="standardContextual"/>
         </w:rPr>
       </w:pPr>
-      <w:hyperlink w:anchor="_Toc240640183" w:history="1">
+      <w:hyperlink w:anchor="_Toc240642061" w:history="1">
         <w:r>
           <w:rPr>
             <w:rStyle w:val="Hyperlink"/>
@@ -875,7 +875,7 @@
             <w:noProof/>
             <w:webHidden/>
           </w:rPr>
-          <w:instrText xml:space="preserve"> PAGEREF _Toc240640183 \h </w:instrText>
+          <w:instrText xml:space="preserve"> PAGEREF _Toc240642061 \h </w:instrText>
         </w:r>
         <w:r>
           <w:rPr>
@@ -895,7 +895,7 @@
             <w:noProof/>
             <w:webHidden/>
           </w:rPr>
-          <w:t>10</w:t>
+          <w:t>11</w:t>
         </w:r>
         <w:r>
           <w:rPr>
@@ -923,7 +923,7 @@
           <w14:ligatures w14:val="standardContextual"/>
         </w:rPr>
       </w:pPr>
-      <w:hyperlink w:anchor="_Toc240640184" w:history="1">
+      <w:hyperlink w:anchor="_Toc240642062" w:history="1">
         <w:r>
           <w:rPr>
             <w:rStyle w:val="Hyperlink"/>
@@ -951,7 +951,7 @@
             <w:noProof/>
             <w:webHidden/>
           </w:rPr>
-          <w:instrText xml:space="preserve"> PAGEREF _Toc240640184 \h </w:instrText>
+          <w:instrText xml:space="preserve"> PAGEREF _Toc240642062 \h </w:instrText>
         </w:r>
         <w:r>
           <w:rPr>
@@ -971,7 +971,7 @@
             <w:noProof/>
             <w:webHidden/>
           </w:rPr>
-          <w:t>10</w:t>
+          <w:t>11</w:t>
         </w:r>
         <w:r>
           <w:rPr>
@@ -999,7 +999,7 @@
           <w14:ligatures w14:val="standardContextual"/>
         </w:rPr>
       </w:pPr>
-      <w:hyperlink w:anchor="_Toc240640185" w:history="1">
+      <w:hyperlink w:anchor="_Toc240642063" w:history="1">
         <w:r>
           <w:rPr>
             <w:rStyle w:val="Hyperlink"/>
@@ -1027,7 +1027,7 @@
             <w:noProof/>
             <w:webHidden/>
           </w:rPr>
-          <w:instrText xml:space="preserve"> PAGEREF _Toc240640185 \h </w:instrText>
+          <w:instrText xml:space="preserve"> PAGEREF _Toc240642063 \h </w:instrText>
         </w:r>
         <w:r>
           <w:rPr>
@@ -1047,7 +1047,7 @@
             <w:noProof/>
             <w:webHidden/>
           </w:rPr>
-          <w:t>10</w:t>
+          <w:t>11</w:t>
         </w:r>
         <w:r>
           <w:rPr>
@@ -1075,7 +1075,7 @@
           <w14:ligatures w14:val="standardContextual"/>
         </w:rPr>
       </w:pPr>
-      <w:hyperlink w:anchor="_Toc240640186" w:history="1">
+      <w:hyperlink w:anchor="_Toc240642064" w:history="1">
         <w:r>
           <w:rPr>
             <w:rStyle w:val="Hyperlink"/>
@@ -1103,7 +1103,7 @@
             <w:noProof/>
             <w:webHidden/>
           </w:rPr>
-          <w:instrText xml:space="preserve"> PAGEREF _Toc240640186 \h </w:instrText>
+          <w:instrText xml:space="preserve"> PAGEREF _Toc240642064 \h </w:instrText>
         </w:r>
         <w:r>
           <w:rPr>
@@ -1123,7 +1123,7 @@
             <w:noProof/>
             <w:webHidden/>
           </w:rPr>
-          <w:t>10</w:t>
+          <w:t>11</w:t>
         </w:r>
         <w:r>
           <w:rPr>
@@ -1151,7 +1151,7 @@
           <w14:ligatures w14:val="standardContextual"/>
         </w:rPr>
       </w:pPr>
-      <w:hyperlink w:anchor="_Toc240640187" w:history="1">
+      <w:hyperlink w:anchor="_Toc240642065" w:history="1">
         <w:r>
           <w:rPr>
             <w:rStyle w:val="Hyperlink"/>
@@ -1179,7 +1179,7 @@
             <w:noProof/>
             <w:webHidden/>
           </w:rPr>
-          <w:instrText xml:space="preserve"> PAGEREF _Toc240640187 \h </w:instrText>
+          <w:instrText xml:space="preserve"> PAGEREF _Toc240642065 \h </w:instrText>
         </w:r>
         <w:r>
           <w:rPr>
@@ -1199,7 +1199,7 @@
             <w:noProof/>
             <w:webHidden/>
           </w:rPr>
-          <w:t>12</w:t>
+          <w:t>13</w:t>
         </w:r>
         <w:r>
           <w:rPr>
@@ -1227,7 +1227,7 @@
           <w14:ligatures w14:val="standardContextual"/>
         </w:rPr>
       </w:pPr>
-      <w:hyperlink w:anchor="_Toc240640188" w:history="1">
+      <w:hyperlink w:anchor="_Toc240642066" w:history="1">
         <w:r>
           <w:rPr>
             <w:rStyle w:val="Hyperlink"/>
@@ -1255,7 +1255,7 @@
             <w:noProof/>
             <w:webHidden/>
           </w:rPr>
-          <w:instrText xml:space="preserve"> PAGEREF _Toc240640188 \h </w:instrText>
+          <w:instrText xml:space="preserve"> PAGEREF _Toc240642066 \h </w:instrText>
         </w:r>
         <w:r>
           <w:rPr>
@@ -1275,7 +1275,7 @@
             <w:noProof/>
             <w:webHidden/>
           </w:rPr>
-          <w:t>12</w:t>
+          <w:t>13</w:t>
         </w:r>
         <w:r>
           <w:rPr>
@@ -1303,7 +1303,7 @@
           <w14:ligatures w14:val="standardContextual"/>
         </w:rPr>
       </w:pPr>
-      <w:hyperlink w:anchor="_Toc240640189" w:history="1">
+      <w:hyperlink w:anchor="_Toc240642067" w:history="1">
         <w:r>
           <w:rPr>
             <w:rStyle w:val="Hyperlink"/>
@@ -1331,7 +1331,7 @@
             <w:noProof/>
             <w:webHidden/>
           </w:rPr>
-          <w:instrText xml:space="preserve"> PAGEREF _Toc240640189 \h </w:instrText>
+          <w:instrText xml:space="preserve"> PAGEREF _Toc240642067 \h </w:instrText>
         </w:r>
         <w:r>
           <w:rPr>
@@ -1351,7 +1351,7 @@
             <w:noProof/>
             <w:webHidden/>
           </w:rPr>
-          <w:t>13</w:t>
+          <w:t>14</w:t>
         </w:r>
         <w:r>
           <w:rPr>
@@ -1379,7 +1379,7 @@
           <w14:ligatures w14:val="standardContextual"/>
         </w:rPr>
       </w:pPr>
-      <w:hyperlink w:anchor="_Toc240640190" w:history="1">
+      <w:hyperlink w:anchor="_Toc240642068" w:history="1">
         <w:r>
           <w:rPr>
             <w:rStyle w:val="Hyperlink"/>
@@ -1407,7 +1407,7 @@
             <w:noProof/>
             <w:webHidden/>
           </w:rPr>
-          <w:instrText xml:space="preserve"> PAGEREF _Toc240640190 \h </w:instrText>
+          <w:instrText xml:space="preserve"> PAGEREF _Toc240642068 \h </w:instrText>
         </w:r>
         <w:r>
           <w:rPr>
@@ -1427,7 +1427,7 @@
             <w:noProof/>
             <w:webHidden/>
           </w:rPr>
-          <w:t>16</w:t>
+          <w:t>17</w:t>
         </w:r>
         <w:r>
           <w:rPr>
@@ -1455,7 +1455,7 @@
           <w14:ligatures w14:val="standardContextual"/>
         </w:rPr>
       </w:pPr>
-      <w:hyperlink w:anchor="_Toc240640191" w:history="1">
+      <w:hyperlink w:anchor="_Toc240642069" w:history="1">
         <w:r>
           <w:rPr>
             <w:rStyle w:val="Hyperlink"/>
@@ -1483,7 +1483,7 @@
             <w:noProof/>
             <w:webHidden/>
           </w:rPr>
-          <w:instrText xml:space="preserve"> PAGEREF _Toc240640191 \h </w:instrText>
+          <w:instrText xml:space="preserve"> PAGEREF _Toc240642069 \h </w:instrText>
         </w:r>
         <w:r>
           <w:rPr>
@@ -1503,7 +1503,7 @@
             <w:noProof/>
             <w:webHidden/>
           </w:rPr>
-          <w:t>16</w:t>
+          <w:t>17</w:t>
         </w:r>
         <w:r>
           <w:rPr>
@@ -1531,7 +1531,7 @@
           <w14:ligatures w14:val="standardContextual"/>
         </w:rPr>
       </w:pPr>
-      <w:hyperlink w:anchor="_Toc240640192" w:history="1">
+      <w:hyperlink w:anchor="_Toc240642070" w:history="1">
         <w:r>
           <w:rPr>
             <w:rStyle w:val="Hyperlink"/>
@@ -1559,7 +1559,7 @@
             <w:noProof/>
             <w:webHidden/>
           </w:rPr>
-          <w:instrText xml:space="preserve"> PAGEREF _Toc240640192 \h </w:instrText>
+          <w:instrText xml:space="preserve"> PAGEREF _Toc240642070 \h </w:instrText>
         </w:r>
         <w:r>
           <w:rPr>
@@ -1579,7 +1579,7 @@
             <w:noProof/>
             <w:webHidden/>
           </w:rPr>
-          <w:t>16</w:t>
+          <w:t>17</w:t>
         </w:r>
         <w:r>
           <w:rPr>
@@ -1607,7 +1607,7 @@
           <w14:ligatures w14:val="standardContextual"/>
         </w:rPr>
       </w:pPr>
-      <w:hyperlink w:anchor="_Toc240640193" w:history="1">
+      <w:hyperlink w:anchor="_Toc240642071" w:history="1">
         <w:r>
           <w:rPr>
             <w:rStyle w:val="Hyperlink"/>
@@ -1635,7 +1635,7 @@
             <w:noProof/>
             <w:webHidden/>
           </w:rPr>
-          <w:instrText xml:space="preserve"> PAGEREF _Toc240640193 \h </w:instrText>
+          <w:instrText xml:space="preserve"> PAGEREF _Toc240642071 \h </w:instrText>
         </w:r>
         <w:r>
           <w:rPr>
@@ -1655,7 +1655,7 @@
             <w:noProof/>
             <w:webHidden/>
           </w:rPr>
-          <w:t>17</w:t>
+          <w:t>18</w:t>
         </w:r>
         <w:r>
           <w:rPr>
@@ -1683,7 +1683,7 @@
           <w14:ligatures w14:val="standardContextual"/>
         </w:rPr>
       </w:pPr>
-      <w:hyperlink w:anchor="_Toc240640194" w:history="1">
+      <w:hyperlink w:anchor="_Toc240642072" w:history="1">
         <w:r>
           <w:rPr>
             <w:rStyle w:val="Hyperlink"/>
@@ -1711,7 +1711,7 @@
             <w:noProof/>
             <w:webHidden/>
           </w:rPr>
-          <w:instrText xml:space="preserve"> PAGEREF _Toc240640194 \h </w:instrText>
+          <w:instrText xml:space="preserve"> PAGEREF _Toc240642072 \h </w:instrText>
         </w:r>
         <w:r>
           <w:rPr>
@@ -1731,7 +1731,7 @@
             <w:noProof/>
             <w:webHidden/>
           </w:rPr>
-          <w:t>18</w:t>
+          <w:t>19</w:t>
         </w:r>
         <w:r>
           <w:rPr>
@@ -1759,7 +1759,7 @@
           <w14:ligatures w14:val="standardContextual"/>
         </w:rPr>
       </w:pPr>
-      <w:hyperlink w:anchor="_Toc240640195" w:history="1">
+      <w:hyperlink w:anchor="_Toc240642073" w:history="1">
         <w:r>
           <w:rPr>
             <w:rStyle w:val="Hyperlink"/>
@@ -1787,7 +1787,7 @@
             <w:noProof/>
             <w:webHidden/>
           </w:rPr>
-          <w:instrText xml:space="preserve"> PAGEREF _Toc240640195 \h </w:instrText>
+          <w:instrText xml:space="preserve"> PAGEREF _Toc240642073 \h </w:instrText>
         </w:r>
         <w:r>
           <w:rPr>
@@ -1807,7 +1807,7 @@
             <w:noProof/>
             <w:webHidden/>
           </w:rPr>
-          <w:t>19</w:t>
+          <w:t>20</w:t>
         </w:r>
         <w:r>
           <w:rPr>
@@ -1835,7 +1835,7 @@
           <w14:ligatures w14:val="standardContextual"/>
         </w:rPr>
       </w:pPr>
-      <w:hyperlink w:anchor="_Toc240640196" w:history="1">
+      <w:hyperlink w:anchor="_Toc240642074" w:history="1">
         <w:r>
           <w:rPr>
             <w:rStyle w:val="Hyperlink"/>
@@ -1863,7 +1863,7 @@
             <w:noProof/>
             <w:webHidden/>
           </w:rPr>
-          <w:instrText xml:space="preserve"> PAGEREF _Toc240640196 \h </w:instrText>
+          <w:instrText xml:space="preserve"> PAGEREF _Toc240642074 \h </w:instrText>
         </w:r>
         <w:r>
           <w:rPr>
@@ -1883,7 +1883,7 @@
             <w:noProof/>
             <w:webHidden/>
           </w:rPr>
-          <w:t>20</w:t>
+          <w:t>21</w:t>
         </w:r>
         <w:r>
           <w:rPr>
@@ -1911,7 +1911,7 @@
           <w14:ligatures w14:val="standardContextual"/>
         </w:rPr>
       </w:pPr>
-      <w:hyperlink w:anchor="_Toc240640197" w:history="1">
+      <w:hyperlink w:anchor="_Toc240642075" w:history="1">
         <w:r>
           <w:rPr>
             <w:rStyle w:val="Hyperlink"/>
@@ -1939,7 +1939,7 @@
             <w:noProof/>
             <w:webHidden/>
           </w:rPr>
-          <w:instrText xml:space="preserve"> PAGEREF _Toc240640197 \h </w:instrText>
+          <w:instrText xml:space="preserve"> PAGEREF _Toc240642075 \h </w:instrText>
         </w:r>
         <w:r>
           <w:rPr>
@@ -1959,7 +1959,7 @@
             <w:noProof/>
             <w:webHidden/>
           </w:rPr>
-          <w:t>21</w:t>
+          <w:t>22</w:t>
         </w:r>
         <w:r>
           <w:rPr>
@@ -1987,7 +1987,7 @@
           <w14:ligatures w14:val="standardContextual"/>
         </w:rPr>
       </w:pPr>
-      <w:hyperlink w:anchor="_Toc240640198" w:history="1">
+      <w:hyperlink w:anchor="_Toc240642076" w:history="1">
         <w:r>
           <w:rPr>
             <w:rStyle w:val="Hyperlink"/>
@@ -2015,7 +2015,7 @@
             <w:noProof/>
             <w:webHidden/>
           </w:rPr>
-          <w:instrText xml:space="preserve"> PAGEREF _Toc240640198 \h </w:instrText>
+          <w:instrText xml:space="preserve"> PAGEREF _Toc240642076 \h </w:instrText>
         </w:r>
         <w:r>
           <w:rPr>
@@ -2035,7 +2035,7 @@
             <w:noProof/>
             <w:webHidden/>
           </w:rPr>
-          <w:t>21</w:t>
+          <w:t>22</w:t>
         </w:r>
         <w:r>
           <w:rPr>
@@ -2063,7 +2063,7 @@
           <w14:ligatures w14:val="standardContextual"/>
         </w:rPr>
       </w:pPr>
-      <w:hyperlink w:anchor="_Toc240640199" w:history="1">
+      <w:hyperlink w:anchor="_Toc240642077" w:history="1">
         <w:r>
           <w:rPr>
             <w:rStyle w:val="Hyperlink"/>
@@ -2091,7 +2091,7 @@
             <w:noProof/>
             <w:webHidden/>
           </w:rPr>
-          <w:instrText xml:space="preserve"> PAGEREF _Toc240640199 \h </w:instrText>
+          <w:instrText xml:space="preserve"> PAGEREF _Toc240642077 \h </w:instrText>
         </w:r>
         <w:r>
           <w:rPr>
@@ -2111,7 +2111,7 @@
             <w:noProof/>
             <w:webHidden/>
           </w:rPr>
-          <w:t>22</w:t>
+          <w:t>23</w:t>
         </w:r>
         <w:r>
           <w:rPr>
@@ -2139,7 +2139,7 @@
           <w14:ligatures w14:val="standardContextual"/>
         </w:rPr>
       </w:pPr>
-      <w:hyperlink w:anchor="_Toc240640200" w:history="1">
+      <w:hyperlink w:anchor="_Toc240642078" w:history="1">
         <w:r>
           <w:rPr>
             <w:rStyle w:val="Hyperlink"/>
@@ -2167,7 +2167,7 @@
             <w:noProof/>
             <w:webHidden/>
           </w:rPr>
-          <w:instrText xml:space="preserve"> PAGEREF _Toc240640200 \h </w:instrText>
+          <w:instrText xml:space="preserve"> PAGEREF _Toc240642078 \h </w:instrText>
         </w:r>
         <w:r>
           <w:rPr>
@@ -2187,7 +2187,7 @@
             <w:noProof/>
             <w:webHidden/>
           </w:rPr>
-          <w:t>24</w:t>
+          <w:t>25</w:t>
         </w:r>
         <w:r>
           <w:rPr>
@@ -2215,7 +2215,7 @@
           <w14:ligatures w14:val="standardContextual"/>
         </w:rPr>
       </w:pPr>
-      <w:hyperlink w:anchor="_Toc240640201" w:history="1">
+      <w:hyperlink w:anchor="_Toc240642079" w:history="1">
         <w:r>
           <w:rPr>
             <w:rStyle w:val="Hyperlink"/>
@@ -2243,7 +2243,7 @@
             <w:noProof/>
             <w:webHidden/>
           </w:rPr>
-          <w:instrText xml:space="preserve"> PAGEREF _Toc240640201 \h </w:instrText>
+          <w:instrText xml:space="preserve"> PAGEREF _Toc240642079 \h </w:instrText>
         </w:r>
         <w:r>
           <w:rPr>
@@ -2263,7 +2263,7 @@
             <w:noProof/>
             <w:webHidden/>
           </w:rPr>
-          <w:t>26</w:t>
+          <w:t>27</w:t>
         </w:r>
         <w:r>
           <w:rPr>
@@ -2291,7 +2291,7 @@
           <w14:ligatures w14:val="standardContextual"/>
         </w:rPr>
       </w:pPr>
-      <w:hyperlink w:anchor="_Toc240640202" w:history="1">
+      <w:hyperlink w:anchor="_Toc240642080" w:history="1">
         <w:r>
           <w:rPr>
             <w:rStyle w:val="Hyperlink"/>
@@ -2319,7 +2319,7 @@
             <w:noProof/>
             <w:webHidden/>
           </w:rPr>
-          <w:instrText xml:space="preserve"> PAGEREF _Toc240640202 \h </w:instrText>
+          <w:instrText xml:space="preserve"> PAGEREF _Toc240642080 \h </w:instrText>
         </w:r>
         <w:r>
           <w:rPr>
@@ -2339,7 +2339,7 @@
             <w:noProof/>
             <w:webHidden/>
           </w:rPr>
-          <w:t>28</w:t>
+          <w:t>29</w:t>
         </w:r>
         <w:r>
           <w:rPr>
@@ -2367,7 +2367,7 @@
           <w14:ligatures w14:val="standardContextual"/>
         </w:rPr>
       </w:pPr>
-      <w:hyperlink w:anchor="_Toc240640203" w:history="1">
+      <w:hyperlink w:anchor="_Toc240642081" w:history="1">
         <w:r>
           <w:rPr>
             <w:rStyle w:val="Hyperlink"/>
@@ -2395,7 +2395,7 @@
             <w:noProof/>
             <w:webHidden/>
           </w:rPr>
-          <w:instrText xml:space="preserve"> PAGEREF _Toc240640203 \h </w:instrText>
+          <w:instrText xml:space="preserve"> PAGEREF _Toc240642081 \h </w:instrText>
         </w:r>
         <w:r>
           <w:rPr>
@@ -2415,7 +2415,7 @@
             <w:noProof/>
             <w:webHidden/>
           </w:rPr>
-          <w:t>29</w:t>
+          <w:t>30</w:t>
         </w:r>
         <w:r>
           <w:rPr>
@@ -2443,7 +2443,7 @@
           <w14:ligatures w14:val="standardContextual"/>
         </w:rPr>
       </w:pPr>
-      <w:hyperlink w:anchor="_Toc240640204" w:history="1">
+      <w:hyperlink w:anchor="_Toc240642082" w:history="1">
         <w:r>
           <w:rPr>
             <w:rStyle w:val="Hyperlink"/>
@@ -2471,7 +2471,7 @@
             <w:noProof/>
             <w:webHidden/>
           </w:rPr>
-          <w:instrText xml:space="preserve"> PAGEREF _Toc240640204 \h </w:instrText>
+          <w:instrText xml:space="preserve"> PAGEREF _Toc240642082 \h </w:instrText>
         </w:r>
         <w:r>
           <w:rPr>
@@ -2491,7 +2491,7 @@
             <w:noProof/>
             <w:webHidden/>
           </w:rPr>
-          <w:t>29</w:t>
+          <w:t>30</w:t>
         </w:r>
         <w:r>
           <w:rPr>
@@ -2519,7 +2519,7 @@
           <w14:ligatures w14:val="standardContextual"/>
         </w:rPr>
       </w:pPr>
-      <w:hyperlink w:anchor="_Toc240640205" w:history="1">
+      <w:hyperlink w:anchor="_Toc240642083" w:history="1">
         <w:r>
           <w:rPr>
             <w:rStyle w:val="Hyperlink"/>
@@ -2547,7 +2547,7 @@
             <w:noProof/>
             <w:webHidden/>
           </w:rPr>
-          <w:instrText xml:space="preserve"> PAGEREF _Toc240640205 \h </w:instrText>
+          <w:instrText xml:space="preserve"> PAGEREF _Toc240642083 \h </w:instrText>
         </w:r>
         <w:r>
           <w:rPr>
@@ -2567,7 +2567,7 @@
             <w:noProof/>
             <w:webHidden/>
           </w:rPr>
-          <w:t>29</w:t>
+          <w:t>30</w:t>
         </w:r>
         <w:r>
           <w:rPr>
@@ -2595,7 +2595,7 @@
           <w14:ligatures w14:val="standardContextual"/>
         </w:rPr>
       </w:pPr>
-      <w:hyperlink w:anchor="_Toc240640206" w:history="1">
+      <w:hyperlink w:anchor="_Toc240642084" w:history="1">
         <w:r>
           <w:rPr>
             <w:rStyle w:val="Hyperlink"/>
@@ -2623,7 +2623,7 @@
             <w:noProof/>
             <w:webHidden/>
           </w:rPr>
-          <w:instrText xml:space="preserve"> PAGEREF _Toc240640206 \h </w:instrText>
+          <w:instrText xml:space="preserve"> PAGEREF _Toc240642084 \h </w:instrText>
         </w:r>
         <w:r>
           <w:rPr>
@@ -2643,7 +2643,7 @@
             <w:noProof/>
             <w:webHidden/>
           </w:rPr>
-          <w:t>29</w:t>
+          <w:t>30</w:t>
         </w:r>
         <w:r>
           <w:rPr>
@@ -2671,7 +2671,7 @@
           <w14:ligatures w14:val="standardContextual"/>
         </w:rPr>
       </w:pPr>
-      <w:hyperlink w:anchor="_Toc240640207" w:history="1">
+      <w:hyperlink w:anchor="_Toc240642085" w:history="1">
         <w:r>
           <w:rPr>
             <w:rStyle w:val="Hyperlink"/>
@@ -2699,7 +2699,7 @@
             <w:noProof/>
             <w:webHidden/>
           </w:rPr>
-          <w:instrText xml:space="preserve"> PAGEREF _Toc240640207 \h </w:instrText>
+          <w:instrText xml:space="preserve"> PAGEREF _Toc240642085 \h </w:instrText>
         </w:r>
         <w:r>
           <w:rPr>
@@ -2719,7 +2719,7 @@
             <w:noProof/>
             <w:webHidden/>
           </w:rPr>
-          <w:t>30</w:t>
+          <w:t>31</w:t>
         </w:r>
         <w:r>
           <w:rPr>
@@ -2747,7 +2747,7 @@
           <w14:ligatures w14:val="standardContextual"/>
         </w:rPr>
       </w:pPr>
-      <w:hyperlink w:anchor="_Toc240640208" w:history="1">
+      <w:hyperlink w:anchor="_Toc240642086" w:history="1">
         <w:r>
           <w:rPr>
             <w:rStyle w:val="Hyperlink"/>
@@ -2775,7 +2775,7 @@
             <w:noProof/>
             <w:webHidden/>
           </w:rPr>
-          <w:instrText xml:space="preserve"> PAGEREF _Toc240640208 \h </w:instrText>
+          <w:instrText xml:space="preserve"> PAGEREF _Toc240642086 \h </w:instrText>
         </w:r>
         <w:r>
           <w:rPr>
@@ -2795,7 +2795,7 @@
             <w:noProof/>
             <w:webHidden/>
           </w:rPr>
-          <w:t>31</w:t>
+          <w:t>32</w:t>
         </w:r>
         <w:r>
           <w:rPr>
@@ -2823,7 +2823,7 @@
           <w14:ligatures w14:val="standardContextual"/>
         </w:rPr>
       </w:pPr>
-      <w:hyperlink w:anchor="_Toc240640209" w:history="1">
+      <w:hyperlink w:anchor="_Toc240642087" w:history="1">
         <w:r>
           <w:rPr>
             <w:rStyle w:val="Hyperlink"/>
@@ -2851,7 +2851,7 @@
             <w:noProof/>
             <w:webHidden/>
           </w:rPr>
-          <w:instrText xml:space="preserve"> PAGEREF _Toc240640209 \h </w:instrText>
+          <w:instrText xml:space="preserve"> PAGEREF _Toc240642087 \h </w:instrText>
         </w:r>
         <w:r>
           <w:rPr>
@@ -2871,7 +2871,7 @@
             <w:noProof/>
             <w:webHidden/>
           </w:rPr>
-          <w:t>32</w:t>
+          <w:t>33</w:t>
         </w:r>
         <w:r>
           <w:rPr>
@@ -2897,7 +2897,7 @@
         <w:pStyle w:val="Heading1"/>
         <w:spacing w:before="80" w:after="120"/>
       </w:pPr>
-      <w:bookmarkStart w:id="0" w:name="_Toc240640173"/>
+      <w:bookmarkStart w:id="0" w:name="_Toc240642051"/>
       <w:r>
         <w:rPr>
           <w:rFonts w:ascii="Segoe UI Semibold" w:hAnsi="Segoe UI Semibold"/>
@@ -2963,7 +2963,7 @@
           <w:noProof/>
         </w:rPr>
         <w:drawing>
-          <wp:inline distT="0" distB="0" distL="0" distR="0" wp14:anchorId="22378471" wp14:editId="46E0BA44">
+          <wp:inline distT="0" distB="0" distL="0" distR="0" wp14:anchorId="35682FC3" wp14:editId="78FD0A41">
             <wp:extent cx="5903999" cy="3749039"/>
             <wp:effectExtent l="0" t="0" r="0" b="0"/>
             <wp:docPr id="1" name="Picture 1"/>
@@ -3138,7 +3138,7 @@
         <w:pStyle w:val="Heading2"/>
         <w:spacing w:before="240" w:after="120"/>
       </w:pPr>
-      <w:bookmarkStart w:id="1" w:name="_Toc240640174"/>
+      <w:bookmarkStart w:id="1" w:name="_Toc240642052"/>
       <w:r>
         <w:rPr>
           <w:rFonts w:ascii="Segoe UI Semibold" w:hAnsi="Segoe UI Semibold"/>
@@ -3210,26 +3210,39 @@
                 <w:sz w:val="20"/>
               </w:rPr>
               <w:lastRenderedPageBreak/>
-              <w:t>The email-link button is not a way in by itself.</w:t>
+              <w:t>Signing in is not the same as being let in.</w:t>
             </w:r>
             <w:r>
               <w:rPr>
                 <w:sz w:val="20"/>
               </w:rPr>
-              <w:t xml:space="preserve"> It will send a link to any address typed into it, and the link will sign you in — but signing in proves only that you can receive email at that address. Until somebody at HQ has given it a role you will see </w:t>
+              <w:t xml:space="preserve"> Anybody can type any address into the email-link box, and the link really will arrive and really will sign them in. That sounds alarming and is not: all it checks is that they can open that inbox. What decides whether somebody sees the app is the </w:t>
             </w:r>
             <w:r>
               <w:rPr>
                 <w:b/>
                 <w:sz w:val="20"/>
               </w:rPr>
+              <w:t>role</w:t>
+            </w:r>
+            <w:r>
+              <w:rPr>
+                <w:sz w:val="20"/>
+              </w:rPr>
+              <w:t xml:space="preserve"> HQ has put against their address. Without one they get </w:t>
+            </w:r>
+            <w:r>
+              <w:rPr>
+                <w:b/>
+                <w:sz w:val="20"/>
+              </w:rPr>
               <w:t>“This account has no role yet”</w:t>
             </w:r>
             <w:r>
               <w:rPr>
                 <w:sz w:val="20"/>
               </w:rPr>
-              <w:t xml:space="preserve"> and nothing else. That includes guests: the role is given, not taken.</w:t>
+              <w:t xml:space="preserve"> and a sign-out button — no claims, no directory, nothing at all. Guests are no exception: nobody becomes a guest by signing in, somebody makes them one.</w:t>
             </w:r>
           </w:p>
         </w:tc>
@@ -3245,7 +3258,7 @@
         <w:pStyle w:val="Heading2"/>
         <w:spacing w:before="240" w:after="120"/>
       </w:pPr>
-      <w:bookmarkStart w:id="2" w:name="_Toc240640175"/>
+      <w:bookmarkStart w:id="2" w:name="_Toc240642053"/>
       <w:r>
         <w:rPr>
           <w:rFonts w:ascii="Segoe UI Semibold" w:hAnsi="Segoe UI Semibold"/>
@@ -3284,7 +3297,7 @@
           <w:noProof/>
         </w:rPr>
         <w:drawing>
-          <wp:inline distT="0" distB="0" distL="0" distR="0" wp14:anchorId="3656AD07" wp14:editId="3638B5B8">
+          <wp:inline distT="0" distB="0" distL="0" distR="0" wp14:anchorId="1E7F4538" wp14:editId="138F3483">
             <wp:extent cx="5903999" cy="2710920"/>
             <wp:effectExtent l="0" t="0" r="0" b="0"/>
             <wp:docPr id="2" name="Picture 2"/>
@@ -3536,6 +3549,7 @@
     </w:p>
     <w:p>
       <w:r>
+        <w:lastRenderedPageBreak/>
         <w:br w:type="page"/>
       </w:r>
     </w:p>
@@ -3544,7 +3558,7 @@
         <w:pStyle w:val="Heading1"/>
         <w:spacing w:before="80" w:after="120"/>
       </w:pPr>
-      <w:bookmarkStart w:id="3" w:name="_Toc240640176"/>
+      <w:bookmarkStart w:id="3" w:name="_Toc240642054"/>
       <w:r>
         <w:rPr>
           <w:rFonts w:ascii="Segoe UI Semibold" w:hAnsi="Segoe UI Semibold"/>
@@ -3999,7 +4013,7 @@
         <w:pStyle w:val="Heading2"/>
         <w:spacing w:before="240" w:after="120"/>
       </w:pPr>
-      <w:bookmarkStart w:id="4" w:name="_Toc240640177"/>
+      <w:bookmarkStart w:id="4" w:name="_Toc240642055"/>
       <w:r>
         <w:rPr>
           <w:rFonts w:ascii="Segoe UI Semibold" w:hAnsi="Segoe UI Semibold"/>
@@ -4061,7 +4075,7 @@
           <w:noProof/>
         </w:rPr>
         <w:drawing>
-          <wp:inline distT="0" distB="0" distL="0" distR="0" wp14:anchorId="38A014F5" wp14:editId="7050CEEC">
+          <wp:inline distT="0" distB="0" distL="0" distR="0" wp14:anchorId="77DE3DC8" wp14:editId="23F52AB4">
             <wp:extent cx="5903999" cy="3783479"/>
             <wp:effectExtent l="0" t="0" r="0" b="0"/>
             <wp:docPr id="3" name="Picture 3"/>
@@ -4373,7 +4387,7 @@
         <w:pStyle w:val="Heading1"/>
         <w:spacing w:before="80" w:after="120"/>
       </w:pPr>
-      <w:bookmarkStart w:id="5" w:name="_Toc240640178"/>
+      <w:bookmarkStart w:id="5" w:name="_Toc240642056"/>
       <w:r>
         <w:rPr>
           <w:rFonts w:ascii="Segoe UI Semibold" w:hAnsi="Segoe UI Semibold"/>
@@ -4530,7 +4544,7 @@
         <w:pStyle w:val="Heading2"/>
         <w:spacing w:before="240" w:after="120"/>
       </w:pPr>
-      <w:bookmarkStart w:id="6" w:name="_Toc240640179"/>
+      <w:bookmarkStart w:id="6" w:name="_Toc240642057"/>
       <w:r>
         <w:rPr>
           <w:rFonts w:ascii="Segoe UI Semibold" w:hAnsi="Segoe UI Semibold"/>
@@ -4838,7 +4852,7 @@
         <w:pStyle w:val="Heading1"/>
         <w:spacing w:before="80" w:after="120"/>
       </w:pPr>
-      <w:bookmarkStart w:id="7" w:name="_Toc240640180"/>
+      <w:bookmarkStart w:id="7" w:name="_Toc240642058"/>
       <w:r>
         <w:rPr>
           <w:rFonts w:ascii="Segoe UI Semibold" w:hAnsi="Segoe UI Semibold"/>
@@ -4897,7 +4911,7 @@
         <w:pStyle w:val="Heading2"/>
         <w:spacing w:before="240" w:after="120"/>
       </w:pPr>
-      <w:bookmarkStart w:id="8" w:name="_Toc240640181"/>
+      <w:bookmarkStart w:id="8" w:name="_Toc240642059"/>
       <w:r>
         <w:rPr>
           <w:rFonts w:ascii="Segoe UI Semibold" w:hAnsi="Segoe UI Semibold"/>
@@ -5026,7 +5040,7 @@
         <w:pStyle w:val="Heading2"/>
         <w:spacing w:before="240" w:after="120"/>
       </w:pPr>
-      <w:bookmarkStart w:id="9" w:name="_Toc240640182"/>
+      <w:bookmarkStart w:id="9" w:name="_Toc240642060"/>
       <w:r>
         <w:rPr>
           <w:rFonts w:ascii="Segoe UI Semibold" w:hAnsi="Segoe UI Semibold"/>
@@ -5138,7 +5152,7 @@
         <w:pStyle w:val="Heading1"/>
         <w:spacing w:before="80" w:after="120"/>
       </w:pPr>
-      <w:bookmarkStart w:id="10" w:name="_Toc240640183"/>
+      <w:bookmarkStart w:id="10" w:name="_Toc240642061"/>
       <w:r>
         <w:rPr>
           <w:rFonts w:ascii="Segoe UI Semibold" w:hAnsi="Segoe UI Semibold"/>
@@ -5167,7 +5181,7 @@
         <w:pStyle w:val="Heading2"/>
         <w:spacing w:before="240" w:after="120"/>
       </w:pPr>
-      <w:bookmarkStart w:id="11" w:name="_Toc240640184"/>
+      <w:bookmarkStart w:id="11" w:name="_Toc240642062"/>
       <w:r>
         <w:rPr>
           <w:rFonts w:ascii="Segoe UI Semibold" w:hAnsi="Segoe UI Semibold"/>
@@ -5276,7 +5290,7 @@
         <w:pStyle w:val="Heading2"/>
         <w:spacing w:before="240" w:after="120"/>
       </w:pPr>
-      <w:bookmarkStart w:id="12" w:name="_Toc240640185"/>
+      <w:bookmarkStart w:id="12" w:name="_Toc240642063"/>
       <w:r>
         <w:rPr>
           <w:rFonts w:ascii="Segoe UI Semibold" w:hAnsi="Segoe UI Semibold"/>
@@ -5348,7 +5362,7 @@
         <w:pStyle w:val="Heading2"/>
         <w:spacing w:before="240" w:after="120"/>
       </w:pPr>
-      <w:bookmarkStart w:id="13" w:name="_Toc240640186"/>
+      <w:bookmarkStart w:id="13" w:name="_Toc240642064"/>
       <w:r>
         <w:rPr>
           <w:rFonts w:ascii="Segoe UI Semibold" w:hAnsi="Segoe UI Semibold"/>
@@ -5599,7 +5613,7 @@
         <w:pStyle w:val="Heading1"/>
         <w:spacing w:before="80" w:after="120"/>
       </w:pPr>
-      <w:bookmarkStart w:id="14" w:name="_Toc240640187"/>
+      <w:bookmarkStart w:id="14" w:name="_Toc240642065"/>
       <w:r>
         <w:rPr>
           <w:rFonts w:ascii="Segoe UI Semibold" w:hAnsi="Segoe UI Semibold"/>
@@ -5713,7 +5727,7 @@
         <w:pStyle w:val="Heading2"/>
         <w:spacing w:before="240" w:after="120"/>
       </w:pPr>
-      <w:bookmarkStart w:id="15" w:name="_Toc240640188"/>
+      <w:bookmarkStart w:id="15" w:name="_Toc240642066"/>
       <w:r>
         <w:rPr>
           <w:rFonts w:ascii="Segoe UI Semibold" w:hAnsi="Segoe UI Semibold"/>
@@ -5742,7 +5756,7 @@
           <w:noProof/>
         </w:rPr>
         <w:drawing>
-          <wp:inline distT="0" distB="0" distL="0" distR="0" wp14:anchorId="671F1E5B" wp14:editId="2FDC752E">
+          <wp:inline distT="0" distB="0" distL="0" distR="0" wp14:anchorId="0F73F769" wp14:editId="6EE73D93">
             <wp:extent cx="5903999" cy="3237359"/>
             <wp:effectExtent l="0" t="0" r="0" b="0"/>
             <wp:docPr id="4" name="Picture 4"/>
@@ -6030,7 +6044,7 @@
         <w:pStyle w:val="Heading2"/>
         <w:spacing w:before="240" w:after="120"/>
       </w:pPr>
-      <w:bookmarkStart w:id="16" w:name="_Toc240640189"/>
+      <w:bookmarkStart w:id="16" w:name="_Toc240642067"/>
       <w:r>
         <w:rPr>
           <w:rFonts w:ascii="Segoe UI Semibold" w:hAnsi="Segoe UI Semibold"/>
@@ -6060,7 +6074,7 @@
         </w:rPr>
         <w:lastRenderedPageBreak/>
         <w:drawing>
-          <wp:inline distT="0" distB="0" distL="0" distR="0" wp14:anchorId="378843AC" wp14:editId="0198EEC9">
+          <wp:inline distT="0" distB="0" distL="0" distR="0" wp14:anchorId="383226B7" wp14:editId="77040D20">
             <wp:extent cx="2700000" cy="4849615"/>
             <wp:effectExtent l="0" t="0" r="0" b="0"/>
             <wp:docPr id="5" name="Picture 5"/>
@@ -6380,7 +6394,7 @@
         <w:pStyle w:val="Heading1"/>
         <w:spacing w:before="80" w:after="120"/>
       </w:pPr>
-      <w:bookmarkStart w:id="17" w:name="_Toc240640190"/>
+      <w:bookmarkStart w:id="17" w:name="_Toc240642068"/>
       <w:r>
         <w:rPr>
           <w:rFonts w:ascii="Segoe UI Semibold" w:hAnsi="Segoe UI Semibold"/>
@@ -6603,7 +6617,7 @@
         <w:pStyle w:val="Heading2"/>
         <w:spacing w:before="240" w:after="120"/>
       </w:pPr>
-      <w:bookmarkStart w:id="18" w:name="_Toc240640191"/>
+      <w:bookmarkStart w:id="18" w:name="_Toc240642069"/>
       <w:r>
         <w:rPr>
           <w:rFonts w:ascii="Segoe UI Semibold" w:hAnsi="Segoe UI Semibold"/>
@@ -6802,7 +6816,7 @@
         <w:pStyle w:val="Heading2"/>
         <w:spacing w:before="240" w:after="120"/>
       </w:pPr>
-      <w:bookmarkStart w:id="19" w:name="_Toc240640192"/>
+      <w:bookmarkStart w:id="19" w:name="_Toc240642070"/>
       <w:r>
         <w:rPr>
           <w:rFonts w:ascii="Segoe UI Semibold" w:hAnsi="Segoe UI Semibold"/>
@@ -6875,7 +6889,7 @@
         <w:pStyle w:val="Heading2"/>
         <w:spacing w:before="240" w:after="120"/>
       </w:pPr>
-      <w:bookmarkStart w:id="20" w:name="_Toc240640193"/>
+      <w:bookmarkStart w:id="20" w:name="_Toc240642071"/>
       <w:r>
         <w:rPr>
           <w:rFonts w:ascii="Segoe UI Semibold" w:hAnsi="Segoe UI Semibold"/>
@@ -7105,7 +7119,7 @@
         <w:pStyle w:val="Heading1"/>
         <w:spacing w:before="80" w:after="120"/>
       </w:pPr>
-      <w:bookmarkStart w:id="21" w:name="_Toc240640194"/>
+      <w:bookmarkStart w:id="21" w:name="_Toc240642072"/>
       <w:r>
         <w:rPr>
           <w:rFonts w:ascii="Segoe UI Semibold" w:hAnsi="Segoe UI Semibold"/>
@@ -7350,7 +7364,7 @@
         <w:pStyle w:val="Heading1"/>
         <w:spacing w:before="80" w:after="120"/>
       </w:pPr>
-      <w:bookmarkStart w:id="22" w:name="_Toc240640195"/>
+      <w:bookmarkStart w:id="22" w:name="_Toc240642073"/>
       <w:r>
         <w:rPr>
           <w:rFonts w:ascii="Segoe UI Semibold" w:hAnsi="Segoe UI Semibold"/>
@@ -7571,7 +7585,7 @@
         <w:pStyle w:val="Heading1"/>
         <w:spacing w:before="80" w:after="120"/>
       </w:pPr>
-      <w:bookmarkStart w:id="23" w:name="_Toc240640196"/>
+      <w:bookmarkStart w:id="23" w:name="_Toc240642074"/>
       <w:r>
         <w:rPr>
           <w:rFonts w:ascii="Segoe UI Semibold" w:hAnsi="Segoe UI Semibold"/>
@@ -7892,7 +7906,7 @@
         <w:pStyle w:val="Heading1"/>
         <w:spacing w:before="80" w:after="120"/>
       </w:pPr>
-      <w:bookmarkStart w:id="24" w:name="_Toc240640197"/>
+      <w:bookmarkStart w:id="24" w:name="_Toc240642075"/>
       <w:r>
         <w:rPr>
           <w:rFonts w:ascii="Segoe UI Semibold" w:hAnsi="Segoe UI Semibold"/>
@@ -8476,7 +8490,7 @@
         <w:pStyle w:val="Heading2"/>
         <w:spacing w:before="240" w:after="120"/>
       </w:pPr>
-      <w:bookmarkStart w:id="25" w:name="_Toc240640198"/>
+      <w:bookmarkStart w:id="25" w:name="_Toc240642076"/>
       <w:r>
         <w:rPr>
           <w:rFonts w:ascii="Segoe UI Semibold" w:hAnsi="Segoe UI Semibold"/>
@@ -8666,7 +8680,7 @@
         <w:pStyle w:val="Heading1"/>
         <w:spacing w:before="80" w:after="120"/>
       </w:pPr>
-      <w:bookmarkStart w:id="26" w:name="_Toc240640199"/>
+      <w:bookmarkStart w:id="26" w:name="_Toc240642077"/>
       <w:r>
         <w:rPr>
           <w:rFonts w:ascii="Segoe UI Semibold" w:hAnsi="Segoe UI Semibold"/>
@@ -8715,7 +8729,7 @@
           <w:noProof/>
         </w:rPr>
         <w:drawing>
-          <wp:inline distT="0" distB="0" distL="0" distR="0" wp14:anchorId="630D4B91" wp14:editId="1018DC83">
+          <wp:inline distT="0" distB="0" distL="0" distR="0" wp14:anchorId="71786BE0" wp14:editId="33CF55E7">
             <wp:extent cx="5903999" cy="4560839"/>
             <wp:effectExtent l="0" t="0" r="0" b="0"/>
             <wp:docPr id="6" name="Picture 6"/>
@@ -9763,7 +9777,7 @@
         <w:pStyle w:val="Heading2"/>
         <w:spacing w:before="240" w:after="120"/>
       </w:pPr>
-      <w:bookmarkStart w:id="27" w:name="_Toc240640200"/>
+      <w:bookmarkStart w:id="27" w:name="_Toc240642078"/>
       <w:r>
         <w:rPr>
           <w:rFonts w:ascii="Segoe UI Semibold" w:hAnsi="Segoe UI Semibold"/>
@@ -9784,7 +9798,7 @@
           <w:noProof/>
         </w:rPr>
         <w:drawing>
-          <wp:inline distT="0" distB="0" distL="0" distR="0" wp14:anchorId="24D03C92" wp14:editId="63B0829B">
+          <wp:inline distT="0" distB="0" distL="0" distR="0" wp14:anchorId="341F5D8E" wp14:editId="3254D3DF">
             <wp:extent cx="5903999" cy="4826519"/>
             <wp:effectExtent l="0" t="0" r="0" b="0"/>
             <wp:docPr id="7" name="Picture 7"/>
@@ -10050,7 +10064,7 @@
         <w:pStyle w:val="Heading1"/>
         <w:spacing w:before="80" w:after="120"/>
       </w:pPr>
-      <w:bookmarkStart w:id="28" w:name="_Toc240640201"/>
+      <w:bookmarkStart w:id="28" w:name="_Toc240642079"/>
       <w:r>
         <w:rPr>
           <w:rFonts w:ascii="Segoe UI Semibold" w:hAnsi="Segoe UI Semibold"/>
@@ -10643,7 +10657,7 @@
           <w:noProof/>
         </w:rPr>
         <w:drawing>
-          <wp:inline distT="0" distB="0" distL="0" distR="0" wp14:anchorId="058F5EC9" wp14:editId="6833FCC4">
+          <wp:inline distT="0" distB="0" distL="0" distR="0" wp14:anchorId="7B50F031" wp14:editId="6B1B945D">
             <wp:extent cx="5903999" cy="3193079"/>
             <wp:effectExtent l="0" t="0" r="0" b="0"/>
             <wp:docPr id="8" name="Picture 8"/>
@@ -10795,7 +10809,7 @@
         <w:pStyle w:val="Heading2"/>
         <w:spacing w:before="240" w:after="120"/>
       </w:pPr>
-      <w:bookmarkStart w:id="29" w:name="_Toc240640202"/>
+      <w:bookmarkStart w:id="29" w:name="_Toc240642080"/>
       <w:r>
         <w:rPr>
           <w:rFonts w:ascii="Segoe UI Semibold" w:hAnsi="Segoe UI Semibold"/>
@@ -10817,7 +10831,7 @@
           <w:noProof/>
         </w:rPr>
         <w:drawing>
-          <wp:inline distT="0" distB="0" distL="0" distR="0" wp14:anchorId="2D74CA70" wp14:editId="7486FF5B">
+          <wp:inline distT="0" distB="0" distL="0" distR="0" wp14:anchorId="1C17AAB3" wp14:editId="52FC52B1">
             <wp:extent cx="5903999" cy="3306239"/>
             <wp:effectExtent l="0" t="0" r="0" b="0"/>
             <wp:docPr id="9" name="Picture 9"/>
@@ -11061,7 +11075,7 @@
         <w:pStyle w:val="Heading1"/>
         <w:spacing w:before="80" w:after="120"/>
       </w:pPr>
-      <w:bookmarkStart w:id="30" w:name="_Toc240640203"/>
+      <w:bookmarkStart w:id="30" w:name="_Toc240642081"/>
       <w:r>
         <w:rPr>
           <w:rFonts w:ascii="Segoe UI Semibold" w:hAnsi="Segoe UI Semibold"/>
@@ -11105,7 +11119,7 @@
         <w:pStyle w:val="Heading2"/>
         <w:spacing w:before="240" w:after="120"/>
       </w:pPr>
-      <w:bookmarkStart w:id="31" w:name="_Toc240640204"/>
+      <w:bookmarkStart w:id="31" w:name="_Toc240642082"/>
       <w:r>
         <w:rPr>
           <w:rFonts w:ascii="Segoe UI Semibold" w:hAnsi="Segoe UI Semibold"/>
@@ -11393,7 +11407,7 @@
         <w:pStyle w:val="Heading2"/>
         <w:spacing w:before="240" w:after="120"/>
       </w:pPr>
-      <w:bookmarkStart w:id="32" w:name="_Toc240640205"/>
+      <w:bookmarkStart w:id="32" w:name="_Toc240642083"/>
       <w:r>
         <w:rPr>
           <w:rFonts w:ascii="Segoe UI Semibold" w:hAnsi="Segoe UI Semibold"/>
@@ -11534,7 +11548,7 @@
         <w:pStyle w:val="Heading2"/>
         <w:spacing w:before="240" w:after="120"/>
       </w:pPr>
-      <w:bookmarkStart w:id="33" w:name="_Toc240640206"/>
+      <w:bookmarkStart w:id="33" w:name="_Toc240642084"/>
       <w:r>
         <w:rPr>
           <w:rFonts w:ascii="Segoe UI Semibold" w:hAnsi="Segoe UI Semibold"/>
@@ -11634,7 +11648,7 @@
         <w:pStyle w:val="Heading2"/>
         <w:spacing w:before="240" w:after="120"/>
       </w:pPr>
-      <w:bookmarkStart w:id="34" w:name="_Toc240640207"/>
+      <w:bookmarkStart w:id="34" w:name="_Toc240642085"/>
       <w:r>
         <w:rPr>
           <w:rFonts w:ascii="Segoe UI Semibold" w:hAnsi="Segoe UI Semibold"/>
@@ -11791,7 +11805,7 @@
         <w:pStyle w:val="Heading1"/>
         <w:spacing w:before="80" w:after="120"/>
       </w:pPr>
-      <w:bookmarkStart w:id="35" w:name="_Toc240640208"/>
+      <w:bookmarkStart w:id="35" w:name="_Toc240642086"/>
       <w:r>
         <w:rPr>
           <w:rFonts w:ascii="Segoe UI Semibold" w:hAnsi="Segoe UI Semibold"/>
@@ -13208,7 +13222,7 @@
         <w:pStyle w:val="Heading1"/>
         <w:spacing w:before="80" w:after="120"/>
       </w:pPr>
-      <w:bookmarkStart w:id="36" w:name="_Toc240640209"/>
+      <w:bookmarkStart w:id="36" w:name="_Toc240642087"/>
       <w:r>
         <w:rPr>
           <w:rFonts w:ascii="Segoe UI Semibold" w:hAnsi="Segoe UI Semibold"/>
@@ -14183,31 +14197,31 @@
       </w:rPr>
     </w:lvl>
   </w:abstractNum>
-  <w:num w:numId="1" w16cid:durableId="1164122217">
+  <w:num w:numId="1" w16cid:durableId="1012995914">
     <w:abstractNumId w:val="8"/>
   </w:num>
-  <w:num w:numId="2" w16cid:durableId="1378044676">
+  <w:num w:numId="2" w16cid:durableId="38097331">
     <w:abstractNumId w:val="6"/>
   </w:num>
-  <w:num w:numId="3" w16cid:durableId="94447033">
+  <w:num w:numId="3" w16cid:durableId="428964141">
     <w:abstractNumId w:val="5"/>
   </w:num>
-  <w:num w:numId="4" w16cid:durableId="383994515">
+  <w:num w:numId="4" w16cid:durableId="16471904">
     <w:abstractNumId w:val="4"/>
   </w:num>
-  <w:num w:numId="5" w16cid:durableId="2061703536">
+  <w:num w:numId="5" w16cid:durableId="1649019375">
     <w:abstractNumId w:val="7"/>
   </w:num>
-  <w:num w:numId="6" w16cid:durableId="1347093631">
+  <w:num w:numId="6" w16cid:durableId="1090085681">
     <w:abstractNumId w:val="3"/>
   </w:num>
-  <w:num w:numId="7" w16cid:durableId="482166393">
+  <w:num w:numId="7" w16cid:durableId="1817867421">
     <w:abstractNumId w:val="2"/>
   </w:num>
-  <w:num w:numId="8" w16cid:durableId="686953340">
+  <w:num w:numId="8" w16cid:durableId="1949894384">
     <w:abstractNumId w:val="1"/>
   </w:num>
-  <w:num w:numId="9" w16cid:durableId="2107996901">
+  <w:num w:numId="9" w16cid:durableId="663165867">
     <w:abstractNumId w:val="0"/>
   </w:num>
 </w:numbering>
@@ -25605,7 +25619,7 @@
     <w:autoRedefine/>
     <w:uiPriority w:val="39"/>
     <w:unhideWhenUsed/>
-    <w:rsid w:val="00B12834"/>
+    <w:rsid w:val="003A766A"/>
     <w:pPr>
       <w:spacing w:after="100"/>
     </w:pPr>
@@ -25617,7 +25631,7 @@
     <w:autoRedefine/>
     <w:uiPriority w:val="39"/>
     <w:unhideWhenUsed/>
-    <w:rsid w:val="00B12834"/>
+    <w:rsid w:val="003A766A"/>
     <w:pPr>
       <w:spacing w:after="100"/>
       <w:ind w:left="210"/>
@@ -25628,7 +25642,7 @@
     <w:basedOn w:val="DefaultParagraphFont"/>
     <w:uiPriority w:val="99"/>
     <w:unhideWhenUsed/>
-    <w:rsid w:val="00B12834"/>
+    <w:rsid w:val="003A766A"/>
     <w:rPr>
       <w:color w:val="0000FF" w:themeColor="hyperlink"/>
       <w:u w:val="single"/>

--- a/docs/LCM Finance Handbook.docx
+++ b/docs/LCM Finance Handbook.docx
@@ -87,7 +87,7 @@
       <w:r>
         <w:fldChar w:fldCharType="separate"/>
       </w:r>
-      <w:hyperlink w:anchor="_Toc240642051" w:history="1">
+      <w:hyperlink w:anchor="_Toc240643043" w:history="1">
         <w:r>
           <w:rPr>
             <w:rStyle w:val="Hyperlink"/>
@@ -115,7 +115,7 @@
             <w:noProof/>
             <w:webHidden/>
           </w:rPr>
-          <w:instrText xml:space="preserve"> PAGEREF _Toc240642051 \h </w:instrText>
+          <w:instrText xml:space="preserve"> PAGEREF _Toc240643043 \h </w:instrText>
         </w:r>
         <w:r>
           <w:rPr>
@@ -163,7 +163,7 @@
           <w14:ligatures w14:val="standardContextual"/>
         </w:rPr>
       </w:pPr>
-      <w:hyperlink w:anchor="_Toc240642052" w:history="1">
+      <w:hyperlink w:anchor="_Toc240643044" w:history="1">
         <w:r>
           <w:rPr>
             <w:rStyle w:val="Hyperlink"/>
@@ -191,7 +191,7 @@
             <w:noProof/>
             <w:webHidden/>
           </w:rPr>
-          <w:instrText xml:space="preserve"> PAGEREF _Toc240642052 \h </w:instrText>
+          <w:instrText xml:space="preserve"> PAGEREF _Toc240643044 \h </w:instrText>
         </w:r>
         <w:r>
           <w:rPr>
@@ -239,7 +239,7 @@
           <w14:ligatures w14:val="standardContextual"/>
         </w:rPr>
       </w:pPr>
-      <w:hyperlink w:anchor="_Toc240642053" w:history="1">
+      <w:hyperlink w:anchor="_Toc240643045" w:history="1">
         <w:r>
           <w:rPr>
             <w:rStyle w:val="Hyperlink"/>
@@ -267,7 +267,7 @@
             <w:noProof/>
             <w:webHidden/>
           </w:rPr>
-          <w:instrText xml:space="preserve"> PAGEREF _Toc240642053 \h </w:instrText>
+          <w:instrText xml:space="preserve"> PAGEREF _Toc240643045 \h </w:instrText>
         </w:r>
         <w:r>
           <w:rPr>
@@ -315,7 +315,7 @@
           <w14:ligatures w14:val="standardContextual"/>
         </w:rPr>
       </w:pPr>
-      <w:hyperlink w:anchor="_Toc240642054" w:history="1">
+      <w:hyperlink w:anchor="_Toc240643046" w:history="1">
         <w:r>
           <w:rPr>
             <w:rStyle w:val="Hyperlink"/>
@@ -343,7 +343,7 @@
             <w:noProof/>
             <w:webHidden/>
           </w:rPr>
-          <w:instrText xml:space="preserve"> PAGEREF _Toc240642054 \h </w:instrText>
+          <w:instrText xml:space="preserve"> PAGEREF _Toc240643046 \h </w:instrText>
         </w:r>
         <w:r>
           <w:rPr>
@@ -363,7 +363,7 @@
             <w:noProof/>
             <w:webHidden/>
           </w:rPr>
-          <w:t>6</w:t>
+          <w:t>5</w:t>
         </w:r>
         <w:r>
           <w:rPr>
@@ -391,7 +391,7 @@
           <w14:ligatures w14:val="standardContextual"/>
         </w:rPr>
       </w:pPr>
-      <w:hyperlink w:anchor="_Toc240642055" w:history="1">
+      <w:hyperlink w:anchor="_Toc240643047" w:history="1">
         <w:r>
           <w:rPr>
             <w:rStyle w:val="Hyperlink"/>
@@ -419,7 +419,7 @@
             <w:noProof/>
             <w:webHidden/>
           </w:rPr>
-          <w:instrText xml:space="preserve"> PAGEREF _Toc240642055 \h </w:instrText>
+          <w:instrText xml:space="preserve"> PAGEREF _Toc240643047 \h </w:instrText>
         </w:r>
         <w:r>
           <w:rPr>
@@ -439,7 +439,7 @@
             <w:noProof/>
             <w:webHidden/>
           </w:rPr>
-          <w:t>7</w:t>
+          <w:t>6</w:t>
         </w:r>
         <w:r>
           <w:rPr>
@@ -467,7 +467,7 @@
           <w14:ligatures w14:val="standardContextual"/>
         </w:rPr>
       </w:pPr>
-      <w:hyperlink w:anchor="_Toc240642056" w:history="1">
+      <w:hyperlink w:anchor="_Toc240643048" w:history="1">
         <w:r>
           <w:rPr>
             <w:rStyle w:val="Hyperlink"/>
@@ -495,7 +495,7 @@
             <w:noProof/>
             <w:webHidden/>
           </w:rPr>
-          <w:instrText xml:space="preserve"> PAGEREF _Toc240642056 \h </w:instrText>
+          <w:instrText xml:space="preserve"> PAGEREF _Toc240643048 \h </w:instrText>
         </w:r>
         <w:r>
           <w:rPr>
@@ -515,7 +515,7 @@
             <w:noProof/>
             <w:webHidden/>
           </w:rPr>
-          <w:t>9</w:t>
+          <w:t>8</w:t>
         </w:r>
         <w:r>
           <w:rPr>
@@ -543,7 +543,7 @@
           <w14:ligatures w14:val="standardContextual"/>
         </w:rPr>
       </w:pPr>
-      <w:hyperlink w:anchor="_Toc240642057" w:history="1">
+      <w:hyperlink w:anchor="_Toc240643049" w:history="1">
         <w:r>
           <w:rPr>
             <w:rStyle w:val="Hyperlink"/>
@@ -571,7 +571,7 @@
             <w:noProof/>
             <w:webHidden/>
           </w:rPr>
-          <w:instrText xml:space="preserve"> PAGEREF _Toc240642057 \h </w:instrText>
+          <w:instrText xml:space="preserve"> PAGEREF _Toc240643049 \h </w:instrText>
         </w:r>
         <w:r>
           <w:rPr>
@@ -591,7 +591,7 @@
             <w:noProof/>
             <w:webHidden/>
           </w:rPr>
-          <w:t>9</w:t>
+          <w:t>8</w:t>
         </w:r>
         <w:r>
           <w:rPr>
@@ -619,7 +619,7 @@
           <w14:ligatures w14:val="standardContextual"/>
         </w:rPr>
       </w:pPr>
-      <w:hyperlink w:anchor="_Toc240642058" w:history="1">
+      <w:hyperlink w:anchor="_Toc240643050" w:history="1">
         <w:r>
           <w:rPr>
             <w:rStyle w:val="Hyperlink"/>
@@ -647,7 +647,7 @@
             <w:noProof/>
             <w:webHidden/>
           </w:rPr>
-          <w:instrText xml:space="preserve"> PAGEREF _Toc240642058 \h </w:instrText>
+          <w:instrText xml:space="preserve"> PAGEREF _Toc240643050 \h </w:instrText>
         </w:r>
         <w:r>
           <w:rPr>
@@ -667,7 +667,7 @@
             <w:noProof/>
             <w:webHidden/>
           </w:rPr>
-          <w:t>10</w:t>
+          <w:t>9</w:t>
         </w:r>
         <w:r>
           <w:rPr>
@@ -695,7 +695,7 @@
           <w14:ligatures w14:val="standardContextual"/>
         </w:rPr>
       </w:pPr>
-      <w:hyperlink w:anchor="_Toc240642059" w:history="1">
+      <w:hyperlink w:anchor="_Toc240643051" w:history="1">
         <w:r>
           <w:rPr>
             <w:rStyle w:val="Hyperlink"/>
@@ -723,7 +723,7 @@
             <w:noProof/>
             <w:webHidden/>
           </w:rPr>
-          <w:instrText xml:space="preserve"> PAGEREF _Toc240642059 \h </w:instrText>
+          <w:instrText xml:space="preserve"> PAGEREF _Toc240643051 \h </w:instrText>
         </w:r>
         <w:r>
           <w:rPr>
@@ -743,7 +743,7 @@
             <w:noProof/>
             <w:webHidden/>
           </w:rPr>
-          <w:t>10</w:t>
+          <w:t>9</w:t>
         </w:r>
         <w:r>
           <w:rPr>
@@ -771,7 +771,7 @@
           <w14:ligatures w14:val="standardContextual"/>
         </w:rPr>
       </w:pPr>
-      <w:hyperlink w:anchor="_Toc240642060" w:history="1">
+      <w:hyperlink w:anchor="_Toc240643052" w:history="1">
         <w:r>
           <w:rPr>
             <w:rStyle w:val="Hyperlink"/>
@@ -799,7 +799,7 @@
             <w:noProof/>
             <w:webHidden/>
           </w:rPr>
-          <w:instrText xml:space="preserve"> PAGEREF _Toc240642060 \h </w:instrText>
+          <w:instrText xml:space="preserve"> PAGEREF _Toc240643052 \h </w:instrText>
         </w:r>
         <w:r>
           <w:rPr>
@@ -819,7 +819,7 @@
             <w:noProof/>
             <w:webHidden/>
           </w:rPr>
-          <w:t>10</w:t>
+          <w:t>9</w:t>
         </w:r>
         <w:r>
           <w:rPr>
@@ -847,7 +847,7 @@
           <w14:ligatures w14:val="standardContextual"/>
         </w:rPr>
       </w:pPr>
-      <w:hyperlink w:anchor="_Toc240642061" w:history="1">
+      <w:hyperlink w:anchor="_Toc240643053" w:history="1">
         <w:r>
           <w:rPr>
             <w:rStyle w:val="Hyperlink"/>
@@ -875,7 +875,7 @@
             <w:noProof/>
             <w:webHidden/>
           </w:rPr>
-          <w:instrText xml:space="preserve"> PAGEREF _Toc240642061 \h </w:instrText>
+          <w:instrText xml:space="preserve"> PAGEREF _Toc240643053 \h </w:instrText>
         </w:r>
         <w:r>
           <w:rPr>
@@ -895,7 +895,7 @@
             <w:noProof/>
             <w:webHidden/>
           </w:rPr>
-          <w:t>11</w:t>
+          <w:t>10</w:t>
         </w:r>
         <w:r>
           <w:rPr>
@@ -923,7 +923,7 @@
           <w14:ligatures w14:val="standardContextual"/>
         </w:rPr>
       </w:pPr>
-      <w:hyperlink w:anchor="_Toc240642062" w:history="1">
+      <w:hyperlink w:anchor="_Toc240643054" w:history="1">
         <w:r>
           <w:rPr>
             <w:rStyle w:val="Hyperlink"/>
@@ -951,7 +951,7 @@
             <w:noProof/>
             <w:webHidden/>
           </w:rPr>
-          <w:instrText xml:space="preserve"> PAGEREF _Toc240642062 \h </w:instrText>
+          <w:instrText xml:space="preserve"> PAGEREF _Toc240643054 \h </w:instrText>
         </w:r>
         <w:r>
           <w:rPr>
@@ -971,7 +971,7 @@
             <w:noProof/>
             <w:webHidden/>
           </w:rPr>
-          <w:t>11</w:t>
+          <w:t>10</w:t>
         </w:r>
         <w:r>
           <w:rPr>
@@ -999,7 +999,7 @@
           <w14:ligatures w14:val="standardContextual"/>
         </w:rPr>
       </w:pPr>
-      <w:hyperlink w:anchor="_Toc240642063" w:history="1">
+      <w:hyperlink w:anchor="_Toc240643055" w:history="1">
         <w:r>
           <w:rPr>
             <w:rStyle w:val="Hyperlink"/>
@@ -1027,7 +1027,7 @@
             <w:noProof/>
             <w:webHidden/>
           </w:rPr>
-          <w:instrText xml:space="preserve"> PAGEREF _Toc240642063 \h </w:instrText>
+          <w:instrText xml:space="preserve"> PAGEREF _Toc240643055 \h </w:instrText>
         </w:r>
         <w:r>
           <w:rPr>
@@ -1047,7 +1047,7 @@
             <w:noProof/>
             <w:webHidden/>
           </w:rPr>
-          <w:t>11</w:t>
+          <w:t>10</w:t>
         </w:r>
         <w:r>
           <w:rPr>
@@ -1075,7 +1075,7 @@
           <w14:ligatures w14:val="standardContextual"/>
         </w:rPr>
       </w:pPr>
-      <w:hyperlink w:anchor="_Toc240642064" w:history="1">
+      <w:hyperlink w:anchor="_Toc240643056" w:history="1">
         <w:r>
           <w:rPr>
             <w:rStyle w:val="Hyperlink"/>
@@ -1103,7 +1103,7 @@
             <w:noProof/>
             <w:webHidden/>
           </w:rPr>
-          <w:instrText xml:space="preserve"> PAGEREF _Toc240642064 \h </w:instrText>
+          <w:instrText xml:space="preserve"> PAGEREF _Toc240643056 \h </w:instrText>
         </w:r>
         <w:r>
           <w:rPr>
@@ -1123,7 +1123,7 @@
             <w:noProof/>
             <w:webHidden/>
           </w:rPr>
-          <w:t>11</w:t>
+          <w:t>10</w:t>
         </w:r>
         <w:r>
           <w:rPr>
@@ -1151,7 +1151,7 @@
           <w14:ligatures w14:val="standardContextual"/>
         </w:rPr>
       </w:pPr>
-      <w:hyperlink w:anchor="_Toc240642065" w:history="1">
+      <w:hyperlink w:anchor="_Toc240643057" w:history="1">
         <w:r>
           <w:rPr>
             <w:rStyle w:val="Hyperlink"/>
@@ -1179,7 +1179,7 @@
             <w:noProof/>
             <w:webHidden/>
           </w:rPr>
-          <w:instrText xml:space="preserve"> PAGEREF _Toc240642065 \h </w:instrText>
+          <w:instrText xml:space="preserve"> PAGEREF _Toc240643057 \h </w:instrText>
         </w:r>
         <w:r>
           <w:rPr>
@@ -1199,7 +1199,7 @@
             <w:noProof/>
             <w:webHidden/>
           </w:rPr>
-          <w:t>13</w:t>
+          <w:t>12</w:t>
         </w:r>
         <w:r>
           <w:rPr>
@@ -1227,7 +1227,7 @@
           <w14:ligatures w14:val="standardContextual"/>
         </w:rPr>
       </w:pPr>
-      <w:hyperlink w:anchor="_Toc240642066" w:history="1">
+      <w:hyperlink w:anchor="_Toc240643058" w:history="1">
         <w:r>
           <w:rPr>
             <w:rStyle w:val="Hyperlink"/>
@@ -1255,7 +1255,7 @@
             <w:noProof/>
             <w:webHidden/>
           </w:rPr>
-          <w:instrText xml:space="preserve"> PAGEREF _Toc240642066 \h </w:instrText>
+          <w:instrText xml:space="preserve"> PAGEREF _Toc240643058 \h </w:instrText>
         </w:r>
         <w:r>
           <w:rPr>
@@ -1275,7 +1275,7 @@
             <w:noProof/>
             <w:webHidden/>
           </w:rPr>
-          <w:t>13</w:t>
+          <w:t>12</w:t>
         </w:r>
         <w:r>
           <w:rPr>
@@ -1303,7 +1303,7 @@
           <w14:ligatures w14:val="standardContextual"/>
         </w:rPr>
       </w:pPr>
-      <w:hyperlink w:anchor="_Toc240642067" w:history="1">
+      <w:hyperlink w:anchor="_Toc240643059" w:history="1">
         <w:r>
           <w:rPr>
             <w:rStyle w:val="Hyperlink"/>
@@ -1331,7 +1331,7 @@
             <w:noProof/>
             <w:webHidden/>
           </w:rPr>
-          <w:instrText xml:space="preserve"> PAGEREF _Toc240642067 \h </w:instrText>
+          <w:instrText xml:space="preserve"> PAGEREF _Toc240643059 \h </w:instrText>
         </w:r>
         <w:r>
           <w:rPr>
@@ -1351,7 +1351,7 @@
             <w:noProof/>
             <w:webHidden/>
           </w:rPr>
-          <w:t>14</w:t>
+          <w:t>13</w:t>
         </w:r>
         <w:r>
           <w:rPr>
@@ -1379,7 +1379,7 @@
           <w14:ligatures w14:val="standardContextual"/>
         </w:rPr>
       </w:pPr>
-      <w:hyperlink w:anchor="_Toc240642068" w:history="1">
+      <w:hyperlink w:anchor="_Toc240643060" w:history="1">
         <w:r>
           <w:rPr>
             <w:rStyle w:val="Hyperlink"/>
@@ -1407,7 +1407,7 @@
             <w:noProof/>
             <w:webHidden/>
           </w:rPr>
-          <w:instrText xml:space="preserve"> PAGEREF _Toc240642068 \h </w:instrText>
+          <w:instrText xml:space="preserve"> PAGEREF _Toc240643060 \h </w:instrText>
         </w:r>
         <w:r>
           <w:rPr>
@@ -1427,7 +1427,7 @@
             <w:noProof/>
             <w:webHidden/>
           </w:rPr>
-          <w:t>17</w:t>
+          <w:t>16</w:t>
         </w:r>
         <w:r>
           <w:rPr>
@@ -1455,7 +1455,7 @@
           <w14:ligatures w14:val="standardContextual"/>
         </w:rPr>
       </w:pPr>
-      <w:hyperlink w:anchor="_Toc240642069" w:history="1">
+      <w:hyperlink w:anchor="_Toc240643061" w:history="1">
         <w:r>
           <w:rPr>
             <w:rStyle w:val="Hyperlink"/>
@@ -1483,7 +1483,7 @@
             <w:noProof/>
             <w:webHidden/>
           </w:rPr>
-          <w:instrText xml:space="preserve"> PAGEREF _Toc240642069 \h </w:instrText>
+          <w:instrText xml:space="preserve"> PAGEREF _Toc240643061 \h </w:instrText>
         </w:r>
         <w:r>
           <w:rPr>
@@ -1503,7 +1503,7 @@
             <w:noProof/>
             <w:webHidden/>
           </w:rPr>
-          <w:t>17</w:t>
+          <w:t>16</w:t>
         </w:r>
         <w:r>
           <w:rPr>
@@ -1531,7 +1531,7 @@
           <w14:ligatures w14:val="standardContextual"/>
         </w:rPr>
       </w:pPr>
-      <w:hyperlink w:anchor="_Toc240642070" w:history="1">
+      <w:hyperlink w:anchor="_Toc240643062" w:history="1">
         <w:r>
           <w:rPr>
             <w:rStyle w:val="Hyperlink"/>
@@ -1559,7 +1559,7 @@
             <w:noProof/>
             <w:webHidden/>
           </w:rPr>
-          <w:instrText xml:space="preserve"> PAGEREF _Toc240642070 \h </w:instrText>
+          <w:instrText xml:space="preserve"> PAGEREF _Toc240643062 \h </w:instrText>
         </w:r>
         <w:r>
           <w:rPr>
@@ -1579,7 +1579,7 @@
             <w:noProof/>
             <w:webHidden/>
           </w:rPr>
-          <w:t>17</w:t>
+          <w:t>16</w:t>
         </w:r>
         <w:r>
           <w:rPr>
@@ -1607,7 +1607,7 @@
           <w14:ligatures w14:val="standardContextual"/>
         </w:rPr>
       </w:pPr>
-      <w:hyperlink w:anchor="_Toc240642071" w:history="1">
+      <w:hyperlink w:anchor="_Toc240643063" w:history="1">
         <w:r>
           <w:rPr>
             <w:rStyle w:val="Hyperlink"/>
@@ -1635,7 +1635,7 @@
             <w:noProof/>
             <w:webHidden/>
           </w:rPr>
-          <w:instrText xml:space="preserve"> PAGEREF _Toc240642071 \h </w:instrText>
+          <w:instrText xml:space="preserve"> PAGEREF _Toc240643063 \h </w:instrText>
         </w:r>
         <w:r>
           <w:rPr>
@@ -1655,7 +1655,7 @@
             <w:noProof/>
             <w:webHidden/>
           </w:rPr>
-          <w:t>18</w:t>
+          <w:t>17</w:t>
         </w:r>
         <w:r>
           <w:rPr>
@@ -1683,7 +1683,7 @@
           <w14:ligatures w14:val="standardContextual"/>
         </w:rPr>
       </w:pPr>
-      <w:hyperlink w:anchor="_Toc240642072" w:history="1">
+      <w:hyperlink w:anchor="_Toc240643064" w:history="1">
         <w:r>
           <w:rPr>
             <w:rStyle w:val="Hyperlink"/>
@@ -1711,7 +1711,7 @@
             <w:noProof/>
             <w:webHidden/>
           </w:rPr>
-          <w:instrText xml:space="preserve"> PAGEREF _Toc240642072 \h </w:instrText>
+          <w:instrText xml:space="preserve"> PAGEREF _Toc240643064 \h </w:instrText>
         </w:r>
         <w:r>
           <w:rPr>
@@ -1731,7 +1731,7 @@
             <w:noProof/>
             <w:webHidden/>
           </w:rPr>
-          <w:t>19</w:t>
+          <w:t>18</w:t>
         </w:r>
         <w:r>
           <w:rPr>
@@ -1759,7 +1759,7 @@
           <w14:ligatures w14:val="standardContextual"/>
         </w:rPr>
       </w:pPr>
-      <w:hyperlink w:anchor="_Toc240642073" w:history="1">
+      <w:hyperlink w:anchor="_Toc240643065" w:history="1">
         <w:r>
           <w:rPr>
             <w:rStyle w:val="Hyperlink"/>
@@ -1787,7 +1787,7 @@
             <w:noProof/>
             <w:webHidden/>
           </w:rPr>
-          <w:instrText xml:space="preserve"> PAGEREF _Toc240642073 \h </w:instrText>
+          <w:instrText xml:space="preserve"> PAGEREF _Toc240643065 \h </w:instrText>
         </w:r>
         <w:r>
           <w:rPr>
@@ -1807,7 +1807,7 @@
             <w:noProof/>
             <w:webHidden/>
           </w:rPr>
-          <w:t>20</w:t>
+          <w:t>19</w:t>
         </w:r>
         <w:r>
           <w:rPr>
@@ -1835,7 +1835,7 @@
           <w14:ligatures w14:val="standardContextual"/>
         </w:rPr>
       </w:pPr>
-      <w:hyperlink w:anchor="_Toc240642074" w:history="1">
+      <w:hyperlink w:anchor="_Toc240643066" w:history="1">
         <w:r>
           <w:rPr>
             <w:rStyle w:val="Hyperlink"/>
@@ -1863,7 +1863,7 @@
             <w:noProof/>
             <w:webHidden/>
           </w:rPr>
-          <w:instrText xml:space="preserve"> PAGEREF _Toc240642074 \h </w:instrText>
+          <w:instrText xml:space="preserve"> PAGEREF _Toc240643066 \h </w:instrText>
         </w:r>
         <w:r>
           <w:rPr>
@@ -1883,7 +1883,7 @@
             <w:noProof/>
             <w:webHidden/>
           </w:rPr>
-          <w:t>21</w:t>
+          <w:t>20</w:t>
         </w:r>
         <w:r>
           <w:rPr>
@@ -1911,7 +1911,7 @@
           <w14:ligatures w14:val="standardContextual"/>
         </w:rPr>
       </w:pPr>
-      <w:hyperlink w:anchor="_Toc240642075" w:history="1">
+      <w:hyperlink w:anchor="_Toc240643067" w:history="1">
         <w:r>
           <w:rPr>
             <w:rStyle w:val="Hyperlink"/>
@@ -1939,7 +1939,7 @@
             <w:noProof/>
             <w:webHidden/>
           </w:rPr>
-          <w:instrText xml:space="preserve"> PAGEREF _Toc240642075 \h </w:instrText>
+          <w:instrText xml:space="preserve"> PAGEREF _Toc240643067 \h </w:instrText>
         </w:r>
         <w:r>
           <w:rPr>
@@ -1959,7 +1959,7 @@
             <w:noProof/>
             <w:webHidden/>
           </w:rPr>
-          <w:t>22</w:t>
+          <w:t>21</w:t>
         </w:r>
         <w:r>
           <w:rPr>
@@ -1987,7 +1987,7 @@
           <w14:ligatures w14:val="standardContextual"/>
         </w:rPr>
       </w:pPr>
-      <w:hyperlink w:anchor="_Toc240642076" w:history="1">
+      <w:hyperlink w:anchor="_Toc240643068" w:history="1">
         <w:r>
           <w:rPr>
             <w:rStyle w:val="Hyperlink"/>
@@ -2015,7 +2015,7 @@
             <w:noProof/>
             <w:webHidden/>
           </w:rPr>
-          <w:instrText xml:space="preserve"> PAGEREF _Toc240642076 \h </w:instrText>
+          <w:instrText xml:space="preserve"> PAGEREF _Toc240643068 \h </w:instrText>
         </w:r>
         <w:r>
           <w:rPr>
@@ -2035,7 +2035,7 @@
             <w:noProof/>
             <w:webHidden/>
           </w:rPr>
-          <w:t>22</w:t>
+          <w:t>21</w:t>
         </w:r>
         <w:r>
           <w:rPr>
@@ -2063,7 +2063,7 @@
           <w14:ligatures w14:val="standardContextual"/>
         </w:rPr>
       </w:pPr>
-      <w:hyperlink w:anchor="_Toc240642077" w:history="1">
+      <w:hyperlink w:anchor="_Toc240643069" w:history="1">
         <w:r>
           <w:rPr>
             <w:rStyle w:val="Hyperlink"/>
@@ -2091,7 +2091,7 @@
             <w:noProof/>
             <w:webHidden/>
           </w:rPr>
-          <w:instrText xml:space="preserve"> PAGEREF _Toc240642077 \h </w:instrText>
+          <w:instrText xml:space="preserve"> PAGEREF _Toc240643069 \h </w:instrText>
         </w:r>
         <w:r>
           <w:rPr>
@@ -2111,7 +2111,7 @@
             <w:noProof/>
             <w:webHidden/>
           </w:rPr>
-          <w:t>23</w:t>
+          <w:t>22</w:t>
         </w:r>
         <w:r>
           <w:rPr>
@@ -2139,7 +2139,7 @@
           <w14:ligatures w14:val="standardContextual"/>
         </w:rPr>
       </w:pPr>
-      <w:hyperlink w:anchor="_Toc240642078" w:history="1">
+      <w:hyperlink w:anchor="_Toc240643070" w:history="1">
         <w:r>
           <w:rPr>
             <w:rStyle w:val="Hyperlink"/>
@@ -2167,7 +2167,7 @@
             <w:noProof/>
             <w:webHidden/>
           </w:rPr>
-          <w:instrText xml:space="preserve"> PAGEREF _Toc240642078 \h </w:instrText>
+          <w:instrText xml:space="preserve"> PAGEREF _Toc240643070 \h </w:instrText>
         </w:r>
         <w:r>
           <w:rPr>
@@ -2187,7 +2187,7 @@
             <w:noProof/>
             <w:webHidden/>
           </w:rPr>
-          <w:t>25</w:t>
+          <w:t>24</w:t>
         </w:r>
         <w:r>
           <w:rPr>
@@ -2215,7 +2215,7 @@
           <w14:ligatures w14:val="standardContextual"/>
         </w:rPr>
       </w:pPr>
-      <w:hyperlink w:anchor="_Toc240642079" w:history="1">
+      <w:hyperlink w:anchor="_Toc240643071" w:history="1">
         <w:r>
           <w:rPr>
             <w:rStyle w:val="Hyperlink"/>
@@ -2243,7 +2243,7 @@
             <w:noProof/>
             <w:webHidden/>
           </w:rPr>
-          <w:instrText xml:space="preserve"> PAGEREF _Toc240642079 \h </w:instrText>
+          <w:instrText xml:space="preserve"> PAGEREF _Toc240643071 \h </w:instrText>
         </w:r>
         <w:r>
           <w:rPr>
@@ -2263,7 +2263,7 @@
             <w:noProof/>
             <w:webHidden/>
           </w:rPr>
-          <w:t>27</w:t>
+          <w:t>26</w:t>
         </w:r>
         <w:r>
           <w:rPr>
@@ -2291,7 +2291,7 @@
           <w14:ligatures w14:val="standardContextual"/>
         </w:rPr>
       </w:pPr>
-      <w:hyperlink w:anchor="_Toc240642080" w:history="1">
+      <w:hyperlink w:anchor="_Toc240643072" w:history="1">
         <w:r>
           <w:rPr>
             <w:rStyle w:val="Hyperlink"/>
@@ -2319,7 +2319,7 @@
             <w:noProof/>
             <w:webHidden/>
           </w:rPr>
-          <w:instrText xml:space="preserve"> PAGEREF _Toc240642080 \h </w:instrText>
+          <w:instrText xml:space="preserve"> PAGEREF _Toc240643072 \h </w:instrText>
         </w:r>
         <w:r>
           <w:rPr>
@@ -2339,7 +2339,7 @@
             <w:noProof/>
             <w:webHidden/>
           </w:rPr>
-          <w:t>29</w:t>
+          <w:t>28</w:t>
         </w:r>
         <w:r>
           <w:rPr>
@@ -2367,7 +2367,7 @@
           <w14:ligatures w14:val="standardContextual"/>
         </w:rPr>
       </w:pPr>
-      <w:hyperlink w:anchor="_Toc240642081" w:history="1">
+      <w:hyperlink w:anchor="_Toc240643073" w:history="1">
         <w:r>
           <w:rPr>
             <w:rStyle w:val="Hyperlink"/>
@@ -2395,7 +2395,7 @@
             <w:noProof/>
             <w:webHidden/>
           </w:rPr>
-          <w:instrText xml:space="preserve"> PAGEREF _Toc240642081 \h </w:instrText>
+          <w:instrText xml:space="preserve"> PAGEREF _Toc240643073 \h </w:instrText>
         </w:r>
         <w:r>
           <w:rPr>
@@ -2415,7 +2415,7 @@
             <w:noProof/>
             <w:webHidden/>
           </w:rPr>
-          <w:t>30</w:t>
+          <w:t>29</w:t>
         </w:r>
         <w:r>
           <w:rPr>
@@ -2443,7 +2443,7 @@
           <w14:ligatures w14:val="standardContextual"/>
         </w:rPr>
       </w:pPr>
-      <w:hyperlink w:anchor="_Toc240642082" w:history="1">
+      <w:hyperlink w:anchor="_Toc240643074" w:history="1">
         <w:r>
           <w:rPr>
             <w:rStyle w:val="Hyperlink"/>
@@ -2471,7 +2471,7 @@
             <w:noProof/>
             <w:webHidden/>
           </w:rPr>
-          <w:instrText xml:space="preserve"> PAGEREF _Toc240642082 \h </w:instrText>
+          <w:instrText xml:space="preserve"> PAGEREF _Toc240643074 \h </w:instrText>
         </w:r>
         <w:r>
           <w:rPr>
@@ -2491,7 +2491,7 @@
             <w:noProof/>
             <w:webHidden/>
           </w:rPr>
-          <w:t>30</w:t>
+          <w:t>29</w:t>
         </w:r>
         <w:r>
           <w:rPr>
@@ -2519,7 +2519,7 @@
           <w14:ligatures w14:val="standardContextual"/>
         </w:rPr>
       </w:pPr>
-      <w:hyperlink w:anchor="_Toc240642083" w:history="1">
+      <w:hyperlink w:anchor="_Toc240643075" w:history="1">
         <w:r>
           <w:rPr>
             <w:rStyle w:val="Hyperlink"/>
@@ -2547,7 +2547,7 @@
             <w:noProof/>
             <w:webHidden/>
           </w:rPr>
-          <w:instrText xml:space="preserve"> PAGEREF _Toc240642083 \h </w:instrText>
+          <w:instrText xml:space="preserve"> PAGEREF _Toc240643075 \h </w:instrText>
         </w:r>
         <w:r>
           <w:rPr>
@@ -2567,7 +2567,7 @@
             <w:noProof/>
             <w:webHidden/>
           </w:rPr>
-          <w:t>30</w:t>
+          <w:t>29</w:t>
         </w:r>
         <w:r>
           <w:rPr>
@@ -2595,7 +2595,7 @@
           <w14:ligatures w14:val="standardContextual"/>
         </w:rPr>
       </w:pPr>
-      <w:hyperlink w:anchor="_Toc240642084" w:history="1">
+      <w:hyperlink w:anchor="_Toc240643076" w:history="1">
         <w:r>
           <w:rPr>
             <w:rStyle w:val="Hyperlink"/>
@@ -2623,7 +2623,7 @@
             <w:noProof/>
             <w:webHidden/>
           </w:rPr>
-          <w:instrText xml:space="preserve"> PAGEREF _Toc240642084 \h </w:instrText>
+          <w:instrText xml:space="preserve"> PAGEREF _Toc240643076 \h </w:instrText>
         </w:r>
         <w:r>
           <w:rPr>
@@ -2643,7 +2643,7 @@
             <w:noProof/>
             <w:webHidden/>
           </w:rPr>
-          <w:t>30</w:t>
+          <w:t>29</w:t>
         </w:r>
         <w:r>
           <w:rPr>
@@ -2671,7 +2671,7 @@
           <w14:ligatures w14:val="standardContextual"/>
         </w:rPr>
       </w:pPr>
-      <w:hyperlink w:anchor="_Toc240642085" w:history="1">
+      <w:hyperlink w:anchor="_Toc240643077" w:history="1">
         <w:r>
           <w:rPr>
             <w:rStyle w:val="Hyperlink"/>
@@ -2699,7 +2699,7 @@
             <w:noProof/>
             <w:webHidden/>
           </w:rPr>
-          <w:instrText xml:space="preserve"> PAGEREF _Toc240642085 \h </w:instrText>
+          <w:instrText xml:space="preserve"> PAGEREF _Toc240643077 \h </w:instrText>
         </w:r>
         <w:r>
           <w:rPr>
@@ -2719,7 +2719,7 @@
             <w:noProof/>
             <w:webHidden/>
           </w:rPr>
-          <w:t>31</w:t>
+          <w:t>30</w:t>
         </w:r>
         <w:r>
           <w:rPr>
@@ -2747,7 +2747,7 @@
           <w14:ligatures w14:val="standardContextual"/>
         </w:rPr>
       </w:pPr>
-      <w:hyperlink w:anchor="_Toc240642086" w:history="1">
+      <w:hyperlink w:anchor="_Toc240643078" w:history="1">
         <w:r>
           <w:rPr>
             <w:rStyle w:val="Hyperlink"/>
@@ -2775,7 +2775,7 @@
             <w:noProof/>
             <w:webHidden/>
           </w:rPr>
-          <w:instrText xml:space="preserve"> PAGEREF _Toc240642086 \h </w:instrText>
+          <w:instrText xml:space="preserve"> PAGEREF _Toc240643078 \h </w:instrText>
         </w:r>
         <w:r>
           <w:rPr>
@@ -2795,7 +2795,7 @@
             <w:noProof/>
             <w:webHidden/>
           </w:rPr>
-          <w:t>32</w:t>
+          <w:t>31</w:t>
         </w:r>
         <w:r>
           <w:rPr>
@@ -2823,7 +2823,7 @@
           <w14:ligatures w14:val="standardContextual"/>
         </w:rPr>
       </w:pPr>
-      <w:hyperlink w:anchor="_Toc240642087" w:history="1">
+      <w:hyperlink w:anchor="_Toc240643079" w:history="1">
         <w:r>
           <w:rPr>
             <w:rStyle w:val="Hyperlink"/>
@@ -2851,7 +2851,7 @@
             <w:noProof/>
             <w:webHidden/>
           </w:rPr>
-          <w:instrText xml:space="preserve"> PAGEREF _Toc240642087 \h </w:instrText>
+          <w:instrText xml:space="preserve"> PAGEREF _Toc240643079 \h </w:instrText>
         </w:r>
         <w:r>
           <w:rPr>
@@ -2871,7 +2871,7 @@
             <w:noProof/>
             <w:webHidden/>
           </w:rPr>
-          <w:t>33</w:t>
+          <w:t>32</w:t>
         </w:r>
         <w:r>
           <w:rPr>
@@ -2897,7 +2897,7 @@
         <w:pStyle w:val="Heading1"/>
         <w:spacing w:before="80" w:after="120"/>
       </w:pPr>
-      <w:bookmarkStart w:id="0" w:name="_Toc240642051"/>
+      <w:bookmarkStart w:id="0" w:name="_Toc240643043"/>
       <w:r>
         <w:rPr>
           <w:rFonts w:ascii="Segoe UI Semibold" w:hAnsi="Segoe UI Semibold"/>
@@ -2963,7 +2963,7 @@
           <w:noProof/>
         </w:rPr>
         <w:drawing>
-          <wp:inline distT="0" distB="0" distL="0" distR="0" wp14:anchorId="35682FC3" wp14:editId="78FD0A41">
+          <wp:inline distT="0" distB="0" distL="0" distR="0" wp14:anchorId="6C783189" wp14:editId="5A115891">
             <wp:extent cx="5903999" cy="3749039"/>
             <wp:effectExtent l="0" t="0" r="0" b="0"/>
             <wp:docPr id="1" name="Picture 1"/>
@@ -3138,7 +3138,7 @@
         <w:pStyle w:val="Heading2"/>
         <w:spacing w:before="240" w:after="120"/>
       </w:pPr>
-      <w:bookmarkStart w:id="1" w:name="_Toc240642052"/>
+      <w:bookmarkStart w:id="1" w:name="_Toc240643044"/>
       <w:r>
         <w:rPr>
           <w:rFonts w:ascii="Segoe UI Semibold" w:hAnsi="Segoe UI Semibold"/>
@@ -3154,16 +3154,16 @@
         <w:spacing w:after="120" w:line="283" w:lineRule="auto"/>
       </w:pPr>
       <w:r>
-        <w:t xml:space="preserve">You do not create an account. Somebody at HQ gives your address a role first, and signing in simply attaches you to it. If you get in and see </w:t>
+        <w:t xml:space="preserve">You do not create an account and you do not wait for one. Sign in, and the system records your address there and then as a </w:t>
       </w:r>
       <w:r>
         <w:rPr>
           <w:b/>
         </w:rPr>
-        <w:t>“This account has no role yet”</w:t>
-      </w:r>
-      <w:r>
-        <w:t xml:space="preserve">, that step has not been done — ask the Finance Executive or the Administrator to add you under </w:t>
+        <w:t>Guest</w:t>
+      </w:r>
+      <w:r>
+        <w:t xml:space="preserve"> — the smallest role it has, enough to claim money back and to read the church directory, and nothing more. If you should have more than that, somebody at HQ raises your role under </w:t>
       </w:r>
       <w:r>
         <w:rPr>
@@ -3173,7 +3173,7 @@
         <w:t>Settings → Access &amp; Roles</w:t>
       </w:r>
       <w:r>
-        <w:t>. It is not a fault, and trying again will not change it.</w:t>
+        <w:t>. It takes effect the next time you load a page; you do not have to sign in again, and you do not have to ask twice.</w:t>
       </w:r>
     </w:p>
     <w:tbl>
@@ -3210,39 +3210,13 @@
                 <w:sz w:val="20"/>
               </w:rPr>
               <w:lastRenderedPageBreak/>
-              <w:t>Signing in is not the same as being let in.</w:t>
+              <w:t>Anybody can sign in, and what they get is a guest.</w:t>
             </w:r>
             <w:r>
               <w:rPr>
                 <w:sz w:val="20"/>
               </w:rPr>
-              <w:t xml:space="preserve"> Anybody can type any address into the email-link box, and the link really will arrive and really will sign them in. That sounds alarming and is not: all it checks is that they can open that inbox. What decides whether somebody sees the app is the </w:t>
-            </w:r>
-            <w:r>
-              <w:rPr>
-                <w:b/>
-                <w:sz w:val="20"/>
-              </w:rPr>
-              <w:t>role</w:t>
-            </w:r>
-            <w:r>
-              <w:rPr>
-                <w:sz w:val="20"/>
-              </w:rPr>
-              <w:t xml:space="preserve"> HQ has put against their address. Without one they get </w:t>
-            </w:r>
-            <w:r>
-              <w:rPr>
-                <w:b/>
-                <w:sz w:val="20"/>
-              </w:rPr>
-              <w:t>“This account has no role yet”</w:t>
-            </w:r>
-            <w:r>
-              <w:rPr>
-                <w:sz w:val="20"/>
-              </w:rPr>
-              <w:t xml:space="preserve"> and a sign-out button — no claims, no directory, nothing at all. Guests are no exception: nobody becomes a guest by signing in, somebody makes them one.</w:t>
+              <w:t xml:space="preserve"> The email-link box accepts any address, and the link really will arrive and really will work. That is deliberate, and it is a floor rather than a door: a guest may ask to be paid back and read the church’s structure, and that is the whole of it. No budgets, no bank accounts, no payroll, nobody’s details, and no claim but their own. Anything above a guest is given by HQ and cannot be taken by signing in.</w:t>
             </w:r>
           </w:p>
         </w:tc>
@@ -3258,7 +3232,7 @@
         <w:pStyle w:val="Heading2"/>
         <w:spacing w:before="240" w:after="120"/>
       </w:pPr>
-      <w:bookmarkStart w:id="2" w:name="_Toc240642053"/>
+      <w:bookmarkStart w:id="2" w:name="_Toc240643045"/>
       <w:r>
         <w:rPr>
           <w:rFonts w:ascii="Segoe UI Semibold" w:hAnsi="Segoe UI Semibold"/>
@@ -3297,7 +3271,7 @@
           <w:noProof/>
         </w:rPr>
         <w:drawing>
-          <wp:inline distT="0" distB="0" distL="0" distR="0" wp14:anchorId="1E7F4538" wp14:editId="138F3483">
+          <wp:inline distT="0" distB="0" distL="0" distR="0" wp14:anchorId="667F9FFE" wp14:editId="4929D400">
             <wp:extent cx="5903999" cy="2710920"/>
             <wp:effectExtent l="0" t="0" r="0" b="0"/>
             <wp:docPr id="2" name="Picture 2"/>
@@ -3549,7 +3523,6 @@
     </w:p>
     <w:p>
       <w:r>
-        <w:lastRenderedPageBreak/>
         <w:br w:type="page"/>
       </w:r>
     </w:p>
@@ -3558,7 +3531,7 @@
         <w:pStyle w:val="Heading1"/>
         <w:spacing w:before="80" w:after="120"/>
       </w:pPr>
-      <w:bookmarkStart w:id="3" w:name="_Toc240642054"/>
+      <w:bookmarkStart w:id="3" w:name="_Toc240643046"/>
       <w:r>
         <w:rPr>
           <w:rFonts w:ascii="Segoe UI Semibold" w:hAnsi="Segoe UI Semibold"/>
@@ -4013,7 +3986,7 @@
         <w:pStyle w:val="Heading2"/>
         <w:spacing w:before="240" w:after="120"/>
       </w:pPr>
-      <w:bookmarkStart w:id="4" w:name="_Toc240642055"/>
+      <w:bookmarkStart w:id="4" w:name="_Toc240643047"/>
       <w:r>
         <w:rPr>
           <w:rFonts w:ascii="Segoe UI Semibold" w:hAnsi="Segoe UI Semibold"/>
@@ -4030,7 +4003,7 @@
         <w:spacing w:after="120" w:line="283" w:lineRule="auto"/>
       </w:pPr>
       <w:r>
-        <w:t xml:space="preserve">Some people are owed money by the church without working for it or sitting on the EXCO — a volunteer who bought the refreshments, a contractor owed for a repair, a council member out of pocket for petrol. They are given the </w:t>
+        <w:t xml:space="preserve">Some people are owed money by the church without working for it or sitting on the EXCO — a volunteer who bought the refreshments, a contractor owed for a repair, a council member out of pocket for petrol. The </w:t>
       </w:r>
       <w:r>
         <w:rPr>
@@ -4039,7 +4012,7 @@
         <w:t>Guest</w:t>
       </w:r>
       <w:r>
-        <w:t xml:space="preserve"> role, which is the smallest one in the system and exists for exactly that situation.</w:t>
+        <w:t xml:space="preserve"> role is for exactly that situation, and it is the smallest one in the system — so small that it is what anybody who signs in starts as, until HQ says otherwise.</w:t>
       </w:r>
     </w:p>
     <w:p>
@@ -4075,7 +4048,7 @@
           <w:noProof/>
         </w:rPr>
         <w:drawing>
-          <wp:inline distT="0" distB="0" distL="0" distR="0" wp14:anchorId="77DE3DC8" wp14:editId="23F52AB4">
+          <wp:inline distT="0" distB="0" distL="0" distR="0" wp14:anchorId="64B6E016" wp14:editId="56BF8EE5">
             <wp:extent cx="5903999" cy="3783479"/>
             <wp:effectExtent l="0" t="0" r="0" b="0"/>
             <wp:docPr id="3" name="Picture 3"/>
@@ -4315,7 +4288,7 @@
                 <w:sz w:val="20"/>
               </w:rPr>
               <w:lastRenderedPageBreak/>
-              <w:t>Being a guest has to be given</w:t>
+              <w:t>You become a guest by signing in</w:t>
             </w:r>
           </w:p>
           <w:p>
@@ -4326,47 +4299,20 @@
               <w:rPr>
                 <w:sz w:val="20"/>
               </w:rPr>
-              <w:t xml:space="preserve">It is not what you become by signing in. Somebody at HQ adds your address under </w:t>
-            </w:r>
-            <w:r>
-              <w:rPr>
-                <w:rFonts w:ascii="Consolas" w:hAnsi="Consolas"/>
-                <w:color w:val="2F5B9C"/>
+              <w:t xml:space="preserve">There is nothing to apply for and nobody to wait for: sign in with the email-link button and you are a guest from that moment. What has to be </w:t>
+            </w:r>
+            <w:r>
+              <w:rPr>
+                <w:i/>
                 <w:sz w:val="20"/>
               </w:rPr>
-              <w:t>Settings → Access &amp; Roles</w:t>
+              <w:t>given</w:t>
             </w:r>
             <w:r>
               <w:rPr>
                 <w:sz w:val="20"/>
               </w:rPr>
-              <w:t xml:space="preserve"> and picks </w:t>
-            </w:r>
-            <w:r>
-              <w:rPr>
-                <w:b/>
-                <w:sz w:val="20"/>
-              </w:rPr>
-              <w:t>Guest</w:t>
-            </w:r>
-            <w:r>
-              <w:rPr>
-                <w:sz w:val="20"/>
-              </w:rPr>
-              <w:t xml:space="preserve">; until they have, you will see </w:t>
-            </w:r>
-            <w:r>
-              <w:rPr>
-                <w:b/>
-                <w:sz w:val="20"/>
-              </w:rPr>
-              <w:t>“This account has no role yet”</w:t>
-            </w:r>
-            <w:r>
-              <w:rPr>
-                <w:sz w:val="20"/>
-              </w:rPr>
-              <w:t>. Ask the Finance Executive or the Administrator, and give them the address you will actually sign in with.</w:t>
+              <w:t xml:space="preserve"> is anything more than a guest. Ask the Finance Executive or the Administrator for it, and give them the address you actually signed in with — a role set against a different address will not find you.</w:t>
             </w:r>
           </w:p>
         </w:tc>
@@ -4387,7 +4333,7 @@
         <w:pStyle w:val="Heading1"/>
         <w:spacing w:before="80" w:after="120"/>
       </w:pPr>
-      <w:bookmarkStart w:id="5" w:name="_Toc240642056"/>
+      <w:bookmarkStart w:id="5" w:name="_Toc240643048"/>
       <w:r>
         <w:rPr>
           <w:rFonts w:ascii="Segoe UI Semibold" w:hAnsi="Segoe UI Semibold"/>
@@ -4544,7 +4490,7 @@
         <w:pStyle w:val="Heading2"/>
         <w:spacing w:before="240" w:after="120"/>
       </w:pPr>
-      <w:bookmarkStart w:id="6" w:name="_Toc240642057"/>
+      <w:bookmarkStart w:id="6" w:name="_Toc240643049"/>
       <w:r>
         <w:rPr>
           <w:rFonts w:ascii="Segoe UI Semibold" w:hAnsi="Segoe UI Semibold"/>
@@ -4852,7 +4798,7 @@
         <w:pStyle w:val="Heading1"/>
         <w:spacing w:before="80" w:after="120"/>
       </w:pPr>
-      <w:bookmarkStart w:id="7" w:name="_Toc240642058"/>
+      <w:bookmarkStart w:id="7" w:name="_Toc240643050"/>
       <w:r>
         <w:rPr>
           <w:rFonts w:ascii="Segoe UI Semibold" w:hAnsi="Segoe UI Semibold"/>
@@ -4911,7 +4857,7 @@
         <w:pStyle w:val="Heading2"/>
         <w:spacing w:before="240" w:after="120"/>
       </w:pPr>
-      <w:bookmarkStart w:id="8" w:name="_Toc240642059"/>
+      <w:bookmarkStart w:id="8" w:name="_Toc240643051"/>
       <w:r>
         <w:rPr>
           <w:rFonts w:ascii="Segoe UI Semibold" w:hAnsi="Segoe UI Semibold"/>
@@ -5040,7 +4986,7 @@
         <w:pStyle w:val="Heading2"/>
         <w:spacing w:before="240" w:after="120"/>
       </w:pPr>
-      <w:bookmarkStart w:id="9" w:name="_Toc240642060"/>
+      <w:bookmarkStart w:id="9" w:name="_Toc240643052"/>
       <w:r>
         <w:rPr>
           <w:rFonts w:ascii="Segoe UI Semibold" w:hAnsi="Segoe UI Semibold"/>
@@ -5152,7 +5098,7 @@
         <w:pStyle w:val="Heading1"/>
         <w:spacing w:before="80" w:after="120"/>
       </w:pPr>
-      <w:bookmarkStart w:id="10" w:name="_Toc240642061"/>
+      <w:bookmarkStart w:id="10" w:name="_Toc240643053"/>
       <w:r>
         <w:rPr>
           <w:rFonts w:ascii="Segoe UI Semibold" w:hAnsi="Segoe UI Semibold"/>
@@ -5181,7 +5127,7 @@
         <w:pStyle w:val="Heading2"/>
         <w:spacing w:before="240" w:after="120"/>
       </w:pPr>
-      <w:bookmarkStart w:id="11" w:name="_Toc240642062"/>
+      <w:bookmarkStart w:id="11" w:name="_Toc240643054"/>
       <w:r>
         <w:rPr>
           <w:rFonts w:ascii="Segoe UI Semibold" w:hAnsi="Segoe UI Semibold"/>
@@ -5290,7 +5236,7 @@
         <w:pStyle w:val="Heading2"/>
         <w:spacing w:before="240" w:after="120"/>
       </w:pPr>
-      <w:bookmarkStart w:id="12" w:name="_Toc240642063"/>
+      <w:bookmarkStart w:id="12" w:name="_Toc240643055"/>
       <w:r>
         <w:rPr>
           <w:rFonts w:ascii="Segoe UI Semibold" w:hAnsi="Segoe UI Semibold"/>
@@ -5362,7 +5308,7 @@
         <w:pStyle w:val="Heading2"/>
         <w:spacing w:before="240" w:after="120"/>
       </w:pPr>
-      <w:bookmarkStart w:id="13" w:name="_Toc240642064"/>
+      <w:bookmarkStart w:id="13" w:name="_Toc240643056"/>
       <w:r>
         <w:rPr>
           <w:rFonts w:ascii="Segoe UI Semibold" w:hAnsi="Segoe UI Semibold"/>
@@ -5613,7 +5559,7 @@
         <w:pStyle w:val="Heading1"/>
         <w:spacing w:before="80" w:after="120"/>
       </w:pPr>
-      <w:bookmarkStart w:id="14" w:name="_Toc240642065"/>
+      <w:bookmarkStart w:id="14" w:name="_Toc240643057"/>
       <w:r>
         <w:rPr>
           <w:rFonts w:ascii="Segoe UI Semibold" w:hAnsi="Segoe UI Semibold"/>
@@ -5727,7 +5673,7 @@
         <w:pStyle w:val="Heading2"/>
         <w:spacing w:before="240" w:after="120"/>
       </w:pPr>
-      <w:bookmarkStart w:id="15" w:name="_Toc240642066"/>
+      <w:bookmarkStart w:id="15" w:name="_Toc240643058"/>
       <w:r>
         <w:rPr>
           <w:rFonts w:ascii="Segoe UI Semibold" w:hAnsi="Segoe UI Semibold"/>
@@ -5756,7 +5702,7 @@
           <w:noProof/>
         </w:rPr>
         <w:drawing>
-          <wp:inline distT="0" distB="0" distL="0" distR="0" wp14:anchorId="0F73F769" wp14:editId="6EE73D93">
+          <wp:inline distT="0" distB="0" distL="0" distR="0" wp14:anchorId="0DD9DE68" wp14:editId="7A35EEE1">
             <wp:extent cx="5903999" cy="3237359"/>
             <wp:effectExtent l="0" t="0" r="0" b="0"/>
             <wp:docPr id="4" name="Picture 4"/>
@@ -6044,7 +5990,7 @@
         <w:pStyle w:val="Heading2"/>
         <w:spacing w:before="240" w:after="120"/>
       </w:pPr>
-      <w:bookmarkStart w:id="16" w:name="_Toc240642067"/>
+      <w:bookmarkStart w:id="16" w:name="_Toc240643059"/>
       <w:r>
         <w:rPr>
           <w:rFonts w:ascii="Segoe UI Semibold" w:hAnsi="Segoe UI Semibold"/>
@@ -6074,7 +6020,7 @@
         </w:rPr>
         <w:lastRenderedPageBreak/>
         <w:drawing>
-          <wp:inline distT="0" distB="0" distL="0" distR="0" wp14:anchorId="383226B7" wp14:editId="77040D20">
+          <wp:inline distT="0" distB="0" distL="0" distR="0" wp14:anchorId="021A294D" wp14:editId="40AF1051">
             <wp:extent cx="2700000" cy="4849615"/>
             <wp:effectExtent l="0" t="0" r="0" b="0"/>
             <wp:docPr id="5" name="Picture 5"/>
@@ -6394,7 +6340,7 @@
         <w:pStyle w:val="Heading1"/>
         <w:spacing w:before="80" w:after="120"/>
       </w:pPr>
-      <w:bookmarkStart w:id="17" w:name="_Toc240642068"/>
+      <w:bookmarkStart w:id="17" w:name="_Toc240643060"/>
       <w:r>
         <w:rPr>
           <w:rFonts w:ascii="Segoe UI Semibold" w:hAnsi="Segoe UI Semibold"/>
@@ -6617,7 +6563,7 @@
         <w:pStyle w:val="Heading2"/>
         <w:spacing w:before="240" w:after="120"/>
       </w:pPr>
-      <w:bookmarkStart w:id="18" w:name="_Toc240642069"/>
+      <w:bookmarkStart w:id="18" w:name="_Toc240643061"/>
       <w:r>
         <w:rPr>
           <w:rFonts w:ascii="Segoe UI Semibold" w:hAnsi="Segoe UI Semibold"/>
@@ -6816,7 +6762,7 @@
         <w:pStyle w:val="Heading2"/>
         <w:spacing w:before="240" w:after="120"/>
       </w:pPr>
-      <w:bookmarkStart w:id="19" w:name="_Toc240642070"/>
+      <w:bookmarkStart w:id="19" w:name="_Toc240643062"/>
       <w:r>
         <w:rPr>
           <w:rFonts w:ascii="Segoe UI Semibold" w:hAnsi="Segoe UI Semibold"/>
@@ -6889,7 +6835,7 @@
         <w:pStyle w:val="Heading2"/>
         <w:spacing w:before="240" w:after="120"/>
       </w:pPr>
-      <w:bookmarkStart w:id="20" w:name="_Toc240642071"/>
+      <w:bookmarkStart w:id="20" w:name="_Toc240643063"/>
       <w:r>
         <w:rPr>
           <w:rFonts w:ascii="Segoe UI Semibold" w:hAnsi="Segoe UI Semibold"/>
@@ -7119,7 +7065,7 @@
         <w:pStyle w:val="Heading1"/>
         <w:spacing w:before="80" w:after="120"/>
       </w:pPr>
-      <w:bookmarkStart w:id="21" w:name="_Toc240642072"/>
+      <w:bookmarkStart w:id="21" w:name="_Toc240643064"/>
       <w:r>
         <w:rPr>
           <w:rFonts w:ascii="Segoe UI Semibold" w:hAnsi="Segoe UI Semibold"/>
@@ -7364,7 +7310,7 @@
         <w:pStyle w:val="Heading1"/>
         <w:spacing w:before="80" w:after="120"/>
       </w:pPr>
-      <w:bookmarkStart w:id="22" w:name="_Toc240642073"/>
+      <w:bookmarkStart w:id="22" w:name="_Toc240643065"/>
       <w:r>
         <w:rPr>
           <w:rFonts w:ascii="Segoe UI Semibold" w:hAnsi="Segoe UI Semibold"/>
@@ -7585,7 +7531,7 @@
         <w:pStyle w:val="Heading1"/>
         <w:spacing w:before="80" w:after="120"/>
       </w:pPr>
-      <w:bookmarkStart w:id="23" w:name="_Toc240642074"/>
+      <w:bookmarkStart w:id="23" w:name="_Toc240643066"/>
       <w:r>
         <w:rPr>
           <w:rFonts w:ascii="Segoe UI Semibold" w:hAnsi="Segoe UI Semibold"/>
@@ -7906,7 +7852,7 @@
         <w:pStyle w:val="Heading1"/>
         <w:spacing w:before="80" w:after="120"/>
       </w:pPr>
-      <w:bookmarkStart w:id="24" w:name="_Toc240642075"/>
+      <w:bookmarkStart w:id="24" w:name="_Toc240643067"/>
       <w:r>
         <w:rPr>
           <w:rFonts w:ascii="Segoe UI Semibold" w:hAnsi="Segoe UI Semibold"/>
@@ -8490,7 +8436,7 @@
         <w:pStyle w:val="Heading2"/>
         <w:spacing w:before="240" w:after="120"/>
       </w:pPr>
-      <w:bookmarkStart w:id="25" w:name="_Toc240642076"/>
+      <w:bookmarkStart w:id="25" w:name="_Toc240643068"/>
       <w:r>
         <w:rPr>
           <w:rFonts w:ascii="Segoe UI Semibold" w:hAnsi="Segoe UI Semibold"/>
@@ -8680,7 +8626,7 @@
         <w:pStyle w:val="Heading1"/>
         <w:spacing w:before="80" w:after="120"/>
       </w:pPr>
-      <w:bookmarkStart w:id="26" w:name="_Toc240642077"/>
+      <w:bookmarkStart w:id="26" w:name="_Toc240643069"/>
       <w:r>
         <w:rPr>
           <w:rFonts w:ascii="Segoe UI Semibold" w:hAnsi="Segoe UI Semibold"/>
@@ -8729,7 +8675,7 @@
           <w:noProof/>
         </w:rPr>
         <w:drawing>
-          <wp:inline distT="0" distB="0" distL="0" distR="0" wp14:anchorId="71786BE0" wp14:editId="33CF55E7">
+          <wp:inline distT="0" distB="0" distL="0" distR="0" wp14:anchorId="1711C6C0" wp14:editId="20027DA2">
             <wp:extent cx="5903999" cy="4560839"/>
             <wp:effectExtent l="0" t="0" r="0" b="0"/>
             <wp:docPr id="6" name="Picture 6"/>
@@ -9777,7 +9723,7 @@
         <w:pStyle w:val="Heading2"/>
         <w:spacing w:before="240" w:after="120"/>
       </w:pPr>
-      <w:bookmarkStart w:id="27" w:name="_Toc240642078"/>
+      <w:bookmarkStart w:id="27" w:name="_Toc240643070"/>
       <w:r>
         <w:rPr>
           <w:rFonts w:ascii="Segoe UI Semibold" w:hAnsi="Segoe UI Semibold"/>
@@ -9798,7 +9744,7 @@
           <w:noProof/>
         </w:rPr>
         <w:drawing>
-          <wp:inline distT="0" distB="0" distL="0" distR="0" wp14:anchorId="341F5D8E" wp14:editId="3254D3DF">
+          <wp:inline distT="0" distB="0" distL="0" distR="0" wp14:anchorId="1A9A6714" wp14:editId="307118B9">
             <wp:extent cx="5903999" cy="4826519"/>
             <wp:effectExtent l="0" t="0" r="0" b="0"/>
             <wp:docPr id="7" name="Picture 7"/>
@@ -10064,7 +10010,7 @@
         <w:pStyle w:val="Heading1"/>
         <w:spacing w:before="80" w:after="120"/>
       </w:pPr>
-      <w:bookmarkStart w:id="28" w:name="_Toc240642079"/>
+      <w:bookmarkStart w:id="28" w:name="_Toc240643071"/>
       <w:r>
         <w:rPr>
           <w:rFonts w:ascii="Segoe UI Semibold" w:hAnsi="Segoe UI Semibold"/>
@@ -10657,7 +10603,7 @@
           <w:noProof/>
         </w:rPr>
         <w:drawing>
-          <wp:inline distT="0" distB="0" distL="0" distR="0" wp14:anchorId="7B50F031" wp14:editId="6B1B945D">
+          <wp:inline distT="0" distB="0" distL="0" distR="0" wp14:anchorId="7DCE3C5B" wp14:editId="6BEE7660">
             <wp:extent cx="5903999" cy="3193079"/>
             <wp:effectExtent l="0" t="0" r="0" b="0"/>
             <wp:docPr id="8" name="Picture 8"/>
@@ -10809,7 +10755,7 @@
         <w:pStyle w:val="Heading2"/>
         <w:spacing w:before="240" w:after="120"/>
       </w:pPr>
-      <w:bookmarkStart w:id="29" w:name="_Toc240642080"/>
+      <w:bookmarkStart w:id="29" w:name="_Toc240643072"/>
       <w:r>
         <w:rPr>
           <w:rFonts w:ascii="Segoe UI Semibold" w:hAnsi="Segoe UI Semibold"/>
@@ -10831,7 +10777,7 @@
           <w:noProof/>
         </w:rPr>
         <w:drawing>
-          <wp:inline distT="0" distB="0" distL="0" distR="0" wp14:anchorId="1C17AAB3" wp14:editId="52FC52B1">
+          <wp:inline distT="0" distB="0" distL="0" distR="0" wp14:anchorId="364042E0" wp14:editId="5A526AE8">
             <wp:extent cx="5903999" cy="3306239"/>
             <wp:effectExtent l="0" t="0" r="0" b="0"/>
             <wp:docPr id="9" name="Picture 9"/>
@@ -11075,7 +11021,7 @@
         <w:pStyle w:val="Heading1"/>
         <w:spacing w:before="80" w:after="120"/>
       </w:pPr>
-      <w:bookmarkStart w:id="30" w:name="_Toc240642081"/>
+      <w:bookmarkStart w:id="30" w:name="_Toc240643073"/>
       <w:r>
         <w:rPr>
           <w:rFonts w:ascii="Segoe UI Semibold" w:hAnsi="Segoe UI Semibold"/>
@@ -11119,7 +11065,7 @@
         <w:pStyle w:val="Heading2"/>
         <w:spacing w:before="240" w:after="120"/>
       </w:pPr>
-      <w:bookmarkStart w:id="31" w:name="_Toc240642082"/>
+      <w:bookmarkStart w:id="31" w:name="_Toc240643074"/>
       <w:r>
         <w:rPr>
           <w:rFonts w:ascii="Segoe UI Semibold" w:hAnsi="Segoe UI Semibold"/>
@@ -11407,7 +11353,7 @@
         <w:pStyle w:val="Heading2"/>
         <w:spacing w:before="240" w:after="120"/>
       </w:pPr>
-      <w:bookmarkStart w:id="32" w:name="_Toc240642083"/>
+      <w:bookmarkStart w:id="32" w:name="_Toc240643075"/>
       <w:r>
         <w:rPr>
           <w:rFonts w:ascii="Segoe UI Semibold" w:hAnsi="Segoe UI Semibold"/>
@@ -11548,7 +11494,7 @@
         <w:pStyle w:val="Heading2"/>
         <w:spacing w:before="240" w:after="120"/>
       </w:pPr>
-      <w:bookmarkStart w:id="33" w:name="_Toc240642084"/>
+      <w:bookmarkStart w:id="33" w:name="_Toc240643076"/>
       <w:r>
         <w:rPr>
           <w:rFonts w:ascii="Segoe UI Semibold" w:hAnsi="Segoe UI Semibold"/>
@@ -11648,7 +11594,7 @@
         <w:pStyle w:val="Heading2"/>
         <w:spacing w:before="240" w:after="120"/>
       </w:pPr>
-      <w:bookmarkStart w:id="34" w:name="_Toc240642085"/>
+      <w:bookmarkStart w:id="34" w:name="_Toc240643077"/>
       <w:r>
         <w:rPr>
           <w:rFonts w:ascii="Segoe UI Semibold" w:hAnsi="Segoe UI Semibold"/>
@@ -11805,7 +11751,7 @@
         <w:pStyle w:val="Heading1"/>
         <w:spacing w:before="80" w:after="120"/>
       </w:pPr>
-      <w:bookmarkStart w:id="35" w:name="_Toc240642086"/>
+      <w:bookmarkStart w:id="35" w:name="_Toc240643078"/>
       <w:r>
         <w:rPr>
           <w:rFonts w:ascii="Segoe UI Semibold" w:hAnsi="Segoe UI Semibold"/>
@@ -13222,7 +13168,7 @@
         <w:pStyle w:val="Heading1"/>
         <w:spacing w:before="80" w:after="120"/>
       </w:pPr>
-      <w:bookmarkStart w:id="36" w:name="_Toc240642087"/>
+      <w:bookmarkStart w:id="36" w:name="_Toc240643079"/>
       <w:r>
         <w:rPr>
           <w:rFonts w:ascii="Segoe UI Semibold" w:hAnsi="Segoe UI Semibold"/>
@@ -14197,31 +14143,31 @@
       </w:rPr>
     </w:lvl>
   </w:abstractNum>
-  <w:num w:numId="1" w16cid:durableId="1012995914">
+  <w:num w:numId="1" w16cid:durableId="1057626877">
     <w:abstractNumId w:val="8"/>
   </w:num>
-  <w:num w:numId="2" w16cid:durableId="38097331">
+  <w:num w:numId="2" w16cid:durableId="1841575527">
     <w:abstractNumId w:val="6"/>
   </w:num>
-  <w:num w:numId="3" w16cid:durableId="428964141">
+  <w:num w:numId="3" w16cid:durableId="1606885396">
     <w:abstractNumId w:val="5"/>
   </w:num>
-  <w:num w:numId="4" w16cid:durableId="16471904">
+  <w:num w:numId="4" w16cid:durableId="673731329">
     <w:abstractNumId w:val="4"/>
   </w:num>
-  <w:num w:numId="5" w16cid:durableId="1649019375">
+  <w:num w:numId="5" w16cid:durableId="609051057">
     <w:abstractNumId w:val="7"/>
   </w:num>
-  <w:num w:numId="6" w16cid:durableId="1090085681">
+  <w:num w:numId="6" w16cid:durableId="1062022555">
     <w:abstractNumId w:val="3"/>
   </w:num>
-  <w:num w:numId="7" w16cid:durableId="1817867421">
+  <w:num w:numId="7" w16cid:durableId="1602180145">
     <w:abstractNumId w:val="2"/>
   </w:num>
-  <w:num w:numId="8" w16cid:durableId="1949894384">
+  <w:num w:numId="8" w16cid:durableId="1378698273">
     <w:abstractNumId w:val="1"/>
   </w:num>
-  <w:num w:numId="9" w16cid:durableId="663165867">
+  <w:num w:numId="9" w16cid:durableId="1411848941">
     <w:abstractNumId w:val="0"/>
   </w:num>
 </w:numbering>
@@ -25619,7 +25565,7 @@
     <w:autoRedefine/>
     <w:uiPriority w:val="39"/>
     <w:unhideWhenUsed/>
-    <w:rsid w:val="003A766A"/>
+    <w:rsid w:val="007D720F"/>
     <w:pPr>
       <w:spacing w:after="100"/>
     </w:pPr>
@@ -25631,7 +25577,7 @@
     <w:autoRedefine/>
     <w:uiPriority w:val="39"/>
     <w:unhideWhenUsed/>
-    <w:rsid w:val="003A766A"/>
+    <w:rsid w:val="007D720F"/>
     <w:pPr>
       <w:spacing w:after="100"/>
       <w:ind w:left="210"/>
@@ -25642,7 +25588,7 @@
     <w:basedOn w:val="DefaultParagraphFont"/>
     <w:uiPriority w:val="99"/>
     <w:unhideWhenUsed/>
-    <w:rsid w:val="003A766A"/>
+    <w:rsid w:val="007D720F"/>
     <w:rPr>
       <w:color w:val="0000FF" w:themeColor="hyperlink"/>
       <w:u w:val="single"/>

--- a/docs/LCM Finance Handbook.docx
+++ b/docs/LCM Finance Handbook.docx
@@ -3760,7 +3760,7 @@
           <w:i w:val="0"/>
           <w:sz w:val="21"/>
         </w:rPr>
-        <w:t xml:space="preserve"> Leave it alone. The reference number is generated when you submit, and the account code is Finance’s to fill in.</w:t>
+        <w:t xml:space="preserve"> Leave it alone. Both the reference number and the account code are Finance’s to fill in — they are the church’s own filing, typed rather than generated, so the box stays empty until it reaches them.</w:t>
       </w:r>
     </w:p>
     <w:p>
@@ -13883,7 +13883,7 @@
           <w:color w:val="1C2738"/>
           <w:sz w:val="21"/>
         </w:rPr>
-        <w:t>Why does my leave need three signatures?</w:t>
+        <w:t>Why is my leave still waiting when one person has already signed it?</w:t>
       </w:r>
     </w:p>
     <w:p>
@@ -13896,7 +13896,20 @@
           <w:i w:val="0"/>
           <w:sz w:val="20"/>
         </w:rPr>
-        <w:t>Because you are a pastor. Since September 2026 it takes one signature from any of three people — the Bishop, your district Dean, or your congregation’s Pastor in Charge. Whoever gets to it first settles it. Your congregation is told, and is not asked to approve anything.</w:t>
+        <w:t>Because the signatures are asked for in order, not all at once. A pastor’s leave goes to the Pastor in Charge of their congregation and then to the district Dean; the Dean is not asked until the first signature is given. Open the application and it will tell you which rung it has reached and who it is now with.</w:t>
+      </w:r>
+    </w:p>
+    <w:p>
+      <w:pPr>
+        <w:spacing w:after="160" w:line="283" w:lineRule="auto"/>
+      </w:pPr>
+      <w:r>
+        <w:rPr>
+          <w:b w:val="0"/>
+          <w:i w:val="0"/>
+          <w:sz w:val="20"/>
+        </w:rPr>
+        <w:t>Until October 2026 any one of three people could settle it, whoever reached it first. That is no longer so, which is why an application that would once have been finished can now be halfway. Your congregation is still told and is not asked to approve anything.</w:t>
       </w:r>
     </w:p>
     <w:p>

--- a/docs/LCM Finance Handbook.docx
+++ b/docs/LCM Finance Handbook.docx
@@ -3005,7 +3005,7 @@
           <w:color w:val="2F5B9C"/>
           <w:sz w:val="21"/>
         </w:rPr>
-        <w:t>Approvals → Signatory Queue</w:t>
+        <w:t>Approve Vouchers</w:t>
       </w:r>
       <w:r>
         <w:rPr>
@@ -3166,7 +3166,7 @@
           <w:color w:val="2F5B9C"/>
           <w:sz w:val="21"/>
         </w:rPr>
-        <w:t>Approvals → Signatory Queue</w:t>
+        <w:t>Approve Vouchers</w:t>
       </w:r>
       <w:r>
         <w:rPr>

--- a/docs/LCM Finance Handbook.docx
+++ b/docs/LCM Finance Handbook.docx
@@ -77,14 +77,10 @@
       </w:fldSimple>
     </w:p>
     <w:p>
-      <w:r>
-        <w:br w:type="page"/>
-      </w:r>
-    </w:p>
-    <w:p>
       <w:pPr>
         <w:pStyle w:val="Heading1"/>
-        <w:spacing w:before="80" w:after="120"/>
+        <w:spacing w:before="440" w:after="120"/>
+        <w:keepNext/>
       </w:pPr>
       <w:r>
         <w:rPr>
@@ -106,7 +102,130 @@
           <w:color w:val="3A4A60"/>
           <w:sz w:val="24"/>
         </w:rPr>
-        <w:t>The app lives at one address. There is no password to remember and none to lose — you sign in either with your church Google account or with a link emailed to you.</w:t>
+        <w:t>There is no password to remember and none to lose. You sign in with a Google account, and the church decides which address that is.</w:t>
+      </w:r>
+    </w:p>
+    <w:p>
+      <w:pPr>
+        <w:pStyle w:val="ListNumber"/>
+        <w:numPr>
+          <w:ilvl w:val="0"/>
+          <w:numId w:val="10"/>
+        </w:numPr>
+        <w:spacing w:after="40"/>
+      </w:pPr>
+      <w:r>
+        <w:rPr>
+          <w:b/>
+          <w:i w:val="0"/>
+          <w:sz w:val="21"/>
+        </w:rPr>
+        <w:t>Go to the address below.</w:t>
+      </w:r>
+    </w:p>
+    <w:p>
+      <w:pPr>
+        <w:spacing w:after="120"/>
+        <w:ind w:left="510"/>
+      </w:pPr>
+      <w:r>
+        <w:rPr>
+          <w:b w:val="0"/>
+          <w:i w:val="0"/>
+          <w:color w:val="6B7280"/>
+          <w:sz w:val="19"/>
+        </w:rPr>
+        <w:t>Any browser, on a phone or a computer. Bookmark it the first time and you will not have to type it again.</w:t>
+      </w:r>
+    </w:p>
+    <w:p>
+      <w:pPr>
+        <w:pStyle w:val="ListNumber"/>
+        <w:spacing w:after="40"/>
+      </w:pPr>
+      <w:r>
+        <w:rPr>
+          <w:b/>
+          <w:i w:val="0"/>
+          <w:sz w:val="21"/>
+        </w:rPr>
+        <w:t xml:space="preserve">Press </w:t>
+      </w:r>
+      <w:r>
+        <w:rPr>
+          <w:b/>
+          <w:i/>
+          <w:sz w:val="21"/>
+        </w:rPr>
+        <w:t>Sign in with Google</w:t>
+      </w:r>
+      <w:r>
+        <w:rPr>
+          <w:b/>
+          <w:i w:val="0"/>
+          <w:sz w:val="21"/>
+        </w:rPr>
+        <w:t>.</w:t>
+      </w:r>
+    </w:p>
+    <w:p>
+      <w:pPr>
+        <w:spacing w:after="120"/>
+        <w:ind w:left="510"/>
+      </w:pPr>
+      <w:r>
+        <w:rPr>
+          <w:b w:val="0"/>
+          <w:i w:val="0"/>
+          <w:color w:val="6B7280"/>
+          <w:sz w:val="19"/>
+        </w:rPr>
+        <w:t>One tap, the same as opening your church email. Nothing to type.</w:t>
+      </w:r>
+    </w:p>
+    <w:p>
+      <w:pPr>
+        <w:pStyle w:val="ListNumber"/>
+        <w:spacing w:after="40"/>
+      </w:pPr>
+      <w:r>
+        <w:rPr>
+          <w:b/>
+          <w:i w:val="0"/>
+          <w:sz w:val="21"/>
+        </w:rPr>
+        <w:t xml:space="preserve">Use your </w:t>
+      </w:r>
+      <w:r>
+        <w:rPr>
+          <w:b/>
+          <w:i w:val="0"/>
+          <w:sz w:val="21"/>
+        </w:rPr>
+        <w:t>@lcm.org.my</w:t>
+      </w:r>
+      <w:r>
+        <w:rPr>
+          <w:b/>
+          <w:i w:val="0"/>
+          <w:sz w:val="21"/>
+        </w:rPr>
+        <w:t xml:space="preserve"> Google account.</w:t>
+      </w:r>
+    </w:p>
+    <w:p>
+      <w:pPr>
+        <w:spacing w:after="120"/>
+        <w:ind w:left="510"/>
+      </w:pPr>
+      <w:r>
+        <w:rPr>
+          <w:b w:val="0"/>
+          <w:i w:val="0"/>
+          <w:color w:val="6B7280"/>
+          <w:sz w:val="19"/>
+        </w:rPr>
+        <w:t>That is the address the church knows you by, and the one every approval you give is recorded against.</w:t>
       </w:r>
     </w:p>
     <w:p>
@@ -140,20 +259,58 @@
         <w:t xml:space="preserve"> </w:t>
       </w:r>
     </w:p>
-    <w:p>
-      <w:pPr>
-        <w:spacing w:after="200" w:line="283" w:lineRule="auto"/>
-        <w:jc w:val="center"/>
-      </w:pPr>
-      <w:r>
-        <w:rPr>
-          <w:b w:val="0"/>
-          <w:i/>
-          <w:color w:val="6B7280"/>
-          <w:sz w:val="18"/>
-        </w:rPr>
-        <w:t>Open it in any browser, on a phone or a computer. Bookmark it the first time.</w:t>
-      </w:r>
+    <w:tbl>
+      <w:tblPr>
+        <w:tblW w:type="auto" w:w="0"/>
+        <w:tblLayout w:type="fixed"/>
+        <w:tblLook w:firstColumn="1" w:firstRow="1" w:lastColumn="0" w:lastRow="0" w:noHBand="0" w:noVBand="1" w:val="04A0"/>
+      </w:tblPr>
+      <w:tblGrid>
+        <w:gridCol w:w="9298"/>
+      </w:tblGrid>
+      <w:tr>
+        <w:trPr>
+          <w:cantSplit/>
+        </w:trPr>
+        <w:tc>
+          <w:tcPr>
+            <w:tcW w:type="dxa" w:w="9298"/>
+            <w:shd w:val="clear" w:fill="EEF4FD"/>
+            <w:tcBorders>
+              <w:top w:val="nil"/>
+              <w:bottom w:val="nil"/>
+              <w:right w:val="nil"/>
+              <w:left w:val="single" w:sz="18" w:color="2F5B9C"/>
+            </w:tcBorders>
+          </w:tcPr>
+          <w:p>
+            <w:pPr>
+              <w:spacing w:after="60" w:line="276" w:lineRule="auto"/>
+            </w:pPr>
+            <w:r>
+              <w:rPr>
+                <w:b/>
+                <w:i w:val="0"/>
+                <w:sz w:val="20"/>
+              </w:rPr>
+              <w:t>No @lcm.org.my address?</w:t>
+            </w:r>
+            <w:r>
+              <w:rPr>
+                <w:b w:val="0"/>
+                <w:i w:val="0"/>
+                <w:sz w:val="20"/>
+              </w:rPr>
+              <w:t xml:space="preserve"> Contact the LCM team and they will grant access to the personal email address you prefer to sign in with. This is usually the case for volunteers, who serve the church without being employed by it. Once they have granted it, sign in with Google using that address.</w:t>
+            </w:r>
+          </w:p>
+        </w:tc>
+      </w:tr>
+    </w:tbl>
+    <w:p>
+      <w:pPr>
+        <w:spacing w:after="80"/>
+      </w:pPr>
     </w:p>
     <w:p>
       <w:pPr>
@@ -207,7 +364,7 @@
           <w:color w:val="6B7280"/>
           <w:sz w:val="18"/>
         </w:rPr>
-        <w:t xml:space="preserve">The sign-in screen. Two buttons, and which one is yours depends only on whether the church has given you an </w:t>
+        <w:t xml:space="preserve">The sign-in screen. </w:t>
       </w:r>
       <w:r>
         <w:rPr>
@@ -216,7 +373,7 @@
           <w:color w:val="6B7280"/>
           <w:sz w:val="18"/>
         </w:rPr>
-        <w:t>@lcm.org.my</w:t>
+        <w:t>Sign in with Google</w:t>
       </w:r>
       <w:r>
         <w:rPr>
@@ -225,83 +382,69 @@
           <w:color w:val="6B7280"/>
           <w:sz w:val="18"/>
         </w:rPr>
-        <w:t xml:space="preserve"> mailbox.</w:t>
-      </w:r>
-    </w:p>
-    <w:p>
-      <w:pPr>
-        <w:spacing w:after="100"/>
-        <w:ind w:left="510" w:hanging="510"/>
-      </w:pPr>
+        <w:t xml:space="preserve"> is the one to use.</w:t>
+      </w:r>
+    </w:p>
+    <w:p>
+      <w:pPr>
+        <w:pStyle w:val="Heading2"/>
+        <w:spacing w:before="240" w:after="120"/>
+        <w:keepNext/>
+      </w:pPr>
+      <w:r>
+        <w:rPr>
+          <w:rFonts w:ascii="Segoe UI Semibold" w:hAnsi="Segoe UI Semibold"/>
+          <w:color w:val="1C2738"/>
+          <w:sz w:val="25"/>
+        </w:rPr>
+        <w:t>The first time you sign in</w:t>
+      </w:r>
+    </w:p>
+    <w:p>
+      <w:pPr>
+        <w:spacing w:after="120" w:line="283" w:lineRule="auto"/>
+      </w:pPr>
+      <w:r>
+        <w:rPr>
+          <w:b w:val="0"/>
+          <w:i w:val="0"/>
+          <w:sz w:val="21"/>
+        </w:rPr>
+        <w:t xml:space="preserve">You do not create an account and you do not wait for one. Sign in, and the system records your address there and then as a </w:t>
+      </w:r>
       <w:r>
         <w:rPr>
           <w:b/>
-          <w:color w:val="C2410C"/>
-          <w:sz w:val="21"/>
-        </w:rPr>
-        <w:t xml:space="preserve">1   </w:t>
-      </w:r>
-      <w:r>
-        <w:rPr>
-          <w:b/>
-          <w:i w:val="0"/>
-          <w:sz w:val="21"/>
-        </w:rPr>
-        <w:t>Sign in with Google</w:t>
-      </w:r>
-      <w:r>
-        <w:rPr>
-          <w:b w:val="0"/>
-          <w:i w:val="0"/>
-          <w:sz w:val="21"/>
-        </w:rPr>
-        <w:t xml:space="preserve"> — if you have an </w:t>
-      </w:r>
-      <w:r>
-        <w:rPr>
-          <w:b/>
-          <w:i w:val="0"/>
-          <w:sz w:val="21"/>
-        </w:rPr>
-        <w:t>@lcm.org.my</w:t>
-      </w:r>
-      <w:r>
-        <w:rPr>
-          <w:b w:val="0"/>
-          <w:i w:val="0"/>
-          <w:sz w:val="21"/>
-        </w:rPr>
-        <w:t xml:space="preserve"> address. One tap, the same as opening your church email. Nothing to type.</w:t>
-      </w:r>
-    </w:p>
-    <w:p>
-      <w:pPr>
-        <w:spacing w:after="100"/>
-        <w:ind w:left="510" w:hanging="510"/>
-      </w:pPr>
-      <w:r>
-        <w:rPr>
-          <w:b/>
-          <w:color w:val="C2410C"/>
-          <w:sz w:val="21"/>
-        </w:rPr>
-        <w:t xml:space="preserve">2   </w:t>
-      </w:r>
-      <w:r>
-        <w:rPr>
-          <w:b/>
-          <w:i w:val="0"/>
-          <w:sz w:val="21"/>
-        </w:rPr>
-        <w:t>Sign in with email link</w:t>
-      </w:r>
-      <w:r>
-        <w:rPr>
-          <w:b w:val="0"/>
-          <w:i w:val="0"/>
-          <w:sz w:val="21"/>
-        </w:rPr>
-        <w:t xml:space="preserve"> — if you do not. Type the address the church has for you, and a link arrives in your inbox. Click it and you are in. The link is for you alone and stops working once used, so do not forward it.</w:t>
+          <w:i w:val="0"/>
+          <w:sz w:val="21"/>
+        </w:rPr>
+        <w:t>Guest</w:t>
+      </w:r>
+      <w:r>
+        <w:rPr>
+          <w:b w:val="0"/>
+          <w:i w:val="0"/>
+          <w:sz w:val="21"/>
+        </w:rPr>
+        <w:t xml:space="preserve"> — the smallest role it has, enough to claim money back and to read the church directory, and nothing more. If you should have more than that, somebody at HQ raises your role under </w:t>
+      </w:r>
+      <w:r>
+        <w:rPr>
+          <w:rFonts w:ascii="Consolas" w:hAnsi="Consolas"/>
+          <w:b w:val="0"/>
+          <w:i w:val="0"/>
+          <w:color w:val="2F5B9C"/>
+          <w:sz w:val="21"/>
+        </w:rPr>
+        <w:t>Settings → Access &amp; Roles</w:t>
+      </w:r>
+      <w:r>
+        <w:rPr>
+          <w:b w:val="0"/>
+          <w:i w:val="0"/>
+          <w:sz w:val="21"/>
+        </w:rPr>
+        <w:t>. It takes effect the next time you load a page; you do not have to sign in again, and you do not have to ask twice.</w:t>
       </w:r>
     </w:p>
     <w:tbl>
@@ -338,7 +481,7 @@
                 <w:i w:val="0"/>
                 <w:sz w:val="20"/>
               </w:rPr>
-              <w:t>Nothing happens when you click?</w:t>
+              <w:t>Signing in is a floor, not a door.</w:t>
             </w:r>
             <w:r>
               <w:rPr>
@@ -346,7 +489,23 @@
                 <w:i w:val="0"/>
                 <w:sz w:val="20"/>
               </w:rPr>
-              <w:t xml:space="preserve"> Check the address the church holds for you can actually receive email. A mailbox that was never really set up is the usual reason a link never arrives — ask the Finance Executive to correct it, rather than trying again.</w:t>
+              <w:t xml:space="preserve"> Somebody who reaches the app and signs in becomes a </w:t>
+            </w:r>
+            <w:r>
+              <w:rPr>
+                <w:b w:val="0"/>
+                <w:i w:val="0"/>
+                <w:sz w:val="20"/>
+              </w:rPr>
+              <w:t>guest</w:t>
+            </w:r>
+            <w:r>
+              <w:rPr>
+                <w:b w:val="0"/>
+                <w:i w:val="0"/>
+                <w:sz w:val="20"/>
+              </w:rPr>
+              <w:t xml:space="preserve"> and no more: they may ask to be paid back and read the church’s structure, and that is the whole of it. No budgets, no bank accounts, no payroll, nobody’s details, and no claim but their own. Everything above a guest is given by the HQ office and cannot be taken by signing in.</w:t>
             </w:r>
           </w:p>
         </w:tc>
@@ -361,136 +520,7 @@
       <w:pPr>
         <w:pStyle w:val="Heading2"/>
         <w:spacing w:before="240" w:after="120"/>
-      </w:pPr>
-      <w:r>
-        <w:rPr>
-          <w:rFonts w:ascii="Segoe UI Semibold" w:hAnsi="Segoe UI Semibold"/>
-          <w:color w:val="1C2738"/>
-          <w:sz w:val="25"/>
-        </w:rPr>
-        <w:t>The first time you sign in</w:t>
-      </w:r>
-    </w:p>
-    <w:p>
-      <w:pPr>
-        <w:spacing w:after="120" w:line="283" w:lineRule="auto"/>
-      </w:pPr>
-      <w:r>
-        <w:rPr>
-          <w:b w:val="0"/>
-          <w:i w:val="0"/>
-          <w:sz w:val="21"/>
-        </w:rPr>
-        <w:t xml:space="preserve">You do not create an account and you do not wait for one. Sign in, and the system records your address there and then as a </w:t>
-      </w:r>
-      <w:r>
-        <w:rPr>
-          <w:b/>
-          <w:i w:val="0"/>
-          <w:sz w:val="21"/>
-        </w:rPr>
-        <w:t>Guest</w:t>
-      </w:r>
-      <w:r>
-        <w:rPr>
-          <w:b w:val="0"/>
-          <w:i w:val="0"/>
-          <w:sz w:val="21"/>
-        </w:rPr>
-        <w:t xml:space="preserve"> — the smallest role it has, enough to claim money back and to read the church directory, and nothing more. If you should have more than that, somebody at HQ raises your role under </w:t>
-      </w:r>
-      <w:r>
-        <w:rPr>
-          <w:rFonts w:ascii="Consolas" w:hAnsi="Consolas"/>
-          <w:b w:val="0"/>
-          <w:i w:val="0"/>
-          <w:color w:val="2F5B9C"/>
-          <w:sz w:val="21"/>
-        </w:rPr>
-        <w:t>Settings → Access &amp; Roles</w:t>
-      </w:r>
-      <w:r>
-        <w:rPr>
-          <w:b w:val="0"/>
-          <w:i w:val="0"/>
-          <w:sz w:val="21"/>
-        </w:rPr>
-        <w:t>. It takes effect the next time you load a page; you do not have to sign in again, and you do not have to ask twice.</w:t>
-      </w:r>
-    </w:p>
-    <w:tbl>
-      <w:tblPr>
-        <w:tblW w:type="auto" w:w="0"/>
-        <w:tblLayout w:type="fixed"/>
-        <w:tblLook w:firstColumn="1" w:firstRow="1" w:lastColumn="0" w:lastRow="0" w:noHBand="0" w:noVBand="1" w:val="04A0"/>
-      </w:tblPr>
-      <w:tblGrid>
-        <w:gridCol w:w="9298"/>
-      </w:tblGrid>
-      <w:tr>
-        <w:trPr>
-          <w:cantSplit/>
-        </w:trPr>
-        <w:tc>
-          <w:tcPr>
-            <w:tcW w:type="dxa" w:w="9298"/>
-            <w:shd w:val="clear" w:fill="EEF4FD"/>
-            <w:tcBorders>
-              <w:top w:val="nil"/>
-              <w:bottom w:val="nil"/>
-              <w:right w:val="nil"/>
-              <w:left w:val="single" w:sz="18" w:color="2F5B9C"/>
-            </w:tcBorders>
-          </w:tcPr>
-          <w:p>
-            <w:pPr>
-              <w:spacing w:after="60" w:line="276" w:lineRule="auto"/>
-            </w:pPr>
-            <w:r>
-              <w:rPr>
-                <w:b/>
-                <w:i w:val="0"/>
-                <w:sz w:val="20"/>
-              </w:rPr>
-              <w:t>Anybody can sign in, and what they get is a guest.</w:t>
-            </w:r>
-            <w:r>
-              <w:rPr>
-                <w:b w:val="0"/>
-                <w:i w:val="0"/>
-                <w:sz w:val="20"/>
-              </w:rPr>
-              <w:t xml:space="preserve"> The email-link box accepts any address, and the link really will arrive and really will work. That is deliberate, and it is a floor rather than a door: a </w:t>
-            </w:r>
-            <w:r>
-              <w:rPr>
-                <w:b w:val="0"/>
-                <w:i w:val="0"/>
-                <w:sz w:val="20"/>
-              </w:rPr>
-              <w:t>guest</w:t>
-            </w:r>
-            <w:r>
-              <w:rPr>
-                <w:b w:val="0"/>
-                <w:i w:val="0"/>
-                <w:sz w:val="20"/>
-              </w:rPr>
-              <w:t xml:space="preserve"> may ask to be paid back and read the church’s structure, and that is the whole of it. No budgets, no bank accounts, no payroll, nobody’s details, and no claim but their own. Anything above a guest is given by HQ and cannot be taken by signing in.</w:t>
-            </w:r>
-          </w:p>
-        </w:tc>
-      </w:tr>
-    </w:tbl>
-    <w:p>
-      <w:pPr>
-        <w:spacing w:after="80"/>
-      </w:pPr>
-    </w:p>
-    <w:p>
-      <w:pPr>
-        <w:pStyle w:val="Heading2"/>
-        <w:spacing w:before="240" w:after="120"/>
+        <w:keepNext/>
       </w:pPr>
       <w:r>
         <w:rPr>
@@ -853,14 +883,10 @@
       </w:pPr>
     </w:p>
     <w:p>
-      <w:r>
-        <w:br w:type="page"/>
-      </w:r>
-    </w:p>
-    <w:p>
       <w:pPr>
         <w:pStyle w:val="Heading1"/>
-        <w:spacing w:before="80" w:after="120"/>
+        <w:spacing w:before="440" w:after="120"/>
+        <w:keepNext/>
       </w:pPr>
       <w:r>
         <w:rPr>
@@ -1369,6 +1395,7 @@
       <w:pPr>
         <w:pStyle w:val="Heading2"/>
         <w:spacing w:before="240" w:after="120"/>
+        <w:keepNext/>
       </w:pPr>
       <w:r>
         <w:rPr>
@@ -1775,14 +1802,10 @@
       </w:pPr>
     </w:p>
     <w:p>
-      <w:r>
-        <w:br w:type="page"/>
-      </w:r>
-    </w:p>
-    <w:p>
       <w:pPr>
         <w:pStyle w:val="Heading1"/>
-        <w:spacing w:before="80" w:after="120"/>
+        <w:spacing w:before="440" w:after="120"/>
+        <w:keepNext/>
       </w:pPr>
       <w:r>
         <w:rPr>
@@ -1967,6 +1990,7 @@
       <w:pPr>
         <w:pStyle w:val="Heading2"/>
         <w:spacing w:before="240" w:after="120"/>
+        <w:keepNext/>
       </w:pPr>
       <w:r>
         <w:rPr>
@@ -2355,14 +2379,10 @@
       </w:pPr>
     </w:p>
     <w:p>
-      <w:r>
-        <w:br w:type="page"/>
-      </w:r>
-    </w:p>
-    <w:p>
       <w:pPr>
         <w:pStyle w:val="Heading1"/>
-        <w:spacing w:before="80" w:after="120"/>
+        <w:spacing w:before="440" w:after="120"/>
+        <w:keepNext/>
       </w:pPr>
       <w:r>
         <w:rPr>
@@ -2427,6 +2447,7 @@
       <w:pPr>
         <w:pStyle w:val="Heading2"/>
         <w:spacing w:before="240" w:after="120"/>
+        <w:keepNext/>
       </w:pPr>
       <w:r>
         <w:rPr>
@@ -2463,6 +2484,10 @@
     <w:p>
       <w:pPr>
         <w:pStyle w:val="ListNumber"/>
+        <w:numPr>
+          <w:ilvl w:val="0"/>
+          <w:numId w:val="11"/>
+        </w:numPr>
         <w:spacing w:after="40"/>
       </w:pPr>
       <w:r>
@@ -2588,6 +2613,7 @@
       <w:pPr>
         <w:pStyle w:val="Heading2"/>
         <w:spacing w:before="240" w:after="120"/>
+        <w:keepNext/>
       </w:pPr>
       <w:r>
         <w:rPr>
@@ -2720,14 +2746,10 @@
       </w:pPr>
     </w:p>
     <w:p>
-      <w:r>
-        <w:br w:type="page"/>
-      </w:r>
-    </w:p>
-    <w:p>
       <w:pPr>
         <w:pStyle w:val="Heading1"/>
-        <w:spacing w:before="80" w:after="120"/>
+        <w:spacing w:before="440" w:after="120"/>
+        <w:keepNext/>
       </w:pPr>
       <w:r>
         <w:rPr>
@@ -2756,6 +2778,7 @@
       <w:pPr>
         <w:pStyle w:val="Heading2"/>
         <w:spacing w:before="240" w:after="120"/>
+        <w:keepNext/>
       </w:pPr>
       <w:r>
         <w:rPr>
@@ -2983,6 +3006,7 @@
       <w:pPr>
         <w:pStyle w:val="Heading2"/>
         <w:spacing w:before="240" w:after="120"/>
+        <w:keepNext/>
       </w:pPr>
       <w:r>
         <w:rPr>
@@ -3088,6 +3112,7 @@
       <w:pPr>
         <w:pStyle w:val="Heading2"/>
         <w:spacing w:before="240" w:after="120"/>
+        <w:keepNext/>
       </w:pPr>
       <w:r>
         <w:rPr>
@@ -3196,6 +3221,10 @@
     <w:p>
       <w:pPr>
         <w:pStyle w:val="ListNumber"/>
+        <w:numPr>
+          <w:ilvl w:val="0"/>
+          <w:numId w:val="12"/>
+        </w:numPr>
         <w:spacing w:after="40"/>
       </w:pPr>
       <w:r>
@@ -3419,14 +3448,10 @@
       </w:pPr>
     </w:p>
     <w:p>
-      <w:r>
-        <w:br w:type="page"/>
-      </w:r>
-    </w:p>
-    <w:p>
       <w:pPr>
         <w:pStyle w:val="Heading1"/>
-        <w:spacing w:before="80" w:after="120"/>
+        <w:spacing w:before="440" w:after="120"/>
+        <w:keepNext/>
       </w:pPr>
       <w:r>
         <w:rPr>
@@ -3579,6 +3604,7 @@
       <w:pPr>
         <w:pStyle w:val="Heading2"/>
         <w:spacing w:before="240" w:after="120"/>
+        <w:keepNext/>
       </w:pPr>
       <w:r>
         <w:rPr>
@@ -3885,6 +3911,10 @@
     <w:p>
       <w:pPr>
         <w:pStyle w:val="ListNumber"/>
+        <w:numPr>
+          <w:ilvl w:val="0"/>
+          <w:numId w:val="13"/>
+        </w:numPr>
         <w:spacing w:after="40"/>
       </w:pPr>
       <w:r>
@@ -4002,6 +4032,7 @@
       <w:pPr>
         <w:pStyle w:val="Heading2"/>
         <w:spacing w:before="240" w:after="120"/>
+        <w:keepNext/>
       </w:pPr>
       <w:r>
         <w:rPr>
@@ -4430,14 +4461,10 @@
       </w:r>
     </w:p>
     <w:p>
-      <w:r>
-        <w:br w:type="page"/>
-      </w:r>
-    </w:p>
-    <w:p>
       <w:pPr>
         <w:pStyle w:val="Heading1"/>
-        <w:spacing w:before="80" w:after="120"/>
+        <w:spacing w:before="440" w:after="120"/>
+        <w:keepNext/>
       </w:pPr>
       <w:r>
         <w:rPr>
@@ -4484,6 +4511,10 @@
     <w:p>
       <w:pPr>
         <w:pStyle w:val="ListNumber"/>
+        <w:numPr>
+          <w:ilvl w:val="0"/>
+          <w:numId w:val="14"/>
+        </w:numPr>
         <w:spacing w:after="40"/>
       </w:pPr>
       <w:r>
@@ -4696,6 +4727,7 @@
       <w:pPr>
         <w:pStyle w:val="Heading2"/>
         <w:spacing w:before="240" w:after="120"/>
+        <w:keepNext/>
       </w:pPr>
       <w:r>
         <w:rPr>
@@ -4927,6 +4959,7 @@
       <w:pPr>
         <w:pStyle w:val="Heading2"/>
         <w:spacing w:before="240" w:after="120"/>
+        <w:keepNext/>
       </w:pPr>
       <w:r>
         <w:rPr>
@@ -5014,6 +5047,7 @@
       <w:pPr>
         <w:pStyle w:val="Heading2"/>
         <w:spacing w:before="240" w:after="120"/>
+        <w:keepNext/>
       </w:pPr>
       <w:r>
         <w:rPr>
@@ -5272,14 +5306,10 @@
       </w:pPr>
     </w:p>
     <w:p>
-      <w:r>
-        <w:br w:type="page"/>
-      </w:r>
-    </w:p>
-    <w:p>
       <w:pPr>
         <w:pStyle w:val="Heading1"/>
-        <w:spacing w:before="80" w:after="120"/>
+        <w:spacing w:before="440" w:after="120"/>
+        <w:keepNext/>
       </w:pPr>
       <w:r>
         <w:rPr>
@@ -5326,6 +5356,10 @@
     <w:p>
       <w:pPr>
         <w:pStyle w:val="ListNumber"/>
+        <w:numPr>
+          <w:ilvl w:val="0"/>
+          <w:numId w:val="15"/>
+        </w:numPr>
         <w:spacing w:after="40"/>
       </w:pPr>
       <w:r>
@@ -5551,6 +5585,7 @@
       <w:pPr>
         <w:pStyle w:val="Heading2"/>
         <w:spacing w:before="240" w:after="120"/>
+        <w:keepNext/>
       </w:pPr>
       <w:r>
         <w:rPr>
@@ -5719,14 +5754,10 @@
       </w:r>
     </w:p>
     <w:p>
-      <w:r>
-        <w:br w:type="page"/>
-      </w:r>
-    </w:p>
-    <w:p>
       <w:pPr>
         <w:pStyle w:val="Heading1"/>
-        <w:spacing w:before="80" w:after="120"/>
+        <w:spacing w:before="440" w:after="120"/>
+        <w:keepNext/>
       </w:pPr>
       <w:r>
         <w:rPr>
@@ -5831,6 +5862,10 @@
     <w:p>
       <w:pPr>
         <w:pStyle w:val="ListNumber"/>
+        <w:numPr>
+          <w:ilvl w:val="0"/>
+          <w:numId w:val="16"/>
+        </w:numPr>
         <w:spacing w:after="40"/>
       </w:pPr>
       <w:r>
@@ -6013,6 +6048,7 @@
       <w:pPr>
         <w:pStyle w:val="Heading2"/>
         <w:spacing w:before="240" w:after="120"/>
+        <w:keepNext/>
       </w:pPr>
       <w:r>
         <w:rPr>
@@ -6180,14 +6216,10 @@
       </w:r>
     </w:p>
     <w:p>
-      <w:r>
-        <w:br w:type="page"/>
-      </w:r>
-    </w:p>
-    <w:p>
       <w:pPr>
         <w:pStyle w:val="Heading1"/>
-        <w:spacing w:before="80" w:after="120"/>
+        <w:spacing w:before="440" w:after="120"/>
+        <w:keepNext/>
       </w:pPr>
       <w:r>
         <w:rPr>
@@ -6234,6 +6266,10 @@
     <w:p>
       <w:pPr>
         <w:pStyle w:val="ListNumber"/>
+        <w:numPr>
+          <w:ilvl w:val="0"/>
+          <w:numId w:val="17"/>
+        </w:numPr>
         <w:spacing w:after="40"/>
       </w:pPr>
       <w:r>
@@ -6540,14 +6576,10 @@
       </w:r>
     </w:p>
     <w:p>
-      <w:r>
-        <w:br w:type="page"/>
-      </w:r>
-    </w:p>
-    <w:p>
       <w:pPr>
         <w:pStyle w:val="Heading1"/>
-        <w:spacing w:before="80" w:after="120"/>
+        <w:spacing w:before="440" w:after="120"/>
+        <w:keepNext/>
       </w:pPr>
       <w:r>
         <w:rPr>
@@ -7355,6 +7387,7 @@
       <w:pPr>
         <w:pStyle w:val="Heading2"/>
         <w:spacing w:before="240" w:after="120"/>
+        <w:keepNext/>
       </w:pPr>
       <w:r>
         <w:rPr>
@@ -7368,6 +7401,10 @@
     <w:p>
       <w:pPr>
         <w:pStyle w:val="ListNumber"/>
+        <w:numPr>
+          <w:ilvl w:val="0"/>
+          <w:numId w:val="18"/>
+        </w:numPr>
         <w:spacing w:after="40"/>
       </w:pPr>
       <w:r>
@@ -7559,14 +7596,10 @@
       </w:pPr>
     </w:p>
     <w:p>
-      <w:r>
-        <w:br w:type="page"/>
-      </w:r>
-    </w:p>
-    <w:p>
       <w:pPr>
         <w:pStyle w:val="Heading1"/>
-        <w:spacing w:before="80" w:after="120"/>
+        <w:spacing w:before="440" w:after="120"/>
+        <w:keepNext/>
       </w:pPr>
       <w:r>
         <w:rPr>
@@ -8003,6 +8036,7 @@
       <w:pPr>
         <w:pStyle w:val="Heading3"/>
         <w:spacing w:before="240" w:after="120"/>
+        <w:keepNext/>
       </w:pPr>
       <w:r>
         <w:rPr>
@@ -8444,6 +8478,7 @@
       <w:pPr>
         <w:pStyle w:val="Heading3"/>
         <w:spacing w:before="240" w:after="120"/>
+        <w:keepNext/>
       </w:pPr>
       <w:r>
         <w:rPr>
@@ -8720,6 +8755,10 @@
     <w:p>
       <w:pPr>
         <w:pStyle w:val="ListNumber"/>
+        <w:numPr>
+          <w:ilvl w:val="0"/>
+          <w:numId w:val="19"/>
+        </w:numPr>
         <w:spacing w:after="40"/>
       </w:pPr>
       <w:r>
@@ -8916,6 +8955,7 @@
       <w:pPr>
         <w:pStyle w:val="Heading2"/>
         <w:spacing w:before="240" w:after="120"/>
+        <w:keepNext/>
       </w:pPr>
       <w:r>
         <w:rPr>
@@ -9251,14 +9291,10 @@
       </w:r>
     </w:p>
     <w:p>
-      <w:r>
-        <w:br w:type="page"/>
-      </w:r>
-    </w:p>
-    <w:p>
       <w:pPr>
         <w:pStyle w:val="Heading1"/>
-        <w:spacing w:before="80" w:after="120"/>
+        <w:spacing w:before="440" w:after="120"/>
+        <w:keepNext/>
       </w:pPr>
       <w:r>
         <w:rPr>
@@ -10236,6 +10272,7 @@
       <w:pPr>
         <w:pStyle w:val="Heading2"/>
         <w:spacing w:before="240" w:after="120"/>
+        <w:keepNext/>
       </w:pPr>
       <w:r>
         <w:rPr>
@@ -10543,14 +10580,10 @@
       </w:pPr>
     </w:p>
     <w:p>
-      <w:r>
-        <w:br w:type="page"/>
-      </w:r>
-    </w:p>
-    <w:p>
       <w:pPr>
         <w:pStyle w:val="Heading1"/>
-        <w:spacing w:before="80" w:after="120"/>
+        <w:spacing w:before="440" w:after="120"/>
+        <w:keepNext/>
       </w:pPr>
       <w:r>
         <w:rPr>
@@ -10598,6 +10631,7 @@
       <w:pPr>
         <w:pStyle w:val="Heading2"/>
         <w:spacing w:before="240" w:after="120"/>
+        <w:keepNext/>
       </w:pPr>
       <w:r>
         <w:rPr>
@@ -10966,6 +11000,7 @@
       <w:pPr>
         <w:pStyle w:val="Heading2"/>
         <w:spacing w:before="240" w:after="120"/>
+        <w:keepNext/>
       </w:pPr>
       <w:r>
         <w:rPr>
@@ -10979,6 +11014,10 @@
     <w:p>
       <w:pPr>
         <w:pStyle w:val="ListNumber"/>
+        <w:numPr>
+          <w:ilvl w:val="0"/>
+          <w:numId w:val="20"/>
+        </w:numPr>
         <w:spacing w:after="40"/>
       </w:pPr>
       <w:r>
@@ -11125,6 +11164,7 @@
       <w:pPr>
         <w:pStyle w:val="Heading2"/>
         <w:spacing w:before="240" w:after="120"/>
+        <w:keepNext/>
       </w:pPr>
       <w:r>
         <w:rPr>
@@ -11138,6 +11178,10 @@
     <w:p>
       <w:pPr>
         <w:pStyle w:val="ListNumber"/>
+        <w:numPr>
+          <w:ilvl w:val="0"/>
+          <w:numId w:val="21"/>
+        </w:numPr>
         <w:spacing w:after="40"/>
       </w:pPr>
       <w:r>
@@ -11242,6 +11286,7 @@
       <w:pPr>
         <w:pStyle w:val="Heading2"/>
         <w:spacing w:before="240" w:after="120"/>
+        <w:keepNext/>
       </w:pPr>
       <w:r>
         <w:rPr>
@@ -11426,14 +11471,10 @@
       </w:r>
     </w:p>
     <w:p>
-      <w:r>
-        <w:br w:type="page"/>
-      </w:r>
-    </w:p>
-    <w:p>
       <w:pPr>
         <w:pStyle w:val="Heading1"/>
-        <w:spacing w:before="80" w:after="120"/>
+        <w:spacing w:before="440" w:after="120"/>
+        <w:keepNext/>
       </w:pPr>
       <w:r>
         <w:rPr>
@@ -13592,14 +13633,10 @@
       </w:pPr>
     </w:p>
     <w:p>
-      <w:r>
-        <w:br w:type="page"/>
-      </w:r>
-    </w:p>
-    <w:p>
       <w:pPr>
         <w:pStyle w:val="Heading1"/>
-        <w:spacing w:before="80" w:after="120"/>
+        <w:spacing w:before="440" w:after="120"/>
+        <w:keepNext/>
       </w:pPr>
       <w:r>
         <w:rPr>
@@ -14551,9 +14588,9 @@
       </w:r>
     </w:p>
     <w:p>
-      <w:r>
-        <w:br w:type="page"/>
-      </w:r>
+      <w:pPr>
+        <w:spacing w:before="520" w:after="0"/>
+      </w:pPr>
     </w:p>
     <w:p>
       <w:pPr>
@@ -14815,6 +14852,78 @@
   </w:num>
   <w:num w:numId="9">
     <w:abstractNumId w:val="0"/>
+  </w:num>
+  <w:num w:numId="10">
+    <w:abstractNumId w:val="7"/>
+    <w:lvlOverride w:ilvl="0">
+      <w:startOverride w:val="1"/>
+    </w:lvlOverride>
+  </w:num>
+  <w:num w:numId="11">
+    <w:abstractNumId w:val="7"/>
+    <w:lvlOverride w:ilvl="0">
+      <w:startOverride w:val="1"/>
+    </w:lvlOverride>
+  </w:num>
+  <w:num w:numId="12">
+    <w:abstractNumId w:val="7"/>
+    <w:lvlOverride w:ilvl="0">
+      <w:startOverride w:val="1"/>
+    </w:lvlOverride>
+  </w:num>
+  <w:num w:numId="13">
+    <w:abstractNumId w:val="7"/>
+    <w:lvlOverride w:ilvl="0">
+      <w:startOverride w:val="1"/>
+    </w:lvlOverride>
+  </w:num>
+  <w:num w:numId="14">
+    <w:abstractNumId w:val="7"/>
+    <w:lvlOverride w:ilvl="0">
+      <w:startOverride w:val="1"/>
+    </w:lvlOverride>
+  </w:num>
+  <w:num w:numId="15">
+    <w:abstractNumId w:val="7"/>
+    <w:lvlOverride w:ilvl="0">
+      <w:startOverride w:val="1"/>
+    </w:lvlOverride>
+  </w:num>
+  <w:num w:numId="16">
+    <w:abstractNumId w:val="7"/>
+    <w:lvlOverride w:ilvl="0">
+      <w:startOverride w:val="1"/>
+    </w:lvlOverride>
+  </w:num>
+  <w:num w:numId="17">
+    <w:abstractNumId w:val="7"/>
+    <w:lvlOverride w:ilvl="0">
+      <w:startOverride w:val="1"/>
+    </w:lvlOverride>
+  </w:num>
+  <w:num w:numId="18">
+    <w:abstractNumId w:val="7"/>
+    <w:lvlOverride w:ilvl="0">
+      <w:startOverride w:val="1"/>
+    </w:lvlOverride>
+  </w:num>
+  <w:num w:numId="19">
+    <w:abstractNumId w:val="7"/>
+    <w:lvlOverride w:ilvl="0">
+      <w:startOverride w:val="1"/>
+    </w:lvlOverride>
+  </w:num>
+  <w:num w:numId="20">
+    <w:abstractNumId w:val="7"/>
+    <w:lvlOverride w:ilvl="0">
+      <w:startOverride w:val="1"/>
+    </w:lvlOverride>
+  </w:num>
+  <w:num w:numId="21">
+    <w:abstractNumId w:val="7"/>
+    <w:lvlOverride w:ilvl="0">
+      <w:startOverride w:val="1"/>
+    </w:lvlOverride>
   </w:num>
 </w:numbering>
 </file>

--- a/docs/LCM Finance Handbook.docx
+++ b/docs/LCM Finance Handbook.docx
@@ -56,28 +56,6 @@
     </w:p>
     <w:p>
       <w:pPr>
-        <w:spacing w:after="80" w:line="283" w:lineRule="auto"/>
-      </w:pPr>
-      <w:r>
-        <w:rPr>
-          <w:b/>
-          <w:i w:val="0"/>
-          <w:color w:val="2F5B9C"/>
-          <w:sz w:val="26"/>
-        </w:rPr>
-        <w:t>Contents</w:t>
-      </w:r>
-    </w:p>
-    <w:p>
-      <w:r/>
-      <w:fldSimple w:instr="TOC \o &quot;1-2&quot; \h \z \u">
-        <w:r>
-          <w:t>Right-click here and choose Update Field to build the contents.</w:t>
-        </w:r>
-      </w:fldSimple>
-    </w:p>
-    <w:p>
-      <w:pPr>
         <w:pStyle w:val="Heading1"/>
         <w:spacing w:before="440" w:after="120"/>
         <w:keepNext/>
@@ -93,224 +71,49 @@
     </w:p>
     <w:p>
       <w:pPr>
+        <w:spacing w:after="120" w:line="283" w:lineRule="auto"/>
+      </w:pPr>
+      <w:r>
+        <w:rPr>
+          <w:b w:val="0"/>
+          <w:i w:val="0"/>
+          <w:sz w:val="21"/>
+        </w:rPr>
+        <w:t xml:space="preserve"> </w:t>
+      </w:r>
+      <w:r>
+        <w:rPr>
+          <w:rFonts w:ascii="Consolas" w:hAnsi="Consolas"/>
+          <w:b w:val="0"/>
+          <w:i w:val="0"/>
+          <w:color w:val="2F5B9C"/>
+          <w:sz w:val="21"/>
+        </w:rPr>
+        <w:t>finance-pv.vercel.app</w:t>
+      </w:r>
+      <w:r>
+        <w:rPr>
+          <w:b w:val="0"/>
+          <w:i w:val="0"/>
+          <w:sz w:val="21"/>
+        </w:rPr>
+        <w:t xml:space="preserve"> </w:t>
+      </w:r>
+    </w:p>
+    <w:p>
+      <w:pPr>
         <w:spacing w:after="200" w:line="283" w:lineRule="auto"/>
-      </w:pPr>
-      <w:r>
-        <w:rPr>
-          <w:b w:val="0"/>
-          <w:i w:val="0"/>
-          <w:color w:val="3A4A60"/>
-          <w:sz w:val="24"/>
-        </w:rPr>
-        <w:t>There is no password to remember and none to lose. You sign in with a Google account, and the church decides which address that is.</w:t>
-      </w:r>
-    </w:p>
-    <w:p>
-      <w:pPr>
-        <w:pStyle w:val="ListNumber"/>
-        <w:numPr>
-          <w:ilvl w:val="0"/>
-          <w:numId w:val="10"/>
-        </w:numPr>
-        <w:spacing w:after="40"/>
-      </w:pPr>
-      <w:r>
-        <w:rPr>
-          <w:b/>
-          <w:i w:val="0"/>
-          <w:sz w:val="21"/>
-        </w:rPr>
-        <w:t>Go to the address below.</w:t>
-      </w:r>
-    </w:p>
-    <w:p>
-      <w:pPr>
-        <w:spacing w:after="120"/>
-        <w:ind w:left="510"/>
-      </w:pPr>
-      <w:r>
-        <w:rPr>
-          <w:b w:val="0"/>
-          <w:i w:val="0"/>
+        <w:jc w:val="center"/>
+      </w:pPr>
+      <w:r>
+        <w:rPr>
+          <w:b w:val="0"/>
+          <w:i/>
           <w:color w:val="6B7280"/>
-          <w:sz w:val="19"/>
-        </w:rPr>
-        <w:t>Any browser, on a phone or a computer. Bookmark it the first time and you will not have to type it again.</w:t>
-      </w:r>
-    </w:p>
-    <w:p>
-      <w:pPr>
-        <w:pStyle w:val="ListNumber"/>
-        <w:spacing w:after="40"/>
-      </w:pPr>
-      <w:r>
-        <w:rPr>
-          <w:b/>
-          <w:i w:val="0"/>
-          <w:sz w:val="21"/>
-        </w:rPr>
-        <w:t xml:space="preserve">Press </w:t>
-      </w:r>
-      <w:r>
-        <w:rPr>
-          <w:b/>
-          <w:i/>
-          <w:sz w:val="21"/>
-        </w:rPr>
-        <w:t>Sign in with Google</w:t>
-      </w:r>
-      <w:r>
-        <w:rPr>
-          <w:b/>
-          <w:i w:val="0"/>
-          <w:sz w:val="21"/>
-        </w:rPr>
-        <w:t>.</w:t>
-      </w:r>
-    </w:p>
-    <w:p>
-      <w:pPr>
-        <w:spacing w:after="120"/>
-        <w:ind w:left="510"/>
-      </w:pPr>
-      <w:r>
-        <w:rPr>
-          <w:b w:val="0"/>
-          <w:i w:val="0"/>
-          <w:color w:val="6B7280"/>
-          <w:sz w:val="19"/>
-        </w:rPr>
-        <w:t>One tap, the same as opening your church email. Nothing to type.</w:t>
-      </w:r>
-    </w:p>
-    <w:p>
-      <w:pPr>
-        <w:pStyle w:val="ListNumber"/>
-        <w:spacing w:after="40"/>
-      </w:pPr>
-      <w:r>
-        <w:rPr>
-          <w:b/>
-          <w:i w:val="0"/>
-          <w:sz w:val="21"/>
-        </w:rPr>
-        <w:t xml:space="preserve">Use your </w:t>
-      </w:r>
-      <w:r>
-        <w:rPr>
-          <w:b/>
-          <w:i w:val="0"/>
-          <w:sz w:val="21"/>
-        </w:rPr>
-        <w:t>@lcm.org.my</w:t>
-      </w:r>
-      <w:r>
-        <w:rPr>
-          <w:b/>
-          <w:i w:val="0"/>
-          <w:sz w:val="21"/>
-        </w:rPr>
-        <w:t xml:space="preserve"> Google account.</w:t>
-      </w:r>
-    </w:p>
-    <w:p>
-      <w:pPr>
-        <w:spacing w:after="120"/>
-        <w:ind w:left="510"/>
-      </w:pPr>
-      <w:r>
-        <w:rPr>
-          <w:b w:val="0"/>
-          <w:i w:val="0"/>
-          <w:color w:val="6B7280"/>
-          <w:sz w:val="19"/>
-        </w:rPr>
-        <w:t>That is the address the church knows you by, and the one every approval you give is recorded against.</w:t>
-      </w:r>
-    </w:p>
-    <w:p>
-      <w:pPr>
-        <w:spacing w:after="120" w:line="283" w:lineRule="auto"/>
-      </w:pPr>
-      <w:r>
-        <w:rPr>
-          <w:b w:val="0"/>
-          <w:i w:val="0"/>
-          <w:sz w:val="21"/>
-        </w:rPr>
-        <w:t xml:space="preserve"> </w:t>
-      </w:r>
-      <w:r>
-        <w:rPr>
-          <w:rFonts w:ascii="Consolas" w:hAnsi="Consolas"/>
-          <w:b w:val="0"/>
-          <w:i w:val="0"/>
-          <w:color w:val="2F5B9C"/>
-          <w:sz w:val="21"/>
-        </w:rPr>
-        <w:t>finance-pv.vercel.app</w:t>
-      </w:r>
-      <w:r>
-        <w:rPr>
-          <w:b w:val="0"/>
-          <w:i w:val="0"/>
-          <w:sz w:val="21"/>
-        </w:rPr>
-        <w:t xml:space="preserve"> </w:t>
-      </w:r>
-    </w:p>
-    <w:tbl>
-      <w:tblPr>
-        <w:tblW w:type="auto" w:w="0"/>
-        <w:tblLayout w:type="fixed"/>
-        <w:tblLook w:firstColumn="1" w:firstRow="1" w:lastColumn="0" w:lastRow="0" w:noHBand="0" w:noVBand="1" w:val="04A0"/>
-      </w:tblPr>
-      <w:tblGrid>
-        <w:gridCol w:w="9298"/>
-      </w:tblGrid>
-      <w:tr>
-        <w:trPr>
-          <w:cantSplit/>
-        </w:trPr>
-        <w:tc>
-          <w:tcPr>
-            <w:tcW w:type="dxa" w:w="9298"/>
-            <w:shd w:val="clear" w:fill="EEF4FD"/>
-            <w:tcBorders>
-              <w:top w:val="nil"/>
-              <w:bottom w:val="nil"/>
-              <w:right w:val="nil"/>
-              <w:left w:val="single" w:sz="18" w:color="2F5B9C"/>
-            </w:tcBorders>
-          </w:tcPr>
-          <w:p>
-            <w:pPr>
-              <w:spacing w:after="60" w:line="276" w:lineRule="auto"/>
-            </w:pPr>
-            <w:r>
-              <w:rPr>
-                <w:b/>
-                <w:i w:val="0"/>
-                <w:sz w:val="20"/>
-              </w:rPr>
-              <w:t>No @lcm.org.my address?</w:t>
-            </w:r>
-            <w:r>
-              <w:rPr>
-                <w:b w:val="0"/>
-                <w:i w:val="0"/>
-                <w:sz w:val="20"/>
-              </w:rPr>
-              <w:t xml:space="preserve"> Contact the LCM team and they will grant access to the personal email address you prefer to sign in with. This is usually the case for volunteers, who serve the church without being employed by it. Once they have granted it, sign in with Google using that address.</w:t>
-            </w:r>
-          </w:p>
-        </w:tc>
-      </w:tr>
-    </w:tbl>
-    <w:p>
-      <w:pPr>
-        <w:spacing w:after="80"/>
-      </w:pPr>
+          <w:sz w:val="18"/>
+        </w:rPr>
+        <w:t>Open it in any browser, on a phone or a computer. Bookmark it the first time and you will not have to type it again.</w:t>
+      </w:r>
     </w:p>
     <w:p>
       <w:pPr>
@@ -364,26 +167,155 @@
           <w:color w:val="6B7280"/>
           <w:sz w:val="18"/>
         </w:rPr>
-        <w:t xml:space="preserve">The sign-in screen. </w:t>
+        <w:t>This is what you will see.</w:t>
+      </w:r>
+    </w:p>
+    <w:p>
+      <w:pPr>
+        <w:pStyle w:val="ListNumber"/>
+        <w:numPr>
+          <w:ilvl w:val="0"/>
+          <w:numId w:val="10"/>
+        </w:numPr>
+        <w:spacing w:after="40"/>
+      </w:pPr>
+      <w:r>
+        <w:rPr>
+          <w:b/>
+          <w:i w:val="0"/>
+          <w:sz w:val="21"/>
+        </w:rPr>
+        <w:t xml:space="preserve">Press </w:t>
       </w:r>
       <w:r>
         <w:rPr>
           <w:b/>
           <w:i/>
+          <w:sz w:val="21"/>
+        </w:rPr>
+        <w:t>Sign in with Google</w:t>
+      </w:r>
+      <w:r>
+        <w:rPr>
+          <w:b/>
+          <w:i w:val="0"/>
+          <w:sz w:val="21"/>
+        </w:rPr>
+        <w:t>.</w:t>
+      </w:r>
+    </w:p>
+    <w:p>
+      <w:pPr>
+        <w:spacing w:after="120"/>
+        <w:ind w:left="510"/>
+      </w:pPr>
+      <w:r>
+        <w:rPr>
+          <w:b w:val="0"/>
+          <w:i w:val="0"/>
           <w:color w:val="6B7280"/>
-          <w:sz w:val="18"/>
-        </w:rPr>
-        <w:t>Sign in with Google</w:t>
-      </w:r>
-      <w:r>
-        <w:rPr>
-          <w:b w:val="0"/>
-          <w:i/>
+          <w:sz w:val="19"/>
+        </w:rPr>
+        <w:t>One tap, the same as opening your church email. Nothing to type.</w:t>
+      </w:r>
+    </w:p>
+    <w:p>
+      <w:pPr>
+        <w:pStyle w:val="ListNumber"/>
+        <w:spacing w:after="40"/>
+      </w:pPr>
+      <w:r>
+        <w:rPr>
+          <w:b/>
+          <w:i w:val="0"/>
+          <w:sz w:val="21"/>
+        </w:rPr>
+        <w:t xml:space="preserve">Use your </w:t>
+      </w:r>
+      <w:r>
+        <w:rPr>
+          <w:b/>
+          <w:i w:val="0"/>
+          <w:sz w:val="21"/>
+        </w:rPr>
+        <w:t>@lcm.org.my</w:t>
+      </w:r>
+      <w:r>
+        <w:rPr>
+          <w:b/>
+          <w:i w:val="0"/>
+          <w:sz w:val="21"/>
+        </w:rPr>
+        <w:t xml:space="preserve"> Google account.</w:t>
+      </w:r>
+    </w:p>
+    <w:p>
+      <w:pPr>
+        <w:spacing w:after="120"/>
+        <w:ind w:left="510"/>
+      </w:pPr>
+      <w:r>
+        <w:rPr>
+          <w:b w:val="0"/>
+          <w:i w:val="0"/>
           <w:color w:val="6B7280"/>
-          <w:sz w:val="18"/>
-        </w:rPr>
-        <w:t xml:space="preserve"> is the one to use.</w:t>
-      </w:r>
+          <w:sz w:val="19"/>
+        </w:rPr>
+        <w:t>That is the address the church knows you by, and the one every approval you give is recorded against.</w:t>
+      </w:r>
+    </w:p>
+    <w:tbl>
+      <w:tblPr>
+        <w:tblW w:type="auto" w:w="0"/>
+        <w:tblLayout w:type="fixed"/>
+        <w:tblLook w:firstColumn="1" w:firstRow="1" w:lastColumn="0" w:lastRow="0" w:noHBand="0" w:noVBand="1" w:val="04A0"/>
+      </w:tblPr>
+      <w:tblGrid>
+        <w:gridCol w:w="9298"/>
+      </w:tblGrid>
+      <w:tr>
+        <w:trPr>
+          <w:cantSplit/>
+        </w:trPr>
+        <w:tc>
+          <w:tcPr>
+            <w:tcW w:type="dxa" w:w="9298"/>
+            <w:shd w:val="clear" w:fill="EEF4FD"/>
+            <w:tcBorders>
+              <w:top w:val="nil"/>
+              <w:bottom w:val="nil"/>
+              <w:right w:val="nil"/>
+              <w:left w:val="single" w:sz="18" w:color="2F5B9C"/>
+            </w:tcBorders>
+          </w:tcPr>
+          <w:p>
+            <w:pPr>
+              <w:spacing w:after="60" w:line="276" w:lineRule="auto"/>
+            </w:pPr>
+            <w:r>
+              <w:rPr>
+                <w:b/>
+                <w:i w:val="0"/>
+                <w:sz w:val="20"/>
+              </w:rPr>
+              <w:t>No @lcm.org.my address?</w:t>
+            </w:r>
+            <w:r>
+              <w:rPr>
+                <w:b w:val="0"/>
+                <w:i w:val="0"/>
+                <w:sz w:val="20"/>
+              </w:rPr>
+              <w:t xml:space="preserve"> Contact the LCM team and they will grant access to the personal email address you prefer to sign in with. This is usually the case for volunteers, who serve the church without being employed by it. Once they have granted it, sign in with Google using that address.</w:t>
+            </w:r>
+          </w:p>
+        </w:tc>
+      </w:tr>
+    </w:tbl>
+    <w:p>
+      <w:pPr>
+        <w:spacing w:after="80"/>
+      </w:pPr>
     </w:p>
     <w:p>
       <w:pPr>

--- a/docs/LCM Finance Handbook.docx
+++ b/docs/LCM Finance Handbook.docx
@@ -28,7 +28,7 @@
           <w:color w:val="1C2738"/>
           <w:sz w:val="52"/>
         </w:rPr>
-        <w:t>LCM Finance Handbook</w:t>
+        <w:t>LCM Finance &amp; HR Handbook</w:t>
       </w:r>
     </w:p>
     <w:p>
@@ -123,7 +123,7 @@
       <w:r>
         <w:drawing>
           <wp:inline xmlns:a="http://schemas.openxmlformats.org/drawingml/2006/main" xmlns:pic="http://schemas.openxmlformats.org/drawingml/2006/picture">
-            <wp:extent cx="5903999" cy="3749039"/>
+            <wp:extent cx="5903999" cy="3926159"/>
             <wp:docPr id="1" name="Picture 1"/>
             <wp:cNvGraphicFramePr>
               <a:graphicFrameLocks noChangeAspect="1"/>
@@ -144,7 +144,7 @@
                   <pic:spPr>
                     <a:xfrm>
                       <a:off x="0" y="0"/>
-                      <a:ext cx="5903999" cy="3749039"/>
+                      <a:ext cx="5903999" cy="3926159"/>
                     </a:xfrm>
                     <a:prstGeom prst="rect"/>
                   </pic:spPr>

--- a/docs/LCM Finance Handbook.docx
+++ b/docs/LCM Finance Handbook.docx
@@ -10973,7 +10973,7 @@
           <w:color w:val="6B7280"/>
           <w:sz w:val="19"/>
         </w:rPr>
-        <w:t>Lines you add for a future year belong to that year's proposal until the Treasurer approves them.</w:t>
+        <w:t>Lines you add for a future year belong to that year’s proposal until the EXCO approves it in meeting.</w:t>
       </w:r>
     </w:p>
     <w:p>
@@ -11060,7 +11060,7 @@
           <w:color w:val="6B7280"/>
           <w:sz w:val="19"/>
         </w:rPr>
-        <w:t>It goes to the Treasurer as a whole — you do not submit lines one at a time.</w:t>
+        <w:t>It goes forward as a whole — you do not submit lines one at a time.</w:t>
       </w:r>
     </w:p>
     <w:p>
@@ -11074,7 +11074,7 @@
           <w:i w:val="0"/>
           <w:sz w:val="21"/>
         </w:rPr>
-        <w:t>Wait. The budget is locked while it is with the Treasurer.</w:t>
+        <w:t>Wait. The budget is locked while the proposal stands.</w:t>
       </w:r>
     </w:p>
     <w:p>
@@ -11089,7 +11089,7 @@
           <w:color w:val="6B7280"/>
           <w:sz w:val="19"/>
         </w:rPr>
-        <w:t>This is intentional: it stops the figures moving underneath the person deciding on them.</w:t>
+        <w:t>This is intentional: it stops the figures moving underneath the people deciding on them.</w:t>
       </w:r>
     </w:p>
     <w:p>
@@ -11104,8 +11104,108 @@
           <w:color w:val="1C2738"/>
           <w:sz w:val="25"/>
         </w:rPr>
-        <w:t>Approving a budget — Treasurer</w:t>
-      </w:r>
+        <w:t>Approving a budget — the EXCO in meeting</w:t>
+      </w:r>
+    </w:p>
+    <w:p>
+      <w:pPr>
+        <w:spacing w:after="120" w:line="283" w:lineRule="auto"/>
+      </w:pPr>
+      <w:r>
+        <w:rPr>
+          <w:b w:val="0"/>
+          <w:i w:val="0"/>
+          <w:sz w:val="21"/>
+        </w:rPr>
+        <w:t>The annual budget is not one person’s to approve. It is decided by the EXCO, voting at a meeting called for that purpose and no other — proposing and accepting the budget is the whole business of that meeting. The Treasurer, the Secretary and the Bishop each have a voice in it, and so does the rest of the EXCO.</w:t>
+      </w:r>
+    </w:p>
+    <w:tbl>
+      <w:tblPr>
+        <w:tblW w:type="auto" w:w="0"/>
+        <w:tblLayout w:type="fixed"/>
+        <w:tblLook w:firstColumn="1" w:firstRow="1" w:lastColumn="0" w:lastRow="0" w:noHBand="0" w:noVBand="1" w:val="04A0"/>
+      </w:tblPr>
+      <w:tblGrid>
+        <w:gridCol w:w="9298"/>
+      </w:tblGrid>
+      <w:tr>
+        <w:trPr>
+          <w:cantSplit/>
+        </w:trPr>
+        <w:tc>
+          <w:tcPr>
+            <w:tcW w:type="dxa" w:w="9298"/>
+            <w:shd w:val="clear" w:fill="FDF6EC"/>
+            <w:tcBorders>
+              <w:top w:val="nil"/>
+              <w:bottom w:val="nil"/>
+              <w:right w:val="nil"/>
+              <w:left w:val="single" w:sz="18" w:color="C2700C"/>
+            </w:tcBorders>
+          </w:tcPr>
+          <w:p>
+            <w:pPr>
+              <w:spacing w:after="60"/>
+            </w:pPr>
+            <w:r>
+              <w:rPr>
+                <w:b/>
+                <w:color w:val="8A4B08"/>
+                <w:sz w:val="20"/>
+              </w:rPr>
+              <w:t>What the button in the app actually does</w:t>
+            </w:r>
+          </w:p>
+          <w:p>
+            <w:pPr>
+              <w:spacing w:after="60" w:line="276" w:lineRule="auto"/>
+            </w:pPr>
+            <w:r>
+              <w:rPr>
+                <w:b w:val="0"/>
+                <w:i w:val="0"/>
+                <w:sz w:val="20"/>
+              </w:rPr>
+              <w:t xml:space="preserve">It records a decision the EXCO has already taken. Pressing </w:t>
+            </w:r>
+            <w:r>
+              <w:rPr>
+                <w:b w:val="0"/>
+                <w:i/>
+                <w:sz w:val="20"/>
+              </w:rPr>
+              <w:t>Approve</w:t>
+            </w:r>
+            <w:r>
+              <w:rPr>
+                <w:b w:val="0"/>
+                <w:i w:val="0"/>
+                <w:sz w:val="20"/>
+              </w:rPr>
+              <w:t xml:space="preserve"> does not make the budget approved; the meeting did that. What it does is put the agreed figures live, so claims can be charged against them — which is why it is pressed after the meeting and not instead of one.</w:t>
+            </w:r>
+          </w:p>
+          <w:p>
+            <w:pPr>
+              <w:spacing w:after="60" w:line="276" w:lineRule="auto"/>
+            </w:pPr>
+            <w:r>
+              <w:rPr>
+                <w:b w:val="0"/>
+                <w:i w:val="0"/>
+                <w:sz w:val="20"/>
+              </w:rPr>
+              <w:t>Approving before the EXCO has met would make the app disagree with the minute book, and the minute book is the authority.</w:t>
+            </w:r>
+          </w:p>
+        </w:tc>
+      </w:tr>
+    </w:tbl>
+    <w:p>
+      <w:pPr>
+        <w:spacing w:after="80"/>
+      </w:pPr>
     </w:p>
     <w:p>
       <w:pPr>
@@ -11122,6 +11222,35 @@
           <w:i w:val="0"/>
           <w:sz w:val="21"/>
         </w:rPr>
+        <w:t>Hold the meeting.</w:t>
+      </w:r>
+    </w:p>
+    <w:p>
+      <w:pPr>
+        <w:spacing w:after="120"/>
+        <w:ind w:left="510"/>
+      </w:pPr>
+      <w:r>
+        <w:rPr>
+          <w:b w:val="0"/>
+          <w:i w:val="0"/>
+          <w:color w:val="6B7280"/>
+          <w:sz w:val="19"/>
+        </w:rPr>
+        <w:t>Called for the budget alone. The EXCO votes on the proposals, and the decision is minuted.</w:t>
+      </w:r>
+    </w:p>
+    <w:p>
+      <w:pPr>
+        <w:pStyle w:val="ListNumber"/>
+        <w:spacing w:after="40"/>
+      </w:pPr>
+      <w:r>
+        <w:rPr>
+          <w:b/>
+          <w:i w:val="0"/>
+          <w:sz w:val="21"/>
+        </w:rPr>
         <w:t xml:space="preserve">Open </w:t>
       </w:r>
       <w:r>
@@ -11132,7 +11261,7 @@
           <w:color w:val="2F5B9C"/>
           <w:sz w:val="21"/>
         </w:rPr>
-        <w:t>Budget → Ministry Budget</w:t>
+        <w:t>Budget</w:t>
       </w:r>
       <w:r>
         <w:rPr>
@@ -11155,7 +11284,7 @@
           <w:color w:val="6B7280"/>
           <w:sz w:val="19"/>
         </w:rPr>
-        <w:t>Submitted proposals from every ministry are listed together, oldest first.</w:t>
+        <w:t>Submitted proposals from every ministry are listed together, oldest first, so the meeting can work through them without hunting ministry by ministry.</w:t>
       </w:r>
     </w:p>
     <w:p>
@@ -11169,21 +11298,7 @@
           <w:i w:val="0"/>
           <w:sz w:val="21"/>
         </w:rPr>
-        <w:t>Read the ministry's lines and the papers attached to them.</w:t>
-      </w:r>
-    </w:p>
-    <w:p>
-      <w:pPr>
-        <w:pStyle w:val="ListNumber"/>
-        <w:spacing w:after="40"/>
-      </w:pPr>
-      <w:r>
-        <w:rPr>
-          <w:b/>
-          <w:i w:val="0"/>
-          <w:sz w:val="21"/>
-        </w:rPr>
-        <w:t>Approve or reject, with a note.</w:t>
+        <w:t>Record what the meeting decided, with a note.</w:t>
       </w:r>
     </w:p>
     <w:p>
@@ -11198,7 +11313,7 @@
           <w:color w:val="6B7280"/>
           <w:sz w:val="19"/>
         </w:rPr>
-        <w:t>Approving makes the lines live, and claims can then be charged against them. Rejecting unlocks the budget so the ministry can revise it. Your note is what they see.</w:t>
+        <w:t>Approving makes the lines live and claims can then be charged against them. Sending one back unlocks it so the ministry can revise it before the next meeting. Your note is what they see — say what the EXCO asked for.</w:t>
       </w:r>
     </w:p>
     <w:p>
@@ -11211,7 +11326,7 @@
           <w:i w:val="0"/>
           <w:sz w:val="21"/>
         </w:rPr>
-        <w:t>The Finance Executive can also decide a proposal. That is deliberate — it means a budget is never stuck if the Treasurer is away.</w:t>
+        <w:t>The Treasurer normally enters the decision, and the Finance Executive can also do it — so recording a meeting’s resolution is never held up by one person being away. Neither of them is deciding; both are writing down what the EXCO resolved.</w:t>
       </w:r>
     </w:p>
     <w:p>
@@ -14280,7 +14395,7 @@
           <w:i w:val="0"/>
           <w:sz w:val="20"/>
         </w:rPr>
-        <w:t>It has been submitted and is with the Treasurer. It unlocks when they approve or reject it. This is deliberate — the figures should not move while somebody is deciding on them.</w:t>
+        <w:t>It has been submitted and is waiting on the EXCO meeting. It unlocks once the decision is recorded, either way. This is deliberate — the figures should not move while somebody is deciding on them.</w:t>
       </w:r>
     </w:p>
     <w:p>

--- a/docs/LCM Finance Handbook.docx
+++ b/docs/LCM Finance Handbook.docx
@@ -11298,7 +11298,7 @@
           <w:i w:val="0"/>
           <w:sz w:val="21"/>
         </w:rPr>
-        <w:t>Record what the meeting decided, with a note.</w:t>
+        <w:t>Record what the meeting decided.</w:t>
       </w:r>
     </w:p>
     <w:p>
@@ -11313,7 +11313,20 @@
           <w:color w:val="6B7280"/>
           <w:sz w:val="19"/>
         </w:rPr>
-        <w:t>Approving makes the lines live and claims can then be charged against them. Sending one back unlocks it so the ministry can revise it before the next meeting. Your note is what they see — say what the EXCO asked for.</w:t>
+        <w:t>Approving asks for the resolution and the date of the meeting, and will not go through without them. It then makes the lines live and claims can be charged against them. Sending one back unlocks it so the ministry can revise it before the next meeting; your note is what they see, so say what the EXCO asked for.</w:t>
+      </w:r>
+    </w:p>
+    <w:p>
+      <w:pPr>
+        <w:spacing w:after="120" w:line="283" w:lineRule="auto"/>
+      </w:pPr>
+      <w:r>
+        <w:rPr>
+          <w:b w:val="0"/>
+          <w:i w:val="0"/>
+          <w:sz w:val="21"/>
+        </w:rPr>
+        <w:t>The resolution is then shown beside the ministry and year at the head of the budget. Anybody reading the figures can see which meeting made them the budget, which is the point of recording it.</w:t>
       </w:r>
     </w:p>
     <w:p>

--- a/docs/LCM Finance Handbook.docx
+++ b/docs/LCM Finance Handbook.docx
@@ -11313,7 +11313,7 @@
           <w:color w:val="6B7280"/>
           <w:sz w:val="19"/>
         </w:rPr>
-        <w:t>Approving asks for the resolution and the date of the meeting, and will not go through without them. It then makes the lines live and claims can be charged against them. Sending one back unlocks it so the ministry can revise it before the next meeting; your note is what they see, so say what the EXCO asked for.</w:t>
+        <w:t>Approving asks for the resolution and the date of the meeting, and will not go through without them. It then makes the lines live and claims can be charged against them. Sending one back asks for the same two things, that being the meeting’s decision as well, and unlocks the budget so the ministry can revise it before the next meeting; your reason is what they see, so say what the EXCO asked for.</w:t>
       </w:r>
     </w:p>
     <w:p>

--- a/docs/LCM Finance Handbook.docx
+++ b/docs/LCM Finance Handbook.docx
@@ -11091,6 +11091,77 @@
         </w:rPr>
         <w:t>This is intentional: it stops the figures moving underneath the people deciding on them.</w:t>
       </w:r>
+    </w:p>
+    <w:tbl>
+      <w:tblPr>
+        <w:tblW w:type="auto" w:w="0"/>
+        <w:tblLayout w:type="fixed"/>
+        <w:tblLook w:firstColumn="1" w:firstRow="1" w:lastColumn="0" w:lastRow="0" w:noHBand="0" w:noVBand="1" w:val="04A0"/>
+      </w:tblPr>
+      <w:tblGrid>
+        <w:gridCol w:w="9298"/>
+      </w:tblGrid>
+      <w:tr>
+        <w:trPr>
+          <w:cantSplit/>
+        </w:trPr>
+        <w:tc>
+          <w:tcPr>
+            <w:tcW w:type="dxa" w:w="9298"/>
+            <w:shd w:val="clear" w:fill="EEF4FD"/>
+            <w:tcBorders>
+              <w:top w:val="nil"/>
+              <w:bottom w:val="nil"/>
+              <w:right w:val="nil"/>
+              <w:left w:val="single" w:sz="18" w:color="2F5B9C"/>
+            </w:tcBorders>
+          </w:tcPr>
+          <w:p>
+            <w:pPr>
+              <w:spacing w:after="60"/>
+            </w:pPr>
+            <w:r>
+              <w:rPr>
+                <w:b/>
+                <w:color w:val="2F5B9C"/>
+                <w:sz w:val="20"/>
+              </w:rPr>
+              <w:t>Drafting a budget and changing one are different things</w:t>
+            </w:r>
+          </w:p>
+          <w:p>
+            <w:pPr>
+              <w:spacing w:after="60" w:line="276" w:lineRule="auto"/>
+            </w:pPr>
+            <w:r>
+              <w:rPr>
+                <w:b w:val="0"/>
+                <w:i w:val="0"/>
+                <w:sz w:val="20"/>
+              </w:rPr>
+              <w:t>While your budget is a draft the lines are yours: add them, change them and remove them as often as you like, because nobody is reading it yet. The moment you submit, the figures stop moving — the meeting is about to vote on them and they must be the same figures when it does. If something has to change after submitting, ask for the proposal to be sent back.</w:t>
+            </w:r>
+          </w:p>
+          <w:p>
+            <w:pPr>
+              <w:spacing w:after="60" w:line="276" w:lineRule="auto"/>
+            </w:pPr>
+            <w:r>
+              <w:rPr>
+                <w:b w:val="0"/>
+                <w:i w:val="0"/>
+                <w:sz w:val="20"/>
+              </w:rPr>
+              <w:t>Once the EXCO has approved it the lines are live and are no longer yours to edit. The page looks the same and the buttons are in the same places, but what you are doing has changed: you are now asking, and the next section is how that works. The page tells you which of the two you are doing.</w:t>
+            </w:r>
+          </w:p>
+        </w:tc>
+      </w:tr>
+    </w:tbl>
+    <w:p>
+      <w:pPr>
+        <w:spacing w:after="80"/>
+      </w:pPr>
     </w:p>
     <w:p>
       <w:pPr>

--- a/docs/LCM Finance Handbook.docx
+++ b/docs/LCM Finance Handbook.docx
@@ -11598,7 +11598,7 @@
           <w:color w:val="6B7280"/>
           <w:sz w:val="19"/>
         </w:rPr>
-        <w:t>Decided by the Finance Executive, Treasurer, General Manager, Bishop or Secretary. An approved change is applied to the budget immediately. A rejected one keeps its reason on the record.</w:t>
+        <w:t>Decided by the EXCO and recorded by the Finance Executive, Treasurer, General Manager, Bishop or Secretary. Approving or rejecting asks for the meeting’s resolution and its date, because a change to an approved budget changes what the EXCO approved. An approved change is applied to the budget immediately; a rejected one keeps its reason and its resolution on the record.</w:t>
       </w:r>
     </w:p>
     <w:p>

--- a/docs/LCM Finance Handbook.docx
+++ b/docs/LCM Finance Handbook.docx
@@ -2605,7 +2605,7 @@
           <w:i w:val="0"/>
           <w:sz w:val="21"/>
         </w:rPr>
-        <w:t xml:space="preserve"> You are not checking the arithmetic — Finance has done that — and you are not deciding whether the church can afford it, which is the Treasurer’s. The card shows what the payment does to your ministry’s budget before you decide, including when it is </w:t>
+        <w:t xml:space="preserve"> You are not checking the arithmetic — Finance has done that — and you are not deciding whether the church can afford it, which is the Treasurer’s. The card shows what the payment does to your ministry’s budget before you decide. Most of what it can say is ordinary: the line may be finished, in which case the spending comes out of the rest of your allocation, and the project may not be one of those listed in January, which the EXCO’s allocation still covers. Only </w:t>
       </w:r>
       <w:r>
         <w:rPr>
@@ -2613,15 +2613,15 @@
           <w:i/>
           <w:sz w:val="21"/>
         </w:rPr>
-        <w:t>Unbudgeted</w:t>
-      </w:r>
-      <w:r>
-        <w:rPr>
-          <w:b w:val="0"/>
-          <w:i w:val="0"/>
-          <w:sz w:val="21"/>
-        </w:rPr>
-        <w:t>, which is worth a pause rather than a refusal.</w:t>
+        <w:t>Over the allocation</w:t>
+      </w:r>
+      <w:r>
+        <w:rPr>
+          <w:b w:val="0"/>
+          <w:i w:val="0"/>
+          <w:sz w:val="21"/>
+        </w:rPr>
+        <w:t xml:space="preserve"> means the ministry has reached the figure the EXCO voted, and that is worth a pause rather than a refusal.</w:t>
       </w:r>
     </w:p>
     <w:tbl>
@@ -6001,7 +6001,7 @@
           <w:i w:val="0"/>
           <w:sz w:val="21"/>
         </w:rPr>
-        <w:t xml:space="preserve">Each card carries a chip saying how the payment sits against its budget — </w:t>
+        <w:t xml:space="preserve">Each card carries a chip saying how the payment sits against its budget. Four things it can say, and only one of them is a problem: </w:t>
       </w:r>
       <w:r>
         <w:rPr>
@@ -6025,15 +6025,15 @@
           <w:i/>
           <w:sz w:val="21"/>
         </w:rPr>
-        <w:t>Over budget</w:t>
-      </w:r>
-      <w:r>
-        <w:rPr>
-          <w:b w:val="0"/>
-          <w:i w:val="0"/>
-          <w:sz w:val="21"/>
-        </w:rPr>
-        <w:t xml:space="preserve"> by how much, or </w:t>
+        <w:t>Drawn from the ministry</w:t>
+      </w:r>
+      <w:r>
+        <w:rPr>
+          <w:b w:val="0"/>
+          <w:i w:val="0"/>
+          <w:sz w:val="21"/>
+        </w:rPr>
+        <w:t xml:space="preserve"> when that project’s line is finished and the rest of the ministry’s allocation covers it, </w:t>
       </w:r>
       <w:r>
         <w:rPr>
@@ -6041,15 +6041,31 @@
           <w:i/>
           <w:sz w:val="21"/>
         </w:rPr>
-        <w:t>Unbudgeted</w:t>
-      </w:r>
-      <w:r>
-        <w:rPr>
-          <w:b w:val="0"/>
-          <w:i w:val="0"/>
-          <w:sz w:val="21"/>
-        </w:rPr>
-        <w:t xml:space="preserve">. </w:t>
+        <w:t>Not in the outline</w:t>
+      </w:r>
+      <w:r>
+        <w:rPr>
+          <w:b w:val="0"/>
+          <w:i w:val="0"/>
+          <w:sz w:val="21"/>
+        </w:rPr>
+        <w:t xml:space="preserve"> when the project was never listed, and </w:t>
+      </w:r>
+      <w:r>
+        <w:rPr>
+          <w:b w:val="0"/>
+          <w:i/>
+          <w:sz w:val="21"/>
+        </w:rPr>
+        <w:t>Over the allocation</w:t>
+      </w:r>
+      <w:r>
+        <w:rPr>
+          <w:b w:val="0"/>
+          <w:i w:val="0"/>
+          <w:sz w:val="21"/>
+        </w:rPr>
+        <w:t xml:space="preserve"> by how much — which means the ministry has reached the figure the EXCO voted. </w:t>
       </w:r>
       <w:r>
         <w:rPr>
@@ -6065,7 +6081,20 @@
           <w:i w:val="0"/>
           <w:sz w:val="21"/>
         </w:rPr>
-        <w:t>, naming the exact line in that ministry’s budget and showing what was approved, what has been spent, what is committed but not yet paid, and what would remain if you sign. The ministry’s overall position is underneath it.</w:t>
+        <w:t>, naming the exact line in that ministry’s budget and showing what was approved, what has been spent, what is committed but not yet paid, and what would remain if you sign. The ministry’s overall position is underneath it, against the allocation the EXCO approved.</w:t>
+      </w:r>
+    </w:p>
+    <w:p>
+      <w:pPr>
+        <w:spacing w:after="120" w:line="283" w:lineRule="auto"/>
+      </w:pPr>
+      <w:r>
+        <w:rPr>
+          <w:b w:val="0"/>
+          <w:i w:val="0"/>
+          <w:sz w:val="21"/>
+        </w:rPr>
+        <w:t>The EXCO votes each ministry an allocation and agrees in general terms what it is for; it does not approve the individual projects. So a ministry’s lines are an outline, they may add up to less than the allocation, and the remainder stays available for what was too early to plan. Raising the allocation itself takes an EXCO resolution.</w:t>
       </w:r>
     </w:p>
     <w:p>
